--- a/P8/uploads/08. PHP - Konsep Form Upload.docx
+++ b/P8/uploads/08. PHP - Konsep Form Upload.docx
@@ -989,6 +989,28 @@
     <w:p>
       <w:pPr>
         <w:spacing w:line="285" w:lineRule="exact"/>
+        <w:jc w:val="both"/>
+        <w:rPr>
+          <w:rFonts w:ascii="system-ui" w:eastAsia="system-ui" w:hAnsi="system-ui" w:cs="system-ui"/>
+          <w:sz w:val="24"/>
+          <w:szCs w:val="24"/>
+        </w:rPr>
+      </w:pPr>
+    </w:p>
+    <w:p>
+      <w:pPr>
+        <w:spacing w:line="285" w:lineRule="exact"/>
+        <w:jc w:val="both"/>
+        <w:rPr>
+          <w:rFonts w:ascii="system-ui" w:eastAsia="system-ui" w:hAnsi="system-ui" w:cs="system-ui"/>
+          <w:sz w:val="24"/>
+          <w:szCs w:val="24"/>
+        </w:rPr>
+      </w:pPr>
+    </w:p>
+    <w:p>
+      <w:pPr>
+        <w:spacing w:line="285" w:lineRule="exact"/>
         <w:jc w:val="center"/>
       </w:pPr>
       <w:r>
@@ -996,7 +1018,7 @@
           <w:noProof/>
         </w:rPr>
         <w:drawing>
-          <wp:inline distT="0" distB="0" distL="0" distR="0" wp14:anchorId="26C383FE" wp14:editId="0ACAB6F3">
+          <wp:inline distT="0" distB="0" distL="0" distR="0" wp14:anchorId="26C383FE" wp14:editId="46CBFA8C">
             <wp:extent cx="4572000" cy="2105025"/>
             <wp:effectExtent l="0" t="0" r="0" b="0"/>
             <wp:docPr id="399038467" name="Picture 399038467"/>
@@ -1437,6 +1459,7 @@
           <w:sz w:val="24"/>
           <w:szCs w:val="24"/>
         </w:rPr>
+        <w:lastRenderedPageBreak/>
         <w:t xml:space="preserve">Ketika pengguna </w:t>
       </w:r>
       <w:proofErr w:type="spellStart"/>
@@ -1692,7 +1715,6 @@
           <w:sz w:val="24"/>
           <w:szCs w:val="24"/>
         </w:rPr>
-        <w:lastRenderedPageBreak/>
         <w:t>move_uploaded_file</w:t>
       </w:r>
       <w:proofErr w:type="spellEnd"/>
@@ -2544,7 +2566,6 @@
           </w:tcPr>
           <w:p>
             <w:pPr>
-              <w:jc w:val="both"/>
               <w:rPr>
                 <w:rFonts w:ascii="Times New Roman" w:eastAsia="Times New Roman" w:hAnsi="Times New Roman" w:cs="Times New Roman"/>
                 <w:color w:val="FF0000"/>
@@ -2774,7 +2795,6 @@
                 <w:numId w:val="25"/>
               </w:numPr>
               <w:ind w:left="421" w:hanging="421"/>
-              <w:jc w:val="both"/>
               <w:rPr>
                 <w:rFonts w:ascii="Times New Roman" w:eastAsia="Times New Roman" w:hAnsi="Times New Roman" w:cs="Times New Roman"/>
                 <w:color w:val="FF0000"/>
@@ -2831,7 +2851,6 @@
           </w:p>
           <w:p>
             <w:pPr>
-              <w:jc w:val="both"/>
               <w:rPr>
                 <w:rFonts w:ascii="Courier New" w:eastAsia="Courier New" w:hAnsi="Courier New" w:cs="Courier New"/>
                 <w:color w:val="000000" w:themeColor="text1"/>
@@ -2882,29 +2901,6 @@
           </w:p>
           <w:p>
             <w:pPr>
-              <w:jc w:val="both"/>
-              <w:rPr>
-                <w:rFonts w:ascii="Courier New" w:eastAsia="Courier New" w:hAnsi="Courier New" w:cs="Courier New"/>
-                <w:color w:val="000000" w:themeColor="text1"/>
-                <w:sz w:val="24"/>
-                <w:szCs w:val="24"/>
-              </w:rPr>
-            </w:pPr>
-          </w:p>
-          <w:p>
-            <w:pPr>
-              <w:jc w:val="both"/>
-              <w:rPr>
-                <w:rFonts w:ascii="Courier New" w:eastAsia="Courier New" w:hAnsi="Courier New" w:cs="Courier New"/>
-                <w:color w:val="000000" w:themeColor="text1"/>
-                <w:sz w:val="24"/>
-                <w:szCs w:val="24"/>
-              </w:rPr>
-            </w:pPr>
-          </w:p>
-          <w:p>
-            <w:pPr>
-              <w:jc w:val="both"/>
               <w:rPr>
                 <w:rFonts w:ascii="Courier New" w:eastAsia="Courier New" w:hAnsi="Courier New" w:cs="Courier New"/>
                 <w:color w:val="000000" w:themeColor="text1"/>
@@ -2921,7 +2917,6 @@
                 <w:numId w:val="25"/>
               </w:numPr>
               <w:ind w:left="421" w:hanging="425"/>
-              <w:jc w:val="both"/>
               <w:rPr>
                 <w:rFonts w:ascii="Times New Roman" w:eastAsia="Courier New" w:hAnsi="Times New Roman" w:cs="Times New Roman"/>
                 <w:color w:val="000000" w:themeColor="text1"/>
@@ -3033,7 +3028,6 @@
           </w:p>
           <w:p>
             <w:pPr>
-              <w:jc w:val="both"/>
               <w:rPr>
                 <w:rFonts w:ascii="Times New Roman" w:eastAsia="Courier New" w:hAnsi="Times New Roman" w:cs="Times New Roman"/>
                 <w:color w:val="000000" w:themeColor="text1"/>
@@ -3091,7 +3085,6 @@
                 <w:numId w:val="25"/>
               </w:numPr>
               <w:ind w:left="421" w:hanging="421"/>
-              <w:jc w:val="both"/>
               <w:rPr>
                 <w:rFonts w:ascii="Times New Roman" w:eastAsia="Courier New" w:hAnsi="Times New Roman" w:cs="Times New Roman"/>
                 <w:color w:val="000000" w:themeColor="text1"/>
@@ -3162,7 +3155,6 @@
           </w:p>
           <w:p>
             <w:pPr>
-              <w:jc w:val="both"/>
               <w:rPr>
                 <w:rFonts w:ascii="Times New Roman" w:eastAsia="Courier New" w:hAnsi="Times New Roman" w:cs="Times New Roman"/>
                 <w:color w:val="000000" w:themeColor="text1"/>
@@ -3172,14 +3164,13 @@
             </w:pPr>
             <w:r>
               <w:rPr>
-                <w:rFonts w:ascii="Times New Roman" w:hAnsi="Times New Roman" w:cs="Times New Roman"/>
                 <w:noProof/>
               </w:rPr>
               <w:drawing>
-                <wp:inline distT="0" distB="0" distL="0" distR="0" wp14:anchorId="63B53706" wp14:editId="6A79207E">
-                  <wp:extent cx="3800475" cy="732622"/>
+                <wp:inline distT="0" distB="0" distL="0" distR="0" wp14:anchorId="4C36BE00" wp14:editId="6B23D592">
+                  <wp:extent cx="4000500" cy="952500"/>
                   <wp:effectExtent l="0" t="0" r="0" b="0"/>
-                  <wp:docPr id="1078976867" name="Picture 1"/>
+                  <wp:docPr id="744958727" name="Picture 1"/>
                   <wp:cNvGraphicFramePr>
                     <a:graphicFrameLocks xmlns:a="http://schemas.openxmlformats.org/drawingml/2006/main" noChangeAspect="1"/>
                   </wp:cNvGraphicFramePr>
@@ -3187,7 +3178,7 @@
                     <a:graphicData uri="http://schemas.openxmlformats.org/drawingml/2006/picture">
                       <pic:pic xmlns:pic="http://schemas.openxmlformats.org/drawingml/2006/picture">
                         <pic:nvPicPr>
-                          <pic:cNvPr id="1078976867" name=""/>
+                          <pic:cNvPr id="744958727" name=""/>
                           <pic:cNvPicPr/>
                         </pic:nvPicPr>
                         <pic:blipFill>
@@ -3199,7 +3190,7 @@
                         <pic:spPr>
                           <a:xfrm>
                             <a:off x="0" y="0"/>
-                            <a:ext cx="3815435" cy="735506"/>
+                            <a:ext cx="4000500" cy="952500"/>
                           </a:xfrm>
                           <a:prstGeom prst="rect">
                             <a:avLst/>
@@ -3220,9 +3211,8 @@
                 <w:numId w:val="25"/>
               </w:numPr>
               <w:ind w:left="421" w:hanging="421"/>
-              <w:jc w:val="both"/>
-              <w:rPr>
-                <w:rFonts w:ascii="Times New Roman" w:eastAsia="Courier New" w:hAnsi="Times New Roman" w:cs="Times New Roman"/>
+              <w:rPr>
+                <w:rFonts w:ascii="Courier New" w:eastAsia="Courier New" w:hAnsi="Courier New" w:cs="Courier New"/>
                 <w:color w:val="000000" w:themeColor="text1"/>
                 <w:sz w:val="24"/>
                 <w:szCs w:val="24"/>
@@ -3286,19 +3276,37 @@
                 <w:sz w:val="24"/>
                 <w:szCs w:val="24"/>
               </w:rPr>
-              <w:t xml:space="preserve">, maka akan muncul </w:t>
-            </w:r>
-            <w:proofErr w:type="spellStart"/>
-            <w:r>
-              <w:rPr>
-                <w:rFonts w:ascii="Times New Roman" w:eastAsia="Courier New" w:hAnsi="Times New Roman" w:cs="Times New Roman"/>
-                <w:color w:val="000000" w:themeColor="text1"/>
-                <w:sz w:val="24"/>
-                <w:szCs w:val="24"/>
-              </w:rPr>
-              <w:t>file</w:t>
-            </w:r>
-            <w:proofErr w:type="spellEnd"/>
+              <w:t xml:space="preserve">, </w:t>
+            </w:r>
+            <w:r>
+              <w:rPr>
+                <w:rFonts w:ascii="Times New Roman" w:eastAsia="Courier New" w:hAnsi="Times New Roman" w:cs="Times New Roman"/>
+                <w:color w:val="000000" w:themeColor="text1"/>
+                <w:sz w:val="24"/>
+                <w:szCs w:val="24"/>
+              </w:rPr>
+              <w:t xml:space="preserve">maka </w:t>
+            </w:r>
+            <w:proofErr w:type="spellStart"/>
+            <w:r>
+              <w:rPr>
+                <w:rFonts w:ascii="Times New Roman" w:eastAsia="Courier New" w:hAnsi="Times New Roman" w:cs="Times New Roman"/>
+                <w:color w:val="000000" w:themeColor="text1"/>
+                <w:sz w:val="24"/>
+                <w:szCs w:val="24"/>
+              </w:rPr>
+              <w:t>outputnya</w:t>
+            </w:r>
+            <w:proofErr w:type="spellEnd"/>
+            <w:r>
+              <w:rPr>
+                <w:rFonts w:ascii="Times New Roman" w:eastAsia="Courier New" w:hAnsi="Times New Roman" w:cs="Times New Roman"/>
+                <w:color w:val="000000" w:themeColor="text1"/>
+                <w:sz w:val="24"/>
+                <w:szCs w:val="24"/>
+              </w:rPr>
+              <w:t xml:space="preserve"> seperti pada gambar</w:t>
+            </w:r>
             <w:r>
               <w:rPr>
                 <w:rFonts w:ascii="Times New Roman" w:eastAsia="Courier New" w:hAnsi="Times New Roman" w:cs="Times New Roman"/>
@@ -3308,144 +3316,9 @@
               </w:rPr>
               <w:t xml:space="preserve"> </w:t>
             </w:r>
-            <w:proofErr w:type="spellStart"/>
-            <w:r>
-              <w:rPr>
-                <w:rFonts w:ascii="Times New Roman" w:eastAsia="Courier New" w:hAnsi="Times New Roman" w:cs="Times New Roman"/>
-                <w:color w:val="000000" w:themeColor="text1"/>
-                <w:sz w:val="24"/>
-                <w:szCs w:val="24"/>
-              </w:rPr>
-              <w:t>upload</w:t>
-            </w:r>
-            <w:r>
-              <w:rPr>
-                <w:rFonts w:ascii="Times New Roman" w:eastAsia="Courier New" w:hAnsi="Times New Roman" w:cs="Times New Roman"/>
-                <w:color w:val="000000" w:themeColor="text1"/>
-                <w:sz w:val="24"/>
-                <w:szCs w:val="24"/>
-              </w:rPr>
-              <w:t>.php</w:t>
-            </w:r>
-            <w:proofErr w:type="spellEnd"/>
-            <w:r>
-              <w:rPr>
-                <w:rFonts w:ascii="Times New Roman" w:eastAsia="Courier New" w:hAnsi="Times New Roman" w:cs="Times New Roman"/>
-                <w:color w:val="000000" w:themeColor="text1"/>
-                <w:sz w:val="24"/>
-                <w:szCs w:val="24"/>
-              </w:rPr>
-              <w:t xml:space="preserve"> namun</w:t>
-            </w:r>
-            <w:r>
-              <w:rPr>
-                <w:rFonts w:ascii="Times New Roman" w:eastAsia="Courier New" w:hAnsi="Times New Roman" w:cs="Times New Roman"/>
-                <w:color w:val="000000" w:themeColor="text1"/>
-                <w:sz w:val="24"/>
-                <w:szCs w:val="24"/>
-              </w:rPr>
-              <w:t xml:space="preserve"> pada server</w:t>
-            </w:r>
-            <w:r>
-              <w:rPr>
-                <w:rFonts w:ascii="Times New Roman" w:eastAsia="Courier New" w:hAnsi="Times New Roman" w:cs="Times New Roman"/>
-                <w:color w:val="000000" w:themeColor="text1"/>
-                <w:sz w:val="24"/>
-                <w:szCs w:val="24"/>
-              </w:rPr>
-              <w:t xml:space="preserve"> tidak ad</w:t>
-            </w:r>
-            <w:r>
-              <w:rPr>
-                <w:rFonts w:ascii="Times New Roman" w:eastAsia="Courier New" w:hAnsi="Times New Roman" w:cs="Times New Roman"/>
-                <w:color w:val="000000" w:themeColor="text1"/>
-                <w:sz w:val="24"/>
-                <w:szCs w:val="24"/>
-              </w:rPr>
-              <w:t>6</w:t>
-            </w:r>
-            <w:r>
-              <w:rPr>
-                <w:rFonts w:ascii="Times New Roman" w:eastAsia="Courier New" w:hAnsi="Times New Roman" w:cs="Times New Roman"/>
-                <w:color w:val="000000" w:themeColor="text1"/>
-                <w:sz w:val="24"/>
-                <w:szCs w:val="24"/>
-              </w:rPr>
-              <w:t xml:space="preserve">a </w:t>
-            </w:r>
-            <w:proofErr w:type="spellStart"/>
-            <w:r>
-              <w:rPr>
-                <w:rFonts w:ascii="Times New Roman" w:eastAsia="Courier New" w:hAnsi="Times New Roman" w:cs="Times New Roman"/>
-                <w:color w:val="000000" w:themeColor="text1"/>
-                <w:sz w:val="24"/>
-                <w:szCs w:val="24"/>
-              </w:rPr>
-              <w:t>output</w:t>
-            </w:r>
-            <w:r>
-              <w:rPr>
-                <w:rFonts w:ascii="Times New Roman" w:eastAsia="Courier New" w:hAnsi="Times New Roman" w:cs="Times New Roman"/>
-                <w:color w:val="000000" w:themeColor="text1"/>
-                <w:sz w:val="24"/>
-                <w:szCs w:val="24"/>
-              </w:rPr>
-              <w:t>nya</w:t>
-            </w:r>
-            <w:proofErr w:type="spellEnd"/>
-            <w:r>
-              <w:rPr>
-                <w:rFonts w:ascii="Times New Roman" w:eastAsia="Courier New" w:hAnsi="Times New Roman" w:cs="Times New Roman"/>
-                <w:color w:val="000000" w:themeColor="text1"/>
-                <w:sz w:val="24"/>
-                <w:szCs w:val="24"/>
-              </w:rPr>
-              <w:t xml:space="preserve"> yang seperti pada gambar karena </w:t>
-            </w:r>
-            <w:r>
-              <w:rPr>
-                <w:rFonts w:ascii="Times New Roman" w:eastAsia="Courier New" w:hAnsi="Times New Roman" w:cs="Times New Roman"/>
-                <w:color w:val="000000" w:themeColor="text1"/>
-                <w:sz w:val="24"/>
-                <w:szCs w:val="24"/>
-              </w:rPr>
-              <w:t xml:space="preserve">pada kode program belum dibuat </w:t>
-            </w:r>
-            <w:proofErr w:type="spellStart"/>
-            <w:r>
-              <w:rPr>
-                <w:rFonts w:ascii="Times New Roman" w:eastAsia="Courier New" w:hAnsi="Times New Roman" w:cs="Times New Roman"/>
-                <w:color w:val="000000" w:themeColor="text1"/>
-                <w:sz w:val="24"/>
-                <w:szCs w:val="24"/>
-              </w:rPr>
-              <w:t>file</w:t>
-            </w:r>
-            <w:proofErr w:type="spellEnd"/>
-            <w:r>
-              <w:rPr>
-                <w:rFonts w:ascii="Times New Roman" w:eastAsia="Courier New" w:hAnsi="Times New Roman" w:cs="Times New Roman"/>
-                <w:color w:val="000000" w:themeColor="text1"/>
-                <w:sz w:val="24"/>
-                <w:szCs w:val="24"/>
-              </w:rPr>
-              <w:t xml:space="preserve"> </w:t>
-            </w:r>
-            <w:proofErr w:type="spellStart"/>
-            <w:r>
-              <w:rPr>
-                <w:rFonts w:ascii="Times New Roman" w:eastAsia="Courier New" w:hAnsi="Times New Roman" w:cs="Times New Roman"/>
-                <w:color w:val="000000" w:themeColor="text1"/>
-                <w:sz w:val="24"/>
-                <w:szCs w:val="24"/>
-              </w:rPr>
-              <w:t>upload.php</w:t>
-            </w:r>
-            <w:proofErr w:type="spellEnd"/>
           </w:p>
           <w:p>
             <w:pPr>
-              <w:jc w:val="both"/>
               <w:rPr>
                 <w:rFonts w:ascii="Courier New" w:eastAsia="Courier New" w:hAnsi="Courier New" w:cs="Courier New"/>
                 <w:color w:val="000000" w:themeColor="text1"/>
@@ -3458,10 +3331,10 @@
                 <w:noProof/>
               </w:rPr>
               <w:drawing>
-                <wp:inline distT="0" distB="0" distL="0" distR="0" wp14:anchorId="71A3A43B" wp14:editId="2DE07048">
-                  <wp:extent cx="3810000" cy="1304925"/>
-                  <wp:effectExtent l="0" t="0" r="0" b="9525"/>
-                  <wp:docPr id="1582703679" name="Picture 1"/>
+                <wp:inline distT="0" distB="0" distL="0" distR="0" wp14:anchorId="3AD41085" wp14:editId="748AA198">
+                  <wp:extent cx="3781425" cy="876300"/>
+                  <wp:effectExtent l="0" t="0" r="9525" b="0"/>
+                  <wp:docPr id="505344610" name="Picture 1"/>
                   <wp:cNvGraphicFramePr>
                     <a:graphicFrameLocks xmlns:a="http://schemas.openxmlformats.org/drawingml/2006/main" noChangeAspect="1"/>
                   </wp:cNvGraphicFramePr>
@@ -3469,7 +3342,7 @@
                     <a:graphicData uri="http://schemas.openxmlformats.org/drawingml/2006/picture">
                       <pic:pic xmlns:pic="http://schemas.openxmlformats.org/drawingml/2006/picture">
                         <pic:nvPicPr>
-                          <pic:cNvPr id="1582703679" name=""/>
+                          <pic:cNvPr id="505344610" name=""/>
                           <pic:cNvPicPr/>
                         </pic:nvPicPr>
                         <pic:blipFill>
@@ -3481,7 +3354,7 @@
                         <pic:spPr>
                           <a:xfrm>
                             <a:off x="0" y="0"/>
-                            <a:ext cx="3810000" cy="1304925"/>
+                            <a:ext cx="3781425" cy="876300"/>
                           </a:xfrm>
                           <a:prstGeom prst="rect">
                             <a:avLst/>
@@ -3492,6 +3365,1259 @@
                   </a:graphic>
                 </wp:inline>
               </w:drawing>
+            </w:r>
+          </w:p>
+          <w:p>
+            <w:pPr>
+              <w:pStyle w:val="ListParagraph"/>
+              <w:numPr>
+                <w:ilvl w:val="0"/>
+                <w:numId w:val="25"/>
+              </w:numPr>
+              <w:ind w:left="421" w:hanging="425"/>
+              <w:rPr>
+                <w:rFonts w:ascii="Times New Roman" w:eastAsia="Times New Roman" w:hAnsi="Times New Roman" w:cs="Times New Roman"/>
+                <w:sz w:val="24"/>
+                <w:szCs w:val="24"/>
+              </w:rPr>
+            </w:pPr>
+            <w:r>
+              <w:rPr>
+                <w:rFonts w:ascii="Times New Roman" w:eastAsia="Times New Roman" w:hAnsi="Times New Roman" w:cs="Times New Roman"/>
+                <w:sz w:val="24"/>
+                <w:szCs w:val="24"/>
+              </w:rPr>
+              <w:t>Folder yang berhasil diunggah maka akan muncul seperti pada gambar</w:t>
+            </w:r>
+          </w:p>
+          <w:p>
+            <w:pPr>
+              <w:rPr>
+                <w:rFonts w:ascii="Courier New" w:eastAsia="Courier New" w:hAnsi="Courier New" w:cs="Courier New"/>
+                <w:color w:val="000000" w:themeColor="text1"/>
+                <w:sz w:val="24"/>
+                <w:szCs w:val="24"/>
+              </w:rPr>
+            </w:pPr>
+            <w:r>
+              <w:rPr>
+                <w:noProof/>
+              </w:rPr>
+              <w:drawing>
+                <wp:inline distT="0" distB="0" distL="0" distR="0" wp14:anchorId="4ECE6BE5" wp14:editId="600E0F93">
+                  <wp:extent cx="2524125" cy="619125"/>
+                  <wp:effectExtent l="0" t="0" r="9525" b="9525"/>
+                  <wp:docPr id="1398383408" name="Picture 1"/>
+                  <wp:cNvGraphicFramePr>
+                    <a:graphicFrameLocks xmlns:a="http://schemas.openxmlformats.org/drawingml/2006/main" noChangeAspect="1"/>
+                  </wp:cNvGraphicFramePr>
+                  <a:graphic xmlns:a="http://schemas.openxmlformats.org/drawingml/2006/main">
+                    <a:graphicData uri="http://schemas.openxmlformats.org/drawingml/2006/picture">
+                      <pic:pic xmlns:pic="http://schemas.openxmlformats.org/drawingml/2006/picture">
+                        <pic:nvPicPr>
+                          <pic:cNvPr id="1398383408" name=""/>
+                          <pic:cNvPicPr/>
+                        </pic:nvPicPr>
+                        <pic:blipFill>
+                          <a:blip r:embed="rId12"/>
+                          <a:stretch>
+                            <a:fillRect/>
+                          </a:stretch>
+                        </pic:blipFill>
+                        <pic:spPr>
+                          <a:xfrm>
+                            <a:off x="0" y="0"/>
+                            <a:ext cx="2524125" cy="619125"/>
+                          </a:xfrm>
+                          <a:prstGeom prst="rect">
+                            <a:avLst/>
+                          </a:prstGeom>
+                        </pic:spPr>
+                      </pic:pic>
+                    </a:graphicData>
+                  </a:graphic>
+                </wp:inline>
+              </w:drawing>
+            </w:r>
+          </w:p>
+          <w:p>
+            <w:pPr>
+              <w:rPr>
+                <w:rFonts w:ascii="Times New Roman" w:eastAsia="Courier New" w:hAnsi="Times New Roman" w:cs="Times New Roman"/>
+                <w:color w:val="000000" w:themeColor="text1"/>
+                <w:sz w:val="24"/>
+                <w:szCs w:val="24"/>
+              </w:rPr>
+            </w:pPr>
+            <w:r>
+              <w:rPr>
+                <w:rFonts w:ascii="Times New Roman" w:eastAsia="Courier New" w:hAnsi="Times New Roman" w:cs="Times New Roman"/>
+                <w:b/>
+                <w:bCs/>
+                <w:color w:val="000000" w:themeColor="text1"/>
+                <w:sz w:val="24"/>
+                <w:szCs w:val="24"/>
+              </w:rPr>
+              <w:t xml:space="preserve">Bagian HTML ini berfungsi untuk membuat sebuah formulir unggah </w:t>
+            </w:r>
+            <w:proofErr w:type="spellStart"/>
+            <w:r>
+              <w:rPr>
+                <w:rFonts w:ascii="Times New Roman" w:eastAsia="Courier New" w:hAnsi="Times New Roman" w:cs="Times New Roman"/>
+                <w:b/>
+                <w:bCs/>
+                <w:color w:val="000000" w:themeColor="text1"/>
+                <w:sz w:val="24"/>
+                <w:szCs w:val="24"/>
+              </w:rPr>
+              <w:t>file</w:t>
+            </w:r>
+            <w:proofErr w:type="spellEnd"/>
+            <w:r>
+              <w:rPr>
+                <w:rFonts w:ascii="Times New Roman" w:eastAsia="Courier New" w:hAnsi="Times New Roman" w:cs="Times New Roman"/>
+                <w:b/>
+                <w:bCs/>
+                <w:color w:val="000000" w:themeColor="text1"/>
+                <w:sz w:val="24"/>
+                <w:szCs w:val="24"/>
+              </w:rPr>
+              <w:t xml:space="preserve">, yaitu </w:t>
+            </w:r>
+            <w:r>
+              <w:rPr>
+                <w:rFonts w:ascii="Times New Roman" w:eastAsia="Courier New" w:hAnsi="Times New Roman" w:cs="Times New Roman"/>
+                <w:b/>
+                <w:bCs/>
+                <w:color w:val="000000" w:themeColor="text1"/>
+                <w:sz w:val="24"/>
+                <w:szCs w:val="24"/>
+              </w:rPr>
+              <w:t>:</w:t>
+            </w:r>
+          </w:p>
+          <w:p>
+            <w:pPr>
+              <w:numPr>
+                <w:ilvl w:val="0"/>
+                <w:numId w:val="29"/>
+              </w:numPr>
+              <w:ind w:left="279" w:hanging="283"/>
+              <w:rPr>
+                <w:rFonts w:ascii="Times New Roman" w:eastAsia="Courier New" w:hAnsi="Times New Roman" w:cs="Times New Roman"/>
+                <w:color w:val="000000" w:themeColor="text1"/>
+                <w:sz w:val="24"/>
+                <w:szCs w:val="24"/>
+              </w:rPr>
+            </w:pPr>
+            <w:proofErr w:type="spellStart"/>
+            <w:r>
+              <w:rPr>
+                <w:rFonts w:ascii="Times New Roman" w:eastAsia="Courier New" w:hAnsi="Times New Roman" w:cs="Times New Roman"/>
+                <w:color w:val="000000" w:themeColor="text1"/>
+                <w:sz w:val="24"/>
+                <w:szCs w:val="24"/>
+              </w:rPr>
+              <w:t>action</w:t>
+            </w:r>
+            <w:proofErr w:type="spellEnd"/>
+            <w:r>
+              <w:rPr>
+                <w:rFonts w:ascii="Times New Roman" w:eastAsia="Courier New" w:hAnsi="Times New Roman" w:cs="Times New Roman"/>
+                <w:color w:val="000000" w:themeColor="text1"/>
+                <w:sz w:val="24"/>
+                <w:szCs w:val="24"/>
+              </w:rPr>
+              <w:t>="</w:t>
+            </w:r>
+            <w:proofErr w:type="spellStart"/>
+            <w:r>
+              <w:rPr>
+                <w:rFonts w:ascii="Times New Roman" w:eastAsia="Courier New" w:hAnsi="Times New Roman" w:cs="Times New Roman"/>
+                <w:color w:val="000000" w:themeColor="text1"/>
+                <w:sz w:val="24"/>
+                <w:szCs w:val="24"/>
+              </w:rPr>
+              <w:t>upload.php</w:t>
+            </w:r>
+            <w:proofErr w:type="spellEnd"/>
+            <w:r>
+              <w:rPr>
+                <w:rFonts w:ascii="Times New Roman" w:eastAsia="Courier New" w:hAnsi="Times New Roman" w:cs="Times New Roman"/>
+                <w:color w:val="000000" w:themeColor="text1"/>
+                <w:sz w:val="24"/>
+                <w:szCs w:val="24"/>
+              </w:rPr>
+              <w:t>"</w:t>
+            </w:r>
+            <w:r>
+              <w:rPr>
+                <w:rFonts w:ascii="Times New Roman" w:eastAsia="Courier New" w:hAnsi="Times New Roman" w:cs="Times New Roman"/>
+                <w:color w:val="000000" w:themeColor="text1"/>
+                <w:sz w:val="24"/>
+                <w:szCs w:val="24"/>
+              </w:rPr>
+              <w:t xml:space="preserve"> </w:t>
+            </w:r>
+            <w:r>
+              <w:rPr>
+                <w:rFonts w:ascii="Times New Roman" w:eastAsia="Courier New" w:hAnsi="Times New Roman" w:cs="Times New Roman"/>
+                <w:color w:val="000000" w:themeColor="text1"/>
+                <w:sz w:val="24"/>
+                <w:szCs w:val="24"/>
+              </w:rPr>
+              <w:t>: Ketika formulir ini dikirim (</w:t>
+            </w:r>
+            <w:proofErr w:type="spellStart"/>
+            <w:r>
+              <w:rPr>
+                <w:rFonts w:ascii="Times New Roman" w:eastAsia="Courier New" w:hAnsi="Times New Roman" w:cs="Times New Roman"/>
+                <w:color w:val="000000" w:themeColor="text1"/>
+                <w:sz w:val="24"/>
+                <w:szCs w:val="24"/>
+              </w:rPr>
+              <w:t>disubmit</w:t>
+            </w:r>
+            <w:proofErr w:type="spellEnd"/>
+            <w:r>
+              <w:rPr>
+                <w:rFonts w:ascii="Times New Roman" w:eastAsia="Courier New" w:hAnsi="Times New Roman" w:cs="Times New Roman"/>
+                <w:color w:val="000000" w:themeColor="text1"/>
+                <w:sz w:val="24"/>
+                <w:szCs w:val="24"/>
+              </w:rPr>
+              <w:t xml:space="preserve">), data yang ada di dalamnya akan dikirim ke </w:t>
+            </w:r>
+            <w:proofErr w:type="spellStart"/>
+            <w:r>
+              <w:rPr>
+                <w:rFonts w:ascii="Times New Roman" w:eastAsia="Courier New" w:hAnsi="Times New Roman" w:cs="Times New Roman"/>
+                <w:color w:val="000000" w:themeColor="text1"/>
+                <w:sz w:val="24"/>
+                <w:szCs w:val="24"/>
+              </w:rPr>
+              <w:t>file</w:t>
+            </w:r>
+            <w:proofErr w:type="spellEnd"/>
+            <w:r>
+              <w:rPr>
+                <w:rFonts w:ascii="Times New Roman" w:eastAsia="Courier New" w:hAnsi="Times New Roman" w:cs="Times New Roman"/>
+                <w:color w:val="000000" w:themeColor="text1"/>
+                <w:sz w:val="24"/>
+                <w:szCs w:val="24"/>
+              </w:rPr>
+              <w:t xml:space="preserve"> PHP bernama </w:t>
+            </w:r>
+            <w:proofErr w:type="spellStart"/>
+            <w:r>
+              <w:rPr>
+                <w:rFonts w:ascii="Times New Roman" w:eastAsia="Courier New" w:hAnsi="Times New Roman" w:cs="Times New Roman"/>
+                <w:color w:val="000000" w:themeColor="text1"/>
+                <w:sz w:val="24"/>
+                <w:szCs w:val="24"/>
+              </w:rPr>
+              <w:t>upload.php</w:t>
+            </w:r>
+            <w:proofErr w:type="spellEnd"/>
+            <w:r>
+              <w:rPr>
+                <w:rFonts w:ascii="Times New Roman" w:eastAsia="Courier New" w:hAnsi="Times New Roman" w:cs="Times New Roman"/>
+                <w:color w:val="000000" w:themeColor="text1"/>
+                <w:sz w:val="24"/>
+                <w:szCs w:val="24"/>
+              </w:rPr>
+              <w:t>.</w:t>
+            </w:r>
+          </w:p>
+          <w:p>
+            <w:pPr>
+              <w:numPr>
+                <w:ilvl w:val="0"/>
+                <w:numId w:val="29"/>
+              </w:numPr>
+              <w:ind w:left="279" w:hanging="283"/>
+              <w:rPr>
+                <w:rFonts w:ascii="Times New Roman" w:eastAsia="Courier New" w:hAnsi="Times New Roman" w:cs="Times New Roman"/>
+                <w:color w:val="000000" w:themeColor="text1"/>
+                <w:sz w:val="24"/>
+                <w:szCs w:val="24"/>
+              </w:rPr>
+            </w:pPr>
+            <w:proofErr w:type="spellStart"/>
+            <w:r>
+              <w:rPr>
+                <w:rFonts w:ascii="Times New Roman" w:eastAsia="Courier New" w:hAnsi="Times New Roman" w:cs="Times New Roman"/>
+                <w:color w:val="000000" w:themeColor="text1"/>
+                <w:sz w:val="24"/>
+                <w:szCs w:val="24"/>
+              </w:rPr>
+              <w:t>enctype</w:t>
+            </w:r>
+            <w:proofErr w:type="spellEnd"/>
+            <w:r>
+              <w:rPr>
+                <w:rFonts w:ascii="Times New Roman" w:eastAsia="Courier New" w:hAnsi="Times New Roman" w:cs="Times New Roman"/>
+                <w:color w:val="000000" w:themeColor="text1"/>
+                <w:sz w:val="24"/>
+                <w:szCs w:val="24"/>
+              </w:rPr>
+              <w:t>="</w:t>
+            </w:r>
+            <w:proofErr w:type="spellStart"/>
+            <w:r>
+              <w:rPr>
+                <w:rFonts w:ascii="Times New Roman" w:eastAsia="Courier New" w:hAnsi="Times New Roman" w:cs="Times New Roman"/>
+                <w:color w:val="000000" w:themeColor="text1"/>
+                <w:sz w:val="24"/>
+                <w:szCs w:val="24"/>
+              </w:rPr>
+              <w:t>multipart</w:t>
+            </w:r>
+            <w:proofErr w:type="spellEnd"/>
+            <w:r>
+              <w:rPr>
+                <w:rFonts w:ascii="Times New Roman" w:eastAsia="Courier New" w:hAnsi="Times New Roman" w:cs="Times New Roman"/>
+                <w:color w:val="000000" w:themeColor="text1"/>
+                <w:sz w:val="24"/>
+                <w:szCs w:val="24"/>
+              </w:rPr>
+              <w:t>/</w:t>
+            </w:r>
+            <w:proofErr w:type="spellStart"/>
+            <w:r>
+              <w:rPr>
+                <w:rFonts w:ascii="Times New Roman" w:eastAsia="Courier New" w:hAnsi="Times New Roman" w:cs="Times New Roman"/>
+                <w:color w:val="000000" w:themeColor="text1"/>
+                <w:sz w:val="24"/>
+                <w:szCs w:val="24"/>
+              </w:rPr>
+              <w:t>form</w:t>
+            </w:r>
+            <w:proofErr w:type="spellEnd"/>
+            <w:r>
+              <w:rPr>
+                <w:rFonts w:ascii="Times New Roman" w:eastAsia="Courier New" w:hAnsi="Times New Roman" w:cs="Times New Roman"/>
+                <w:color w:val="000000" w:themeColor="text1"/>
+                <w:sz w:val="24"/>
+                <w:szCs w:val="24"/>
+              </w:rPr>
+              <w:t>-data"</w:t>
+            </w:r>
+            <w:r>
+              <w:rPr>
+                <w:rFonts w:ascii="Times New Roman" w:eastAsia="Courier New" w:hAnsi="Times New Roman" w:cs="Times New Roman"/>
+                <w:color w:val="000000" w:themeColor="text1"/>
+                <w:sz w:val="24"/>
+                <w:szCs w:val="24"/>
+              </w:rPr>
+              <w:t xml:space="preserve"> </w:t>
+            </w:r>
+            <w:r>
+              <w:rPr>
+                <w:rFonts w:ascii="Times New Roman" w:eastAsia="Courier New" w:hAnsi="Times New Roman" w:cs="Times New Roman"/>
+                <w:color w:val="000000" w:themeColor="text1"/>
+                <w:sz w:val="24"/>
+                <w:szCs w:val="24"/>
+              </w:rPr>
+              <w:t xml:space="preserve">: Atribut ini sangat penting untuk mengirimkan data </w:t>
+            </w:r>
+            <w:proofErr w:type="spellStart"/>
+            <w:r>
+              <w:rPr>
+                <w:rFonts w:ascii="Times New Roman" w:eastAsia="Courier New" w:hAnsi="Times New Roman" w:cs="Times New Roman"/>
+                <w:color w:val="000000" w:themeColor="text1"/>
+                <w:sz w:val="24"/>
+                <w:szCs w:val="24"/>
+              </w:rPr>
+              <w:t>file</w:t>
+            </w:r>
+            <w:proofErr w:type="spellEnd"/>
+            <w:r>
+              <w:rPr>
+                <w:rFonts w:ascii="Times New Roman" w:eastAsia="Courier New" w:hAnsi="Times New Roman" w:cs="Times New Roman"/>
+                <w:color w:val="000000" w:themeColor="text1"/>
+                <w:sz w:val="24"/>
+                <w:szCs w:val="24"/>
+              </w:rPr>
+              <w:t>.</w:t>
+            </w:r>
+          </w:p>
+          <w:p>
+            <w:pPr>
+              <w:numPr>
+                <w:ilvl w:val="0"/>
+                <w:numId w:val="29"/>
+              </w:numPr>
+              <w:ind w:left="279" w:hanging="283"/>
+              <w:rPr>
+                <w:rFonts w:ascii="Times New Roman" w:eastAsia="Courier New" w:hAnsi="Times New Roman" w:cs="Times New Roman"/>
+                <w:color w:val="000000" w:themeColor="text1"/>
+                <w:sz w:val="24"/>
+                <w:szCs w:val="24"/>
+              </w:rPr>
+            </w:pPr>
+            <w:r>
+              <w:rPr>
+                <w:rFonts w:ascii="Times New Roman" w:eastAsia="Courier New" w:hAnsi="Times New Roman" w:cs="Times New Roman"/>
+                <w:color w:val="000000" w:themeColor="text1"/>
+                <w:sz w:val="24"/>
+                <w:szCs w:val="24"/>
+              </w:rPr>
+              <w:t>&lt;</w:t>
+            </w:r>
+            <w:proofErr w:type="spellStart"/>
+            <w:r>
+              <w:rPr>
+                <w:rFonts w:ascii="Times New Roman" w:eastAsia="Courier New" w:hAnsi="Times New Roman" w:cs="Times New Roman"/>
+                <w:color w:val="000000" w:themeColor="text1"/>
+                <w:sz w:val="24"/>
+                <w:szCs w:val="24"/>
+              </w:rPr>
+              <w:t>input</w:t>
+            </w:r>
+            <w:proofErr w:type="spellEnd"/>
+            <w:r>
+              <w:rPr>
+                <w:rFonts w:ascii="Times New Roman" w:eastAsia="Courier New" w:hAnsi="Times New Roman" w:cs="Times New Roman"/>
+                <w:color w:val="000000" w:themeColor="text1"/>
+                <w:sz w:val="24"/>
+                <w:szCs w:val="24"/>
+              </w:rPr>
+              <w:t xml:space="preserve"> </w:t>
+            </w:r>
+            <w:proofErr w:type="spellStart"/>
+            <w:r>
+              <w:rPr>
+                <w:rFonts w:ascii="Times New Roman" w:eastAsia="Courier New" w:hAnsi="Times New Roman" w:cs="Times New Roman"/>
+                <w:color w:val="000000" w:themeColor="text1"/>
+                <w:sz w:val="24"/>
+                <w:szCs w:val="24"/>
+              </w:rPr>
+              <w:t>type</w:t>
+            </w:r>
+            <w:proofErr w:type="spellEnd"/>
+            <w:r>
+              <w:rPr>
+                <w:rFonts w:ascii="Times New Roman" w:eastAsia="Courier New" w:hAnsi="Times New Roman" w:cs="Times New Roman"/>
+                <w:color w:val="000000" w:themeColor="text1"/>
+                <w:sz w:val="24"/>
+                <w:szCs w:val="24"/>
+              </w:rPr>
+              <w:t>="</w:t>
+            </w:r>
+            <w:proofErr w:type="spellStart"/>
+            <w:r>
+              <w:rPr>
+                <w:rFonts w:ascii="Times New Roman" w:eastAsia="Courier New" w:hAnsi="Times New Roman" w:cs="Times New Roman"/>
+                <w:color w:val="000000" w:themeColor="text1"/>
+                <w:sz w:val="24"/>
+                <w:szCs w:val="24"/>
+              </w:rPr>
+              <w:t>file</w:t>
+            </w:r>
+            <w:proofErr w:type="spellEnd"/>
+            <w:r>
+              <w:rPr>
+                <w:rFonts w:ascii="Times New Roman" w:eastAsia="Courier New" w:hAnsi="Times New Roman" w:cs="Times New Roman"/>
+                <w:color w:val="000000" w:themeColor="text1"/>
+                <w:sz w:val="24"/>
+                <w:szCs w:val="24"/>
+              </w:rPr>
+              <w:t>"&gt;</w:t>
+            </w:r>
+            <w:r>
+              <w:rPr>
+                <w:rFonts w:ascii="Times New Roman" w:eastAsia="Courier New" w:hAnsi="Times New Roman" w:cs="Times New Roman"/>
+                <w:color w:val="000000" w:themeColor="text1"/>
+                <w:sz w:val="24"/>
+                <w:szCs w:val="24"/>
+              </w:rPr>
+              <w:t xml:space="preserve"> </w:t>
+            </w:r>
+            <w:r>
+              <w:rPr>
+                <w:rFonts w:ascii="Times New Roman" w:eastAsia="Courier New" w:hAnsi="Times New Roman" w:cs="Times New Roman"/>
+                <w:color w:val="000000" w:themeColor="text1"/>
+                <w:sz w:val="24"/>
+                <w:szCs w:val="24"/>
+              </w:rPr>
+              <w:t xml:space="preserve">: Elemen ini memungkinkan pengguna untuk memilih </w:t>
+            </w:r>
+            <w:proofErr w:type="spellStart"/>
+            <w:r>
+              <w:rPr>
+                <w:rFonts w:ascii="Times New Roman" w:eastAsia="Courier New" w:hAnsi="Times New Roman" w:cs="Times New Roman"/>
+                <w:color w:val="000000" w:themeColor="text1"/>
+                <w:sz w:val="24"/>
+                <w:szCs w:val="24"/>
+              </w:rPr>
+              <w:t>file</w:t>
+            </w:r>
+            <w:proofErr w:type="spellEnd"/>
+            <w:r>
+              <w:rPr>
+                <w:rFonts w:ascii="Times New Roman" w:eastAsia="Courier New" w:hAnsi="Times New Roman" w:cs="Times New Roman"/>
+                <w:color w:val="000000" w:themeColor="text1"/>
+                <w:sz w:val="24"/>
+                <w:szCs w:val="24"/>
+              </w:rPr>
+              <w:t xml:space="preserve"> dari komputer mereka yang ingin diunggah.</w:t>
+            </w:r>
+          </w:p>
+          <w:p>
+            <w:pPr>
+              <w:numPr>
+                <w:ilvl w:val="0"/>
+                <w:numId w:val="29"/>
+              </w:numPr>
+              <w:ind w:left="279" w:hanging="283"/>
+              <w:rPr>
+                <w:rFonts w:ascii="Times New Roman" w:eastAsia="Courier New" w:hAnsi="Times New Roman" w:cs="Times New Roman"/>
+                <w:color w:val="000000" w:themeColor="text1"/>
+                <w:sz w:val="24"/>
+                <w:szCs w:val="24"/>
+              </w:rPr>
+            </w:pPr>
+            <w:r>
+              <w:rPr>
+                <w:rFonts w:ascii="Times New Roman" w:eastAsia="Courier New" w:hAnsi="Times New Roman" w:cs="Times New Roman"/>
+                <w:color w:val="000000" w:themeColor="text1"/>
+                <w:sz w:val="24"/>
+                <w:szCs w:val="24"/>
+              </w:rPr>
+              <w:t>&lt;</w:t>
+            </w:r>
+            <w:proofErr w:type="spellStart"/>
+            <w:r>
+              <w:rPr>
+                <w:rFonts w:ascii="Times New Roman" w:eastAsia="Courier New" w:hAnsi="Times New Roman" w:cs="Times New Roman"/>
+                <w:color w:val="000000" w:themeColor="text1"/>
+                <w:sz w:val="24"/>
+                <w:szCs w:val="24"/>
+              </w:rPr>
+              <w:t>input</w:t>
+            </w:r>
+            <w:proofErr w:type="spellEnd"/>
+            <w:r>
+              <w:rPr>
+                <w:rFonts w:ascii="Times New Roman" w:eastAsia="Courier New" w:hAnsi="Times New Roman" w:cs="Times New Roman"/>
+                <w:color w:val="000000" w:themeColor="text1"/>
+                <w:sz w:val="24"/>
+                <w:szCs w:val="24"/>
+              </w:rPr>
+              <w:t xml:space="preserve"> </w:t>
+            </w:r>
+            <w:proofErr w:type="spellStart"/>
+            <w:r>
+              <w:rPr>
+                <w:rFonts w:ascii="Times New Roman" w:eastAsia="Courier New" w:hAnsi="Times New Roman" w:cs="Times New Roman"/>
+                <w:color w:val="000000" w:themeColor="text1"/>
+                <w:sz w:val="24"/>
+                <w:szCs w:val="24"/>
+              </w:rPr>
+              <w:t>type</w:t>
+            </w:r>
+            <w:proofErr w:type="spellEnd"/>
+            <w:r>
+              <w:rPr>
+                <w:rFonts w:ascii="Times New Roman" w:eastAsia="Courier New" w:hAnsi="Times New Roman" w:cs="Times New Roman"/>
+                <w:color w:val="000000" w:themeColor="text1"/>
+                <w:sz w:val="24"/>
+                <w:szCs w:val="24"/>
+              </w:rPr>
+              <w:t>="</w:t>
+            </w:r>
+            <w:proofErr w:type="spellStart"/>
+            <w:r>
+              <w:rPr>
+                <w:rFonts w:ascii="Times New Roman" w:eastAsia="Courier New" w:hAnsi="Times New Roman" w:cs="Times New Roman"/>
+                <w:color w:val="000000" w:themeColor="text1"/>
+                <w:sz w:val="24"/>
+                <w:szCs w:val="24"/>
+              </w:rPr>
+              <w:t>submit</w:t>
+            </w:r>
+            <w:proofErr w:type="spellEnd"/>
+            <w:r>
+              <w:rPr>
+                <w:rFonts w:ascii="Times New Roman" w:eastAsia="Courier New" w:hAnsi="Times New Roman" w:cs="Times New Roman"/>
+                <w:color w:val="000000" w:themeColor="text1"/>
+                <w:sz w:val="24"/>
+                <w:szCs w:val="24"/>
+              </w:rPr>
+              <w:t>"&gt;</w:t>
+            </w:r>
+            <w:r>
+              <w:rPr>
+                <w:rFonts w:ascii="Times New Roman" w:eastAsia="Courier New" w:hAnsi="Times New Roman" w:cs="Times New Roman"/>
+                <w:color w:val="000000" w:themeColor="text1"/>
+                <w:sz w:val="24"/>
+                <w:szCs w:val="24"/>
+              </w:rPr>
+              <w:t xml:space="preserve"> </w:t>
+            </w:r>
+            <w:r>
+              <w:rPr>
+                <w:rFonts w:ascii="Times New Roman" w:eastAsia="Courier New" w:hAnsi="Times New Roman" w:cs="Times New Roman"/>
+                <w:color w:val="000000" w:themeColor="text1"/>
+                <w:sz w:val="24"/>
+                <w:szCs w:val="24"/>
+              </w:rPr>
+              <w:t>: Tombol ini ketika ditekan akan mengirimkan data formulir ke server.</w:t>
+            </w:r>
+          </w:p>
+          <w:p>
+            <w:pPr>
+              <w:rPr>
+                <w:rFonts w:ascii="Times New Roman" w:eastAsia="Courier New" w:hAnsi="Times New Roman" w:cs="Times New Roman"/>
+                <w:color w:val="000000" w:themeColor="text1"/>
+                <w:sz w:val="24"/>
+                <w:szCs w:val="24"/>
+              </w:rPr>
+            </w:pPr>
+            <w:r>
+              <w:rPr>
+                <w:rFonts w:ascii="Times New Roman" w:eastAsia="Courier New" w:hAnsi="Times New Roman" w:cs="Times New Roman"/>
+                <w:b/>
+                <w:bCs/>
+                <w:color w:val="000000" w:themeColor="text1"/>
+                <w:sz w:val="24"/>
+                <w:szCs w:val="24"/>
+              </w:rPr>
+              <w:t xml:space="preserve">Bagian PHP ini berfungsi untuk memproses </w:t>
+            </w:r>
+            <w:proofErr w:type="spellStart"/>
+            <w:r>
+              <w:rPr>
+                <w:rFonts w:ascii="Times New Roman" w:eastAsia="Courier New" w:hAnsi="Times New Roman" w:cs="Times New Roman"/>
+                <w:b/>
+                <w:bCs/>
+                <w:color w:val="000000" w:themeColor="text1"/>
+                <w:sz w:val="24"/>
+                <w:szCs w:val="24"/>
+              </w:rPr>
+              <w:t>file</w:t>
+            </w:r>
+            <w:proofErr w:type="spellEnd"/>
+            <w:r>
+              <w:rPr>
+                <w:rFonts w:ascii="Times New Roman" w:eastAsia="Courier New" w:hAnsi="Times New Roman" w:cs="Times New Roman"/>
+                <w:b/>
+                <w:bCs/>
+                <w:color w:val="000000" w:themeColor="text1"/>
+                <w:sz w:val="24"/>
+                <w:szCs w:val="24"/>
+              </w:rPr>
+              <w:t xml:space="preserve"> yang diunggah</w:t>
+            </w:r>
+            <w:r>
+              <w:rPr>
+                <w:rFonts w:ascii="Times New Roman" w:eastAsia="Courier New" w:hAnsi="Times New Roman" w:cs="Times New Roman"/>
+                <w:b/>
+                <w:bCs/>
+                <w:color w:val="000000" w:themeColor="text1"/>
+                <w:sz w:val="24"/>
+                <w:szCs w:val="24"/>
+              </w:rPr>
+              <w:t xml:space="preserve">, yaitu </w:t>
+            </w:r>
+            <w:r>
+              <w:rPr>
+                <w:rFonts w:ascii="Times New Roman" w:eastAsia="Courier New" w:hAnsi="Times New Roman" w:cs="Times New Roman"/>
+                <w:b/>
+                <w:bCs/>
+                <w:color w:val="000000" w:themeColor="text1"/>
+                <w:sz w:val="24"/>
+                <w:szCs w:val="24"/>
+              </w:rPr>
+              <w:t>:</w:t>
+            </w:r>
+          </w:p>
+          <w:p>
+            <w:pPr>
+              <w:numPr>
+                <w:ilvl w:val="0"/>
+                <w:numId w:val="30"/>
+              </w:numPr>
+              <w:tabs>
+                <w:tab w:val="clear" w:pos="720"/>
+                <w:tab w:val="num" w:pos="279"/>
+              </w:tabs>
+              <w:ind w:left="279" w:hanging="279"/>
+              <w:rPr>
+                <w:rFonts w:ascii="Times New Roman" w:eastAsia="Courier New" w:hAnsi="Times New Roman" w:cs="Times New Roman"/>
+                <w:color w:val="000000" w:themeColor="text1"/>
+                <w:sz w:val="24"/>
+                <w:szCs w:val="24"/>
+              </w:rPr>
+            </w:pPr>
+            <w:proofErr w:type="spellStart"/>
+            <w:r>
+              <w:rPr>
+                <w:rFonts w:ascii="Times New Roman" w:eastAsia="Courier New" w:hAnsi="Times New Roman" w:cs="Times New Roman"/>
+                <w:color w:val="000000" w:themeColor="text1"/>
+                <w:sz w:val="24"/>
+                <w:szCs w:val="24"/>
+              </w:rPr>
+              <w:lastRenderedPageBreak/>
+              <w:t>if</w:t>
+            </w:r>
+            <w:proofErr w:type="spellEnd"/>
+            <w:r>
+              <w:rPr>
+                <w:rFonts w:ascii="Times New Roman" w:eastAsia="Courier New" w:hAnsi="Times New Roman" w:cs="Times New Roman"/>
+                <w:color w:val="000000" w:themeColor="text1"/>
+                <w:sz w:val="24"/>
+                <w:szCs w:val="24"/>
+              </w:rPr>
+              <w:t xml:space="preserve"> (</w:t>
+            </w:r>
+            <w:proofErr w:type="spellStart"/>
+            <w:r>
+              <w:rPr>
+                <w:rFonts w:ascii="Times New Roman" w:eastAsia="Courier New" w:hAnsi="Times New Roman" w:cs="Times New Roman"/>
+                <w:color w:val="000000" w:themeColor="text1"/>
+                <w:sz w:val="24"/>
+                <w:szCs w:val="24"/>
+              </w:rPr>
+              <w:t>isset</w:t>
+            </w:r>
+            <w:proofErr w:type="spellEnd"/>
+            <w:r>
+              <w:rPr>
+                <w:rFonts w:ascii="Times New Roman" w:eastAsia="Courier New" w:hAnsi="Times New Roman" w:cs="Times New Roman"/>
+                <w:color w:val="000000" w:themeColor="text1"/>
+                <w:sz w:val="24"/>
+                <w:szCs w:val="24"/>
+              </w:rPr>
+              <w:t>($_POST["</w:t>
+            </w:r>
+            <w:proofErr w:type="spellStart"/>
+            <w:r>
+              <w:rPr>
+                <w:rFonts w:ascii="Times New Roman" w:eastAsia="Courier New" w:hAnsi="Times New Roman" w:cs="Times New Roman"/>
+                <w:color w:val="000000" w:themeColor="text1"/>
+                <w:sz w:val="24"/>
+                <w:szCs w:val="24"/>
+              </w:rPr>
+              <w:t>submit</w:t>
+            </w:r>
+            <w:proofErr w:type="spellEnd"/>
+            <w:r>
+              <w:rPr>
+                <w:rFonts w:ascii="Times New Roman" w:eastAsia="Courier New" w:hAnsi="Times New Roman" w:cs="Times New Roman"/>
+                <w:color w:val="000000" w:themeColor="text1"/>
+                <w:sz w:val="24"/>
+                <w:szCs w:val="24"/>
+              </w:rPr>
+              <w:t>"])) {</w:t>
+            </w:r>
+            <w:r>
+              <w:rPr>
+                <w:rFonts w:ascii="Times New Roman" w:eastAsia="Courier New" w:hAnsi="Times New Roman" w:cs="Times New Roman"/>
+                <w:color w:val="000000" w:themeColor="text1"/>
+                <w:sz w:val="24"/>
+                <w:szCs w:val="24"/>
+              </w:rPr>
+              <w:t xml:space="preserve"> </w:t>
+            </w:r>
+            <w:r>
+              <w:rPr>
+                <w:rFonts w:ascii="Times New Roman" w:eastAsia="Courier New" w:hAnsi="Times New Roman" w:cs="Times New Roman"/>
+                <w:color w:val="000000" w:themeColor="text1"/>
+                <w:sz w:val="24"/>
+                <w:szCs w:val="24"/>
+              </w:rPr>
+              <w:t>: Kode ini memeriksa apakah formulir telah dikirim.</w:t>
+            </w:r>
+          </w:p>
+          <w:p>
+            <w:pPr>
+              <w:numPr>
+                <w:ilvl w:val="0"/>
+                <w:numId w:val="30"/>
+              </w:numPr>
+              <w:tabs>
+                <w:tab w:val="clear" w:pos="720"/>
+                <w:tab w:val="num" w:pos="279"/>
+              </w:tabs>
+              <w:ind w:left="279" w:hanging="279"/>
+              <w:rPr>
+                <w:rFonts w:ascii="Times New Roman" w:eastAsia="Courier New" w:hAnsi="Times New Roman" w:cs="Times New Roman"/>
+                <w:color w:val="000000" w:themeColor="text1"/>
+                <w:sz w:val="24"/>
+                <w:szCs w:val="24"/>
+              </w:rPr>
+            </w:pPr>
+            <w:r>
+              <w:rPr>
+                <w:rFonts w:ascii="Times New Roman" w:eastAsia="Courier New" w:hAnsi="Times New Roman" w:cs="Times New Roman"/>
+                <w:color w:val="000000" w:themeColor="text1"/>
+                <w:sz w:val="24"/>
+                <w:szCs w:val="24"/>
+              </w:rPr>
+              <w:t>$</w:t>
+            </w:r>
+            <w:proofErr w:type="spellStart"/>
+            <w:r>
+              <w:rPr>
+                <w:rFonts w:ascii="Times New Roman" w:eastAsia="Courier New" w:hAnsi="Times New Roman" w:cs="Times New Roman"/>
+                <w:color w:val="000000" w:themeColor="text1"/>
+                <w:sz w:val="24"/>
+                <w:szCs w:val="24"/>
+              </w:rPr>
+              <w:t>targetDirectory</w:t>
+            </w:r>
+            <w:proofErr w:type="spellEnd"/>
+            <w:r>
+              <w:rPr>
+                <w:rFonts w:ascii="Times New Roman" w:eastAsia="Courier New" w:hAnsi="Times New Roman" w:cs="Times New Roman"/>
+                <w:color w:val="000000" w:themeColor="text1"/>
+                <w:sz w:val="24"/>
+                <w:szCs w:val="24"/>
+              </w:rPr>
+              <w:t xml:space="preserve"> = "</w:t>
+            </w:r>
+            <w:proofErr w:type="spellStart"/>
+            <w:r>
+              <w:rPr>
+                <w:rFonts w:ascii="Times New Roman" w:eastAsia="Courier New" w:hAnsi="Times New Roman" w:cs="Times New Roman"/>
+                <w:color w:val="000000" w:themeColor="text1"/>
+                <w:sz w:val="24"/>
+                <w:szCs w:val="24"/>
+              </w:rPr>
+              <w:t>uploads</w:t>
+            </w:r>
+            <w:proofErr w:type="spellEnd"/>
+            <w:r>
+              <w:rPr>
+                <w:rFonts w:ascii="Times New Roman" w:eastAsia="Courier New" w:hAnsi="Times New Roman" w:cs="Times New Roman"/>
+                <w:color w:val="000000" w:themeColor="text1"/>
+                <w:sz w:val="24"/>
+                <w:szCs w:val="24"/>
+              </w:rPr>
+              <w:t>/";</w:t>
+            </w:r>
+            <w:r>
+              <w:rPr>
+                <w:rFonts w:ascii="Times New Roman" w:eastAsia="Courier New" w:hAnsi="Times New Roman" w:cs="Times New Roman"/>
+                <w:color w:val="000000" w:themeColor="text1"/>
+                <w:sz w:val="24"/>
+                <w:szCs w:val="24"/>
+              </w:rPr>
+              <w:t xml:space="preserve"> </w:t>
+            </w:r>
+            <w:r>
+              <w:rPr>
+                <w:rFonts w:ascii="Times New Roman" w:eastAsia="Courier New" w:hAnsi="Times New Roman" w:cs="Times New Roman"/>
+                <w:color w:val="000000" w:themeColor="text1"/>
+                <w:sz w:val="24"/>
+                <w:szCs w:val="24"/>
+              </w:rPr>
+              <w:t xml:space="preserve">: Menentukan folder tempat </w:t>
+            </w:r>
+            <w:proofErr w:type="spellStart"/>
+            <w:r>
+              <w:rPr>
+                <w:rFonts w:ascii="Times New Roman" w:eastAsia="Courier New" w:hAnsi="Times New Roman" w:cs="Times New Roman"/>
+                <w:color w:val="000000" w:themeColor="text1"/>
+                <w:sz w:val="24"/>
+                <w:szCs w:val="24"/>
+              </w:rPr>
+              <w:t>file</w:t>
+            </w:r>
+            <w:proofErr w:type="spellEnd"/>
+            <w:r>
+              <w:rPr>
+                <w:rFonts w:ascii="Times New Roman" w:eastAsia="Courier New" w:hAnsi="Times New Roman" w:cs="Times New Roman"/>
+                <w:color w:val="000000" w:themeColor="text1"/>
+                <w:sz w:val="24"/>
+                <w:szCs w:val="24"/>
+              </w:rPr>
+              <w:t xml:space="preserve"> yang diunggah akan disimpan.</w:t>
+            </w:r>
+          </w:p>
+          <w:p>
+            <w:pPr>
+              <w:numPr>
+                <w:ilvl w:val="0"/>
+                <w:numId w:val="30"/>
+              </w:numPr>
+              <w:tabs>
+                <w:tab w:val="clear" w:pos="720"/>
+                <w:tab w:val="num" w:pos="279"/>
+              </w:tabs>
+              <w:ind w:left="279" w:hanging="279"/>
+              <w:rPr>
+                <w:rFonts w:ascii="Times New Roman" w:eastAsia="Courier New" w:hAnsi="Times New Roman" w:cs="Times New Roman"/>
+                <w:color w:val="000000" w:themeColor="text1"/>
+                <w:sz w:val="24"/>
+                <w:szCs w:val="24"/>
+              </w:rPr>
+            </w:pPr>
+            <w:r>
+              <w:rPr>
+                <w:rFonts w:ascii="Times New Roman" w:eastAsia="Courier New" w:hAnsi="Times New Roman" w:cs="Times New Roman"/>
+                <w:color w:val="000000" w:themeColor="text1"/>
+                <w:sz w:val="24"/>
+                <w:szCs w:val="24"/>
+              </w:rPr>
+              <w:t>$</w:t>
+            </w:r>
+            <w:proofErr w:type="spellStart"/>
+            <w:r>
+              <w:rPr>
+                <w:rFonts w:ascii="Times New Roman" w:eastAsia="Courier New" w:hAnsi="Times New Roman" w:cs="Times New Roman"/>
+                <w:color w:val="000000" w:themeColor="text1"/>
+                <w:sz w:val="24"/>
+                <w:szCs w:val="24"/>
+              </w:rPr>
+              <w:t>targetFile</w:t>
+            </w:r>
+            <w:proofErr w:type="spellEnd"/>
+            <w:r>
+              <w:rPr>
+                <w:rFonts w:ascii="Times New Roman" w:eastAsia="Courier New" w:hAnsi="Times New Roman" w:cs="Times New Roman"/>
+                <w:color w:val="000000" w:themeColor="text1"/>
+                <w:sz w:val="24"/>
+                <w:szCs w:val="24"/>
+              </w:rPr>
+              <w:t xml:space="preserve"> = $</w:t>
+            </w:r>
+            <w:proofErr w:type="spellStart"/>
+            <w:r>
+              <w:rPr>
+                <w:rFonts w:ascii="Times New Roman" w:eastAsia="Courier New" w:hAnsi="Times New Roman" w:cs="Times New Roman"/>
+                <w:color w:val="000000" w:themeColor="text1"/>
+                <w:sz w:val="24"/>
+                <w:szCs w:val="24"/>
+              </w:rPr>
+              <w:t>targetDirectory</w:t>
+            </w:r>
+            <w:proofErr w:type="spellEnd"/>
+            <w:r>
+              <w:rPr>
+                <w:rFonts w:ascii="Times New Roman" w:eastAsia="Courier New" w:hAnsi="Times New Roman" w:cs="Times New Roman"/>
+                <w:color w:val="000000" w:themeColor="text1"/>
+                <w:sz w:val="24"/>
+                <w:szCs w:val="24"/>
+              </w:rPr>
+              <w:t xml:space="preserve"> . </w:t>
+            </w:r>
+            <w:proofErr w:type="spellStart"/>
+            <w:r>
+              <w:rPr>
+                <w:rFonts w:ascii="Times New Roman" w:eastAsia="Courier New" w:hAnsi="Times New Roman" w:cs="Times New Roman"/>
+                <w:color w:val="000000" w:themeColor="text1"/>
+                <w:sz w:val="24"/>
+                <w:szCs w:val="24"/>
+              </w:rPr>
+              <w:t>basename</w:t>
+            </w:r>
+            <w:proofErr w:type="spellEnd"/>
+            <w:r>
+              <w:rPr>
+                <w:rFonts w:ascii="Times New Roman" w:eastAsia="Courier New" w:hAnsi="Times New Roman" w:cs="Times New Roman"/>
+                <w:color w:val="000000" w:themeColor="text1"/>
+                <w:sz w:val="24"/>
+                <w:szCs w:val="24"/>
+              </w:rPr>
+              <w:t>($_FILES["</w:t>
+            </w:r>
+            <w:proofErr w:type="spellStart"/>
+            <w:r>
+              <w:rPr>
+                <w:rFonts w:ascii="Times New Roman" w:eastAsia="Courier New" w:hAnsi="Times New Roman" w:cs="Times New Roman"/>
+                <w:color w:val="000000" w:themeColor="text1"/>
+                <w:sz w:val="24"/>
+                <w:szCs w:val="24"/>
+              </w:rPr>
+              <w:t>fileToUpload</w:t>
+            </w:r>
+            <w:proofErr w:type="spellEnd"/>
+            <w:r>
+              <w:rPr>
+                <w:rFonts w:ascii="Times New Roman" w:eastAsia="Courier New" w:hAnsi="Times New Roman" w:cs="Times New Roman"/>
+                <w:color w:val="000000" w:themeColor="text1"/>
+                <w:sz w:val="24"/>
+                <w:szCs w:val="24"/>
+              </w:rPr>
+              <w:t>"]["</w:t>
+            </w:r>
+            <w:proofErr w:type="spellStart"/>
+            <w:r>
+              <w:rPr>
+                <w:rFonts w:ascii="Times New Roman" w:eastAsia="Courier New" w:hAnsi="Times New Roman" w:cs="Times New Roman"/>
+                <w:color w:val="000000" w:themeColor="text1"/>
+                <w:sz w:val="24"/>
+                <w:szCs w:val="24"/>
+              </w:rPr>
+              <w:t>name</w:t>
+            </w:r>
+            <w:proofErr w:type="spellEnd"/>
+            <w:r>
+              <w:rPr>
+                <w:rFonts w:ascii="Times New Roman" w:eastAsia="Courier New" w:hAnsi="Times New Roman" w:cs="Times New Roman"/>
+                <w:color w:val="000000" w:themeColor="text1"/>
+                <w:sz w:val="24"/>
+                <w:szCs w:val="24"/>
+              </w:rPr>
+              <w:t xml:space="preserve">"]); </w:t>
+            </w:r>
+            <w:r>
+              <w:rPr>
+                <w:rFonts w:ascii="Times New Roman" w:eastAsia="Courier New" w:hAnsi="Times New Roman" w:cs="Times New Roman"/>
+                <w:color w:val="000000" w:themeColor="text1"/>
+                <w:sz w:val="24"/>
+                <w:szCs w:val="24"/>
+              </w:rPr>
+              <w:t xml:space="preserve">                </w:t>
+            </w:r>
+            <w:r>
+              <w:rPr>
+                <w:rFonts w:ascii="Times New Roman" w:eastAsia="Courier New" w:hAnsi="Times New Roman" w:cs="Times New Roman"/>
+                <w:color w:val="000000" w:themeColor="text1"/>
+                <w:sz w:val="24"/>
+                <w:szCs w:val="24"/>
+              </w:rPr>
+              <w:t xml:space="preserve">Membuat nama lengkap </w:t>
+            </w:r>
+            <w:proofErr w:type="spellStart"/>
+            <w:r>
+              <w:rPr>
+                <w:rFonts w:ascii="Times New Roman" w:eastAsia="Courier New" w:hAnsi="Times New Roman" w:cs="Times New Roman"/>
+                <w:color w:val="000000" w:themeColor="text1"/>
+                <w:sz w:val="24"/>
+                <w:szCs w:val="24"/>
+              </w:rPr>
+              <w:t>file</w:t>
+            </w:r>
+            <w:proofErr w:type="spellEnd"/>
+            <w:r>
+              <w:rPr>
+                <w:rFonts w:ascii="Times New Roman" w:eastAsia="Courier New" w:hAnsi="Times New Roman" w:cs="Times New Roman"/>
+                <w:color w:val="000000" w:themeColor="text1"/>
+                <w:sz w:val="24"/>
+                <w:szCs w:val="24"/>
+              </w:rPr>
+              <w:t xml:space="preserve"> yang akan disimpan di server.</w:t>
+            </w:r>
+          </w:p>
+          <w:p>
+            <w:pPr>
+              <w:numPr>
+                <w:ilvl w:val="0"/>
+                <w:numId w:val="30"/>
+              </w:numPr>
+              <w:tabs>
+                <w:tab w:val="clear" w:pos="720"/>
+                <w:tab w:val="num" w:pos="279"/>
+              </w:tabs>
+              <w:ind w:left="279" w:hanging="279"/>
+              <w:rPr>
+                <w:rFonts w:ascii="Times New Roman" w:eastAsia="Courier New" w:hAnsi="Times New Roman" w:cs="Times New Roman"/>
+                <w:color w:val="000000" w:themeColor="text1"/>
+                <w:sz w:val="24"/>
+                <w:szCs w:val="24"/>
+              </w:rPr>
+            </w:pPr>
+            <w:proofErr w:type="spellStart"/>
+            <w:r>
+              <w:rPr>
+                <w:rFonts w:ascii="Times New Roman" w:eastAsia="Courier New" w:hAnsi="Times New Roman" w:cs="Times New Roman"/>
+                <w:color w:val="000000" w:themeColor="text1"/>
+                <w:sz w:val="24"/>
+                <w:szCs w:val="24"/>
+              </w:rPr>
+              <w:t>move_uploaded_file</w:t>
+            </w:r>
+            <w:proofErr w:type="spellEnd"/>
+            <w:r>
+              <w:rPr>
+                <w:rFonts w:ascii="Times New Roman" w:eastAsia="Courier New" w:hAnsi="Times New Roman" w:cs="Times New Roman"/>
+                <w:color w:val="000000" w:themeColor="text1"/>
+                <w:sz w:val="24"/>
+                <w:szCs w:val="24"/>
+              </w:rPr>
+              <w:t>()</w:t>
+            </w:r>
+            <w:r>
+              <w:rPr>
+                <w:rFonts w:ascii="Times New Roman" w:eastAsia="Courier New" w:hAnsi="Times New Roman" w:cs="Times New Roman"/>
+                <w:color w:val="000000" w:themeColor="text1"/>
+                <w:sz w:val="24"/>
+                <w:szCs w:val="24"/>
+              </w:rPr>
+              <w:t xml:space="preserve"> </w:t>
+            </w:r>
+            <w:r>
+              <w:rPr>
+                <w:rFonts w:ascii="Times New Roman" w:eastAsia="Courier New" w:hAnsi="Times New Roman" w:cs="Times New Roman"/>
+                <w:color w:val="000000" w:themeColor="text1"/>
+                <w:sz w:val="24"/>
+                <w:szCs w:val="24"/>
+              </w:rPr>
+              <w:t xml:space="preserve">: Fungsi ini digunakan untuk memindahkan </w:t>
+            </w:r>
+            <w:proofErr w:type="spellStart"/>
+            <w:r>
+              <w:rPr>
+                <w:rFonts w:ascii="Times New Roman" w:eastAsia="Courier New" w:hAnsi="Times New Roman" w:cs="Times New Roman"/>
+                <w:color w:val="000000" w:themeColor="text1"/>
+                <w:sz w:val="24"/>
+                <w:szCs w:val="24"/>
+              </w:rPr>
+              <w:t>file</w:t>
+            </w:r>
+            <w:proofErr w:type="spellEnd"/>
+            <w:r>
+              <w:rPr>
+                <w:rFonts w:ascii="Times New Roman" w:eastAsia="Courier New" w:hAnsi="Times New Roman" w:cs="Times New Roman"/>
+                <w:color w:val="000000" w:themeColor="text1"/>
+                <w:sz w:val="24"/>
+                <w:szCs w:val="24"/>
+              </w:rPr>
+              <w:t xml:space="preserve"> sementara (yang disimpan di server saat proses unggah) ke lokasi yang ditentukan.</w:t>
+            </w:r>
+          </w:p>
+          <w:p>
+            <w:pPr>
+              <w:numPr>
+                <w:ilvl w:val="0"/>
+                <w:numId w:val="30"/>
+              </w:numPr>
+              <w:tabs>
+                <w:tab w:val="clear" w:pos="720"/>
+                <w:tab w:val="num" w:pos="279"/>
+              </w:tabs>
+              <w:ind w:left="279" w:hanging="279"/>
+              <w:rPr>
+                <w:rFonts w:ascii="Times New Roman" w:eastAsia="Courier New" w:hAnsi="Times New Roman" w:cs="Times New Roman"/>
+                <w:color w:val="000000" w:themeColor="text1"/>
+                <w:sz w:val="24"/>
+                <w:szCs w:val="24"/>
+              </w:rPr>
+            </w:pPr>
+            <w:proofErr w:type="spellStart"/>
+            <w:r>
+              <w:rPr>
+                <w:rFonts w:ascii="Times New Roman" w:eastAsia="Courier New" w:hAnsi="Times New Roman" w:cs="Times New Roman"/>
+                <w:color w:val="000000" w:themeColor="text1"/>
+                <w:sz w:val="24"/>
+                <w:szCs w:val="24"/>
+              </w:rPr>
+              <w:t>e</w:t>
+            </w:r>
+            <w:r>
+              <w:rPr>
+                <w:rFonts w:ascii="Times New Roman" w:eastAsia="Courier New" w:hAnsi="Times New Roman" w:cs="Times New Roman"/>
+                <w:color w:val="000000" w:themeColor="text1"/>
+                <w:sz w:val="24"/>
+                <w:szCs w:val="24"/>
+              </w:rPr>
+              <w:t>cho</w:t>
+            </w:r>
+            <w:proofErr w:type="spellEnd"/>
+            <w:r>
+              <w:rPr>
+                <w:rFonts w:ascii="Times New Roman" w:eastAsia="Courier New" w:hAnsi="Times New Roman" w:cs="Times New Roman"/>
+                <w:color w:val="000000" w:themeColor="text1"/>
+                <w:sz w:val="24"/>
+                <w:szCs w:val="24"/>
+              </w:rPr>
+              <w:t xml:space="preserve"> </w:t>
+            </w:r>
+            <w:r>
+              <w:rPr>
+                <w:rFonts w:ascii="Times New Roman" w:eastAsia="Courier New" w:hAnsi="Times New Roman" w:cs="Times New Roman"/>
+                <w:color w:val="000000" w:themeColor="text1"/>
+                <w:sz w:val="24"/>
+                <w:szCs w:val="24"/>
+              </w:rPr>
+              <w:t>: Menampilkan pesan sukses atau gagal tergantung hasil proses unggah.</w:t>
+            </w:r>
+          </w:p>
+          <w:p>
+            <w:pPr>
+              <w:tabs>
+                <w:tab w:val="num" w:pos="279"/>
+              </w:tabs>
+              <w:ind w:left="-4" w:firstLine="4"/>
+              <w:rPr>
+                <w:rFonts w:ascii="Times New Roman" w:eastAsia="Courier New" w:hAnsi="Times New Roman" w:cs="Times New Roman"/>
+                <w:color w:val="000000" w:themeColor="text1"/>
+                <w:sz w:val="24"/>
+                <w:szCs w:val="24"/>
+              </w:rPr>
+            </w:pPr>
+            <w:r>
+              <w:rPr>
+                <w:rFonts w:ascii="Times New Roman" w:eastAsia="Courier New" w:hAnsi="Times New Roman" w:cs="Times New Roman"/>
+                <w:color w:val="000000" w:themeColor="text1"/>
+                <w:sz w:val="24"/>
+                <w:szCs w:val="24"/>
+              </w:rPr>
+              <w:t xml:space="preserve">Secara keseluruhan, kode ini memungkinkan pengguna untuk memilih </w:t>
+            </w:r>
+            <w:proofErr w:type="spellStart"/>
+            <w:r>
+              <w:rPr>
+                <w:rFonts w:ascii="Times New Roman" w:eastAsia="Courier New" w:hAnsi="Times New Roman" w:cs="Times New Roman"/>
+                <w:color w:val="000000" w:themeColor="text1"/>
+                <w:sz w:val="24"/>
+                <w:szCs w:val="24"/>
+              </w:rPr>
+              <w:t>file</w:t>
+            </w:r>
+            <w:proofErr w:type="spellEnd"/>
+            <w:r>
+              <w:rPr>
+                <w:rFonts w:ascii="Times New Roman" w:eastAsia="Courier New" w:hAnsi="Times New Roman" w:cs="Times New Roman"/>
+                <w:color w:val="000000" w:themeColor="text1"/>
+                <w:sz w:val="24"/>
+                <w:szCs w:val="24"/>
+              </w:rPr>
+              <w:t xml:space="preserve"> dari komputer mereka dan mengunggahnya ke server. </w:t>
+            </w:r>
+            <w:proofErr w:type="spellStart"/>
+            <w:r>
+              <w:rPr>
+                <w:rFonts w:ascii="Times New Roman" w:eastAsia="Courier New" w:hAnsi="Times New Roman" w:cs="Times New Roman"/>
+                <w:color w:val="000000" w:themeColor="text1"/>
+                <w:sz w:val="24"/>
+                <w:szCs w:val="24"/>
+              </w:rPr>
+              <w:t>File</w:t>
+            </w:r>
+            <w:proofErr w:type="spellEnd"/>
+            <w:r>
+              <w:rPr>
+                <w:rFonts w:ascii="Times New Roman" w:eastAsia="Courier New" w:hAnsi="Times New Roman" w:cs="Times New Roman"/>
+                <w:color w:val="000000" w:themeColor="text1"/>
+                <w:sz w:val="24"/>
+                <w:szCs w:val="24"/>
+              </w:rPr>
+              <w:t xml:space="preserve"> yang diunggah akan disimpan di folder </w:t>
+            </w:r>
+            <w:proofErr w:type="spellStart"/>
+            <w:r>
+              <w:rPr>
+                <w:rFonts w:ascii="Times New Roman" w:eastAsia="Courier New" w:hAnsi="Times New Roman" w:cs="Times New Roman"/>
+                <w:color w:val="000000" w:themeColor="text1"/>
+                <w:sz w:val="24"/>
+                <w:szCs w:val="24"/>
+              </w:rPr>
+              <w:t>uploads</w:t>
+            </w:r>
+            <w:proofErr w:type="spellEnd"/>
+            <w:r>
+              <w:rPr>
+                <w:rFonts w:ascii="Times New Roman" w:eastAsia="Courier New" w:hAnsi="Times New Roman" w:cs="Times New Roman"/>
+                <w:color w:val="000000" w:themeColor="text1"/>
+                <w:sz w:val="24"/>
+                <w:szCs w:val="24"/>
+              </w:rPr>
+              <w:t>.</w:t>
             </w:r>
           </w:p>
         </w:tc>
@@ -3617,7 +4743,6 @@
               <w:rPr>
                 <w:noProof/>
               </w:rPr>
-              <w:lastRenderedPageBreak/>
               <w:drawing>
                 <wp:inline distT="0" distB="0" distL="0" distR="0" wp14:anchorId="0EDE6CF0" wp14:editId="1201C380">
                   <wp:extent cx="5661498" cy="2771775"/>
@@ -3634,7 +4759,7 @@
                           <pic:cNvPicPr/>
                         </pic:nvPicPr>
                         <pic:blipFill>
-                          <a:blip r:embed="rId12">
+                          <a:blip r:embed="rId13">
                             <a:extLst>
                               <a:ext uri="{28A0092B-C50C-407E-A947-70E740481C1C}">
                                 <a14:useLocalDpi xmlns:a14="http://schemas.microsoft.com/office/drawing/2010/main" val="0"/>
@@ -3699,7 +4824,6 @@
                 <w:sz w:val="24"/>
                 <w:szCs w:val="24"/>
               </w:rPr>
-              <w:lastRenderedPageBreak/>
               <w:t>6</w:t>
             </w:r>
           </w:p>
@@ -4020,7 +5144,7 @@
                           <pic:cNvPicPr/>
                         </pic:nvPicPr>
                         <pic:blipFill>
-                          <a:blip r:embed="rId13"/>
+                          <a:blip r:embed="rId14"/>
                           <a:stretch>
                             <a:fillRect/>
                           </a:stretch>
@@ -4102,6 +5226,24 @@
               <w:t>file</w:t>
             </w:r>
             <w:proofErr w:type="spellEnd"/>
+            <w:r>
+              <w:rPr>
+                <w:rFonts w:ascii="Times New Roman" w:eastAsia="Times New Roman" w:hAnsi="Times New Roman" w:cs="Times New Roman"/>
+                <w:sz w:val="24"/>
+                <w:szCs w:val="24"/>
+              </w:rPr>
+              <w:t xml:space="preserve"> </w:t>
+            </w:r>
+            <w:proofErr w:type="spellStart"/>
+            <w:r>
+              <w:rPr>
+                <w:rFonts w:ascii="Times New Roman" w:eastAsia="Times New Roman" w:hAnsi="Times New Roman" w:cs="Times New Roman"/>
+                <w:sz w:val="24"/>
+                <w:szCs w:val="24"/>
+              </w:rPr>
+              <w:t>pdf</w:t>
+            </w:r>
+            <w:proofErr w:type="spellEnd"/>
           </w:p>
           <w:p>
             <w:pPr>
@@ -4118,10 +5260,10 @@
                 <w:noProof/>
               </w:rPr>
               <w:drawing>
-                <wp:inline distT="0" distB="0" distL="0" distR="0" wp14:anchorId="1223A3C2" wp14:editId="7C4E1407">
-                  <wp:extent cx="4048125" cy="895350"/>
-                  <wp:effectExtent l="0" t="0" r="9525" b="0"/>
-                  <wp:docPr id="891965903" name="Picture 1"/>
+                <wp:inline distT="0" distB="0" distL="0" distR="0" wp14:anchorId="378FDDF1" wp14:editId="25422831">
+                  <wp:extent cx="4086225" cy="809625"/>
+                  <wp:effectExtent l="0" t="0" r="9525" b="9525"/>
+                  <wp:docPr id="1389004124" name="Picture 1"/>
                   <wp:cNvGraphicFramePr>
                     <a:graphicFrameLocks xmlns:a="http://schemas.openxmlformats.org/drawingml/2006/main" noChangeAspect="1"/>
                   </wp:cNvGraphicFramePr>
@@ -4129,11 +5271,11 @@
                     <a:graphicData uri="http://schemas.openxmlformats.org/drawingml/2006/picture">
                       <pic:pic xmlns:pic="http://schemas.openxmlformats.org/drawingml/2006/picture">
                         <pic:nvPicPr>
-                          <pic:cNvPr id="891965903" name=""/>
+                          <pic:cNvPr id="1389004124" name=""/>
                           <pic:cNvPicPr/>
                         </pic:nvPicPr>
                         <pic:blipFill>
-                          <a:blip r:embed="rId14"/>
+                          <a:blip r:embed="rId15"/>
                           <a:stretch>
                             <a:fillRect/>
                           </a:stretch>
@@ -4141,7 +5283,7 @@
                         <pic:spPr>
                           <a:xfrm>
                             <a:off x="0" y="0"/>
-                            <a:ext cx="4048125" cy="895350"/>
+                            <a:ext cx="4086225" cy="809625"/>
                           </a:xfrm>
                           <a:prstGeom prst="rect">
                             <a:avLst/>
@@ -4156,6 +5298,39 @@
           </w:p>
           <w:p>
             <w:pPr>
+              <w:jc w:val="both"/>
+              <w:rPr>
+                <w:rFonts w:ascii="Times New Roman" w:eastAsia="Times New Roman" w:hAnsi="Times New Roman" w:cs="Times New Roman"/>
+                <w:color w:val="FF0000"/>
+                <w:sz w:val="24"/>
+                <w:szCs w:val="24"/>
+              </w:rPr>
+            </w:pPr>
+          </w:p>
+          <w:p>
+            <w:pPr>
+              <w:jc w:val="both"/>
+              <w:rPr>
+                <w:rFonts w:ascii="Times New Roman" w:eastAsia="Times New Roman" w:hAnsi="Times New Roman" w:cs="Times New Roman"/>
+                <w:color w:val="FF0000"/>
+                <w:sz w:val="24"/>
+                <w:szCs w:val="24"/>
+              </w:rPr>
+            </w:pPr>
+          </w:p>
+          <w:p>
+            <w:pPr>
+              <w:jc w:val="both"/>
+              <w:rPr>
+                <w:rFonts w:ascii="Times New Roman" w:eastAsia="Times New Roman" w:hAnsi="Times New Roman" w:cs="Times New Roman"/>
+                <w:color w:val="FF0000"/>
+                <w:sz w:val="24"/>
+                <w:szCs w:val="24"/>
+              </w:rPr>
+            </w:pPr>
+          </w:p>
+          <w:p>
+            <w:pPr>
               <w:pStyle w:val="ListParagraph"/>
               <w:numPr>
                 <w:ilvl w:val="0"/>
@@ -4266,6 +5441,24 @@
                 <w:szCs w:val="24"/>
               </w:rPr>
               <w:t>file</w:t>
+            </w:r>
+            <w:proofErr w:type="spellEnd"/>
+            <w:r>
+              <w:rPr>
+                <w:rFonts w:ascii="Times New Roman" w:eastAsia="Times New Roman" w:hAnsi="Times New Roman" w:cs="Times New Roman"/>
+                <w:sz w:val="24"/>
+                <w:szCs w:val="24"/>
+              </w:rPr>
+              <w:t xml:space="preserve"> </w:t>
+            </w:r>
+            <w:proofErr w:type="spellStart"/>
+            <w:r>
+              <w:rPr>
+                <w:rFonts w:ascii="Times New Roman" w:eastAsia="Times New Roman" w:hAnsi="Times New Roman" w:cs="Times New Roman"/>
+                <w:sz w:val="24"/>
+                <w:szCs w:val="24"/>
+              </w:rPr>
+              <w:t>pdf</w:t>
             </w:r>
             <w:proofErr w:type="spellEnd"/>
             <w:r>
@@ -4393,7 +5586,7 @@
                           <pic:cNvPicPr/>
                         </pic:nvPicPr>
                         <pic:blipFill>
-                          <a:blip r:embed="rId15"/>
+                          <a:blip r:embed="rId16"/>
                           <a:stretch>
                             <a:fillRect/>
                           </a:stretch>
@@ -4416,6 +5609,12 @@
           </w:p>
           <w:p>
             <w:pPr>
+              <w:pStyle w:val="ListParagraph"/>
+              <w:numPr>
+                <w:ilvl w:val="0"/>
+                <w:numId w:val="25"/>
+              </w:numPr>
+              <w:ind w:left="421" w:hanging="421"/>
               <w:jc w:val="both"/>
               <w:rPr>
                 <w:rFonts w:ascii="Times New Roman" w:eastAsia="Times New Roman" w:hAnsi="Times New Roman" w:cs="Times New Roman"/>
@@ -4424,6 +5623,122 @@
                 <w:szCs w:val="24"/>
               </w:rPr>
             </w:pPr>
+            <w:proofErr w:type="spellStart"/>
+            <w:r>
+              <w:rPr>
+                <w:rFonts w:ascii="Times New Roman" w:eastAsia="Times New Roman" w:hAnsi="Times New Roman" w:cs="Times New Roman"/>
+                <w:sz w:val="24"/>
+                <w:szCs w:val="24"/>
+              </w:rPr>
+              <w:t>Form</w:t>
+            </w:r>
+            <w:proofErr w:type="spellEnd"/>
+            <w:r>
+              <w:rPr>
+                <w:rFonts w:ascii="Times New Roman" w:eastAsia="Times New Roman" w:hAnsi="Times New Roman" w:cs="Times New Roman"/>
+                <w:sz w:val="24"/>
+                <w:szCs w:val="24"/>
+              </w:rPr>
+              <w:t xml:space="preserve"> setelah di klik </w:t>
+            </w:r>
+            <w:proofErr w:type="spellStart"/>
+            <w:r>
+              <w:rPr>
+                <w:rFonts w:ascii="Times New Roman" w:eastAsia="Times New Roman" w:hAnsi="Times New Roman" w:cs="Times New Roman"/>
+                <w:sz w:val="24"/>
+                <w:szCs w:val="24"/>
+              </w:rPr>
+              <w:t>upload</w:t>
+            </w:r>
+            <w:proofErr w:type="spellEnd"/>
+            <w:r>
+              <w:rPr>
+                <w:rFonts w:ascii="Times New Roman" w:eastAsia="Times New Roman" w:hAnsi="Times New Roman" w:cs="Times New Roman"/>
+                <w:sz w:val="24"/>
+                <w:szCs w:val="24"/>
+              </w:rPr>
+              <w:t xml:space="preserve"> </w:t>
+            </w:r>
+            <w:proofErr w:type="spellStart"/>
+            <w:r>
+              <w:rPr>
+                <w:rFonts w:ascii="Times New Roman" w:eastAsia="Times New Roman" w:hAnsi="Times New Roman" w:cs="Times New Roman"/>
+                <w:sz w:val="24"/>
+                <w:szCs w:val="24"/>
+              </w:rPr>
+              <w:t>file</w:t>
+            </w:r>
+            <w:proofErr w:type="spellEnd"/>
+            <w:r>
+              <w:rPr>
+                <w:rFonts w:ascii="Times New Roman" w:eastAsia="Times New Roman" w:hAnsi="Times New Roman" w:cs="Times New Roman"/>
+                <w:sz w:val="24"/>
+                <w:szCs w:val="24"/>
+              </w:rPr>
+              <w:t xml:space="preserve">, kemudian </w:t>
+            </w:r>
+            <w:proofErr w:type="spellStart"/>
+            <w:r>
+              <w:rPr>
+                <w:rFonts w:ascii="Times New Roman" w:eastAsia="Times New Roman" w:hAnsi="Times New Roman" w:cs="Times New Roman"/>
+                <w:sz w:val="24"/>
+                <w:szCs w:val="24"/>
+              </w:rPr>
+              <w:t>diinputkan</w:t>
+            </w:r>
+            <w:proofErr w:type="spellEnd"/>
+            <w:r>
+              <w:rPr>
+                <w:rFonts w:ascii="Times New Roman" w:eastAsia="Times New Roman" w:hAnsi="Times New Roman" w:cs="Times New Roman"/>
+                <w:sz w:val="24"/>
+                <w:szCs w:val="24"/>
+              </w:rPr>
+              <w:t xml:space="preserve"> </w:t>
+            </w:r>
+            <w:proofErr w:type="spellStart"/>
+            <w:r>
+              <w:rPr>
+                <w:rFonts w:ascii="Times New Roman" w:eastAsia="Times New Roman" w:hAnsi="Times New Roman" w:cs="Times New Roman"/>
+                <w:sz w:val="24"/>
+                <w:szCs w:val="24"/>
+              </w:rPr>
+              <w:t>file</w:t>
+            </w:r>
+            <w:proofErr w:type="spellEnd"/>
+            <w:r>
+              <w:rPr>
+                <w:rFonts w:ascii="Times New Roman" w:eastAsia="Times New Roman" w:hAnsi="Times New Roman" w:cs="Times New Roman"/>
+                <w:sz w:val="24"/>
+                <w:szCs w:val="24"/>
+              </w:rPr>
+              <w:t xml:space="preserve"> gambar</w:t>
+            </w:r>
+            <w:r>
+              <w:rPr>
+                <w:rFonts w:ascii="Times New Roman" w:eastAsia="Times New Roman" w:hAnsi="Times New Roman" w:cs="Times New Roman"/>
+                <w:sz w:val="24"/>
+                <w:szCs w:val="24"/>
+              </w:rPr>
+              <w:t xml:space="preserve"> yang memiliki ukuran kecil, maka </w:t>
+            </w:r>
+            <w:proofErr w:type="spellStart"/>
+            <w:r>
+              <w:rPr>
+                <w:rFonts w:ascii="Times New Roman" w:eastAsia="Times New Roman" w:hAnsi="Times New Roman" w:cs="Times New Roman"/>
+                <w:sz w:val="24"/>
+                <w:szCs w:val="24"/>
+              </w:rPr>
+              <w:t>outputnya</w:t>
+            </w:r>
+            <w:proofErr w:type="spellEnd"/>
+            <w:r>
+              <w:rPr>
+                <w:rFonts w:ascii="Times New Roman" w:eastAsia="Times New Roman" w:hAnsi="Times New Roman" w:cs="Times New Roman"/>
+                <w:sz w:val="24"/>
+                <w:szCs w:val="24"/>
+              </w:rPr>
+              <w:t xml:space="preserve"> seperti pada gambar</w:t>
+            </w:r>
           </w:p>
           <w:p>
             <w:pPr>
@@ -4440,10 +5755,10 @@
                 <w:noProof/>
               </w:rPr>
               <w:drawing>
-                <wp:inline distT="0" distB="0" distL="0" distR="0" wp14:anchorId="135DFB7F" wp14:editId="1785FB19">
-                  <wp:extent cx="5662295" cy="803275"/>
+                <wp:inline distT="0" distB="0" distL="0" distR="0" wp14:anchorId="3271793C" wp14:editId="4644AFA3">
+                  <wp:extent cx="3657600" cy="762000"/>
                   <wp:effectExtent l="0" t="0" r="0" b="0"/>
-                  <wp:docPr id="759236915" name="Picture 1"/>
+                  <wp:docPr id="1305506691" name="Picture 1"/>
                   <wp:cNvGraphicFramePr>
                     <a:graphicFrameLocks xmlns:a="http://schemas.openxmlformats.org/drawingml/2006/main" noChangeAspect="1"/>
                   </wp:cNvGraphicFramePr>
@@ -4451,11 +5766,11 @@
                     <a:graphicData uri="http://schemas.openxmlformats.org/drawingml/2006/picture">
                       <pic:pic xmlns:pic="http://schemas.openxmlformats.org/drawingml/2006/picture">
                         <pic:nvPicPr>
-                          <pic:cNvPr id="759236915" name=""/>
+                          <pic:cNvPr id="1305506691" name=""/>
                           <pic:cNvPicPr/>
                         </pic:nvPicPr>
                         <pic:blipFill>
-                          <a:blip r:embed="rId16"/>
+                          <a:blip r:embed="rId17"/>
                           <a:stretch>
                             <a:fillRect/>
                           </a:stretch>
@@ -4463,7 +5778,7 @@
                         <pic:spPr>
                           <a:xfrm>
                             <a:off x="0" y="0"/>
-                            <a:ext cx="5662295" cy="803275"/>
+                            <a:ext cx="3657600" cy="762000"/>
                           </a:xfrm>
                           <a:prstGeom prst="rect">
                             <a:avLst/>
@@ -4478,14 +5793,26 @@
           </w:p>
           <w:p>
             <w:pPr>
-              <w:jc w:val="both"/>
-              <w:rPr>
-                <w:rFonts w:ascii="Times New Roman" w:eastAsia="Times New Roman" w:hAnsi="Times New Roman" w:cs="Times New Roman"/>
-                <w:color w:val="FF0000"/>
+              <w:pStyle w:val="ListParagraph"/>
+              <w:numPr>
+                <w:ilvl w:val="0"/>
+                <w:numId w:val="25"/>
+              </w:numPr>
+              <w:ind w:left="421" w:hanging="425"/>
+              <w:rPr>
+                <w:rFonts w:ascii="Times New Roman" w:eastAsia="Times New Roman" w:hAnsi="Times New Roman" w:cs="Times New Roman"/>
                 <w:sz w:val="24"/>
                 <w:szCs w:val="24"/>
               </w:rPr>
             </w:pPr>
+            <w:r>
+              <w:rPr>
+                <w:rFonts w:ascii="Times New Roman" w:eastAsia="Times New Roman" w:hAnsi="Times New Roman" w:cs="Times New Roman"/>
+                <w:sz w:val="24"/>
+                <w:szCs w:val="24"/>
+              </w:rPr>
+              <w:t>Folder yang berhasil diunggah maka akan muncul seperti pada gambar</w:t>
+            </w:r>
           </w:p>
           <w:p>
             <w:pPr>
@@ -4497,45 +5824,2669 @@
                 <w:szCs w:val="24"/>
               </w:rPr>
             </w:pPr>
+            <w:r>
+              <w:rPr>
+                <w:noProof/>
+              </w:rPr>
+              <w:drawing>
+                <wp:inline distT="0" distB="0" distL="0" distR="0" wp14:anchorId="6932AA2F" wp14:editId="66D74694">
+                  <wp:extent cx="3657600" cy="1317921"/>
+                  <wp:effectExtent l="0" t="0" r="0" b="0"/>
+                  <wp:docPr id="1843209311" name="Picture 1"/>
+                  <wp:cNvGraphicFramePr>
+                    <a:graphicFrameLocks xmlns:a="http://schemas.openxmlformats.org/drawingml/2006/main" noChangeAspect="1"/>
+                  </wp:cNvGraphicFramePr>
+                  <a:graphic xmlns:a="http://schemas.openxmlformats.org/drawingml/2006/main">
+                    <a:graphicData uri="http://schemas.openxmlformats.org/drawingml/2006/picture">
+                      <pic:pic xmlns:pic="http://schemas.openxmlformats.org/drawingml/2006/picture">
+                        <pic:nvPicPr>
+                          <pic:cNvPr id="1843209311" name=""/>
+                          <pic:cNvPicPr/>
+                        </pic:nvPicPr>
+                        <pic:blipFill>
+                          <a:blip r:embed="rId18"/>
+                          <a:stretch>
+                            <a:fillRect/>
+                          </a:stretch>
+                        </pic:blipFill>
+                        <pic:spPr>
+                          <a:xfrm>
+                            <a:off x="0" y="0"/>
+                            <a:ext cx="3664304" cy="1320337"/>
+                          </a:xfrm>
+                          <a:prstGeom prst="rect">
+                            <a:avLst/>
+                          </a:prstGeom>
+                        </pic:spPr>
+                      </pic:pic>
+                    </a:graphicData>
+                  </a:graphic>
+                </wp:inline>
+              </w:drawing>
+            </w:r>
           </w:p>
           <w:p>
             <w:pPr>
               <w:jc w:val="both"/>
               <w:rPr>
-                <w:rFonts w:ascii="Times New Roman" w:eastAsia="Times New Roman" w:hAnsi="Times New Roman" w:cs="Times New Roman"/>
-                <w:color w:val="FF0000"/>
+                <w:rFonts w:ascii="Times New Roman" w:eastAsia="Courier New" w:hAnsi="Times New Roman" w:cs="Times New Roman"/>
+                <w:color w:val="000000" w:themeColor="text1"/>
                 <w:sz w:val="24"/>
                 <w:szCs w:val="24"/>
               </w:rPr>
             </w:pPr>
+            <w:r>
+              <w:rPr>
+                <w:rFonts w:ascii="Times New Roman" w:eastAsia="Courier New" w:hAnsi="Times New Roman" w:cs="Times New Roman"/>
+                <w:b/>
+                <w:bCs/>
+                <w:color w:val="000000" w:themeColor="text1"/>
+                <w:sz w:val="24"/>
+                <w:szCs w:val="24"/>
+              </w:rPr>
+              <w:t>Berikut penjelasan dari setiap bagiannya</w:t>
+            </w:r>
+            <w:r>
+              <w:rPr>
+                <w:rFonts w:ascii="Times New Roman" w:eastAsia="Courier New" w:hAnsi="Times New Roman" w:cs="Times New Roman"/>
+                <w:b/>
+                <w:bCs/>
+                <w:color w:val="000000" w:themeColor="text1"/>
+                <w:sz w:val="24"/>
+                <w:szCs w:val="24"/>
+              </w:rPr>
+              <w:t>, yaitu</w:t>
+            </w:r>
+            <w:r>
+              <w:rPr>
+                <w:rFonts w:ascii="Times New Roman" w:eastAsia="Courier New" w:hAnsi="Times New Roman" w:cs="Times New Roman"/>
+                <w:b/>
+                <w:bCs/>
+                <w:color w:val="000000" w:themeColor="text1"/>
+                <w:sz w:val="24"/>
+                <w:szCs w:val="24"/>
+              </w:rPr>
+              <w:t>:</w:t>
+            </w:r>
+          </w:p>
+          <w:p>
+            <w:pPr>
+              <w:numPr>
+                <w:ilvl w:val="0"/>
+                <w:numId w:val="26"/>
+              </w:numPr>
+              <w:tabs>
+                <w:tab w:val="clear" w:pos="720"/>
+                <w:tab w:val="num" w:pos="421"/>
+              </w:tabs>
+              <w:ind w:left="421" w:hanging="425"/>
+              <w:jc w:val="both"/>
+              <w:rPr>
+                <w:rFonts w:ascii="Times New Roman" w:eastAsia="Courier New" w:hAnsi="Times New Roman" w:cs="Times New Roman"/>
+                <w:color w:val="000000" w:themeColor="text1"/>
+                <w:sz w:val="24"/>
+                <w:szCs w:val="24"/>
+              </w:rPr>
+            </w:pPr>
+            <w:proofErr w:type="spellStart"/>
+            <w:r>
+              <w:rPr>
+                <w:rFonts w:ascii="Times New Roman" w:eastAsia="Courier New" w:hAnsi="Times New Roman" w:cs="Times New Roman"/>
+                <w:b/>
+                <w:bCs/>
+                <w:color w:val="000000" w:themeColor="text1"/>
+                <w:sz w:val="24"/>
+                <w:szCs w:val="24"/>
+              </w:rPr>
+              <w:t>if</w:t>
+            </w:r>
+            <w:proofErr w:type="spellEnd"/>
+            <w:r>
+              <w:rPr>
+                <w:rFonts w:ascii="Times New Roman" w:eastAsia="Courier New" w:hAnsi="Times New Roman" w:cs="Times New Roman"/>
+                <w:b/>
+                <w:bCs/>
+                <w:color w:val="000000" w:themeColor="text1"/>
+                <w:sz w:val="24"/>
+                <w:szCs w:val="24"/>
+              </w:rPr>
+              <w:t xml:space="preserve"> (</w:t>
+            </w:r>
+            <w:proofErr w:type="spellStart"/>
+            <w:r>
+              <w:rPr>
+                <w:rFonts w:ascii="Times New Roman" w:eastAsia="Courier New" w:hAnsi="Times New Roman" w:cs="Times New Roman"/>
+                <w:b/>
+                <w:bCs/>
+                <w:color w:val="000000" w:themeColor="text1"/>
+                <w:sz w:val="24"/>
+                <w:szCs w:val="24"/>
+              </w:rPr>
+              <w:t>isset</w:t>
+            </w:r>
+            <w:proofErr w:type="spellEnd"/>
+            <w:r>
+              <w:rPr>
+                <w:rFonts w:ascii="Times New Roman" w:eastAsia="Courier New" w:hAnsi="Times New Roman" w:cs="Times New Roman"/>
+                <w:b/>
+                <w:bCs/>
+                <w:color w:val="000000" w:themeColor="text1"/>
+                <w:sz w:val="24"/>
+                <w:szCs w:val="24"/>
+              </w:rPr>
+              <w:t>($_POST["</w:t>
+            </w:r>
+            <w:proofErr w:type="spellStart"/>
+            <w:r>
+              <w:rPr>
+                <w:rFonts w:ascii="Times New Roman" w:eastAsia="Courier New" w:hAnsi="Times New Roman" w:cs="Times New Roman"/>
+                <w:b/>
+                <w:bCs/>
+                <w:color w:val="000000" w:themeColor="text1"/>
+                <w:sz w:val="24"/>
+                <w:szCs w:val="24"/>
+              </w:rPr>
+              <w:t>submit</w:t>
+            </w:r>
+            <w:proofErr w:type="spellEnd"/>
+            <w:r>
+              <w:rPr>
+                <w:rFonts w:ascii="Times New Roman" w:eastAsia="Courier New" w:hAnsi="Times New Roman" w:cs="Times New Roman"/>
+                <w:b/>
+                <w:bCs/>
+                <w:color w:val="000000" w:themeColor="text1"/>
+                <w:sz w:val="24"/>
+                <w:szCs w:val="24"/>
+              </w:rPr>
+              <w:t>"])) {:</w:t>
+            </w:r>
           </w:p>
           <w:p>
             <w:pPr>
               <w:jc w:val="both"/>
               <w:rPr>
-                <w:rFonts w:ascii="Times New Roman" w:eastAsia="Times New Roman" w:hAnsi="Times New Roman" w:cs="Times New Roman"/>
-                <w:color w:val="FF0000"/>
+                <w:rFonts w:ascii="Times New Roman" w:eastAsia="Courier New" w:hAnsi="Times New Roman" w:cs="Times New Roman"/>
+                <w:color w:val="000000" w:themeColor="text1"/>
                 <w:sz w:val="24"/>
                 <w:szCs w:val="24"/>
               </w:rPr>
             </w:pPr>
+            <w:r>
+              <w:rPr>
+                <w:rFonts w:ascii="Times New Roman" w:eastAsia="Courier New" w:hAnsi="Times New Roman" w:cs="Times New Roman"/>
+                <w:color w:val="000000" w:themeColor="text1"/>
+                <w:sz w:val="24"/>
+                <w:szCs w:val="24"/>
+              </w:rPr>
+              <w:t>Bagian ini memeriksa apakah ada data yang dikirimkan dari formulir HTML melalui metode POST dengan nama "</w:t>
+            </w:r>
+            <w:proofErr w:type="spellStart"/>
+            <w:r>
+              <w:rPr>
+                <w:rFonts w:ascii="Times New Roman" w:eastAsia="Courier New" w:hAnsi="Times New Roman" w:cs="Times New Roman"/>
+                <w:color w:val="000000" w:themeColor="text1"/>
+                <w:sz w:val="24"/>
+                <w:szCs w:val="24"/>
+              </w:rPr>
+              <w:t>submit</w:t>
+            </w:r>
+            <w:proofErr w:type="spellEnd"/>
+            <w:r>
+              <w:rPr>
+                <w:rFonts w:ascii="Times New Roman" w:eastAsia="Courier New" w:hAnsi="Times New Roman" w:cs="Times New Roman"/>
+                <w:color w:val="000000" w:themeColor="text1"/>
+                <w:sz w:val="24"/>
+                <w:szCs w:val="24"/>
+              </w:rPr>
+              <w:t>". Jika ada, maka kode di dalam kurung kurawal akan dijalankan. Ini menandakan bahwa pengguna telah menekan tombol "</w:t>
+            </w:r>
+            <w:proofErr w:type="spellStart"/>
+            <w:r>
+              <w:rPr>
+                <w:rFonts w:ascii="Times New Roman" w:eastAsia="Courier New" w:hAnsi="Times New Roman" w:cs="Times New Roman"/>
+                <w:color w:val="000000" w:themeColor="text1"/>
+                <w:sz w:val="24"/>
+                <w:szCs w:val="24"/>
+              </w:rPr>
+              <w:t>Upload</w:t>
+            </w:r>
+            <w:proofErr w:type="spellEnd"/>
+            <w:r>
+              <w:rPr>
+                <w:rFonts w:ascii="Times New Roman" w:eastAsia="Courier New" w:hAnsi="Times New Roman" w:cs="Times New Roman"/>
+                <w:color w:val="000000" w:themeColor="text1"/>
+                <w:sz w:val="24"/>
+                <w:szCs w:val="24"/>
+              </w:rPr>
+              <w:t>" pada formulir.</w:t>
+            </w:r>
+          </w:p>
+          <w:p>
+            <w:pPr>
+              <w:numPr>
+                <w:ilvl w:val="0"/>
+                <w:numId w:val="26"/>
+              </w:numPr>
+              <w:tabs>
+                <w:tab w:val="clear" w:pos="720"/>
+                <w:tab w:val="num" w:pos="421"/>
+              </w:tabs>
+              <w:ind w:left="421" w:hanging="425"/>
+              <w:jc w:val="both"/>
+              <w:rPr>
+                <w:rFonts w:ascii="Times New Roman" w:eastAsia="Courier New" w:hAnsi="Times New Roman" w:cs="Times New Roman"/>
+                <w:color w:val="000000" w:themeColor="text1"/>
+                <w:sz w:val="24"/>
+                <w:szCs w:val="24"/>
+              </w:rPr>
+            </w:pPr>
+            <w:r>
+              <w:rPr>
+                <w:rFonts w:ascii="Times New Roman" w:eastAsia="Courier New" w:hAnsi="Times New Roman" w:cs="Times New Roman"/>
+                <w:b/>
+                <w:bCs/>
+                <w:color w:val="000000" w:themeColor="text1"/>
+                <w:sz w:val="24"/>
+                <w:szCs w:val="24"/>
+              </w:rPr>
+              <w:t>$</w:t>
+            </w:r>
+            <w:proofErr w:type="spellStart"/>
+            <w:r>
+              <w:rPr>
+                <w:rFonts w:ascii="Times New Roman" w:eastAsia="Courier New" w:hAnsi="Times New Roman" w:cs="Times New Roman"/>
+                <w:b/>
+                <w:bCs/>
+                <w:color w:val="000000" w:themeColor="text1"/>
+                <w:sz w:val="24"/>
+                <w:szCs w:val="24"/>
+              </w:rPr>
+              <w:t>targetDirectory</w:t>
+            </w:r>
+            <w:proofErr w:type="spellEnd"/>
+            <w:r>
+              <w:rPr>
+                <w:rFonts w:ascii="Times New Roman" w:eastAsia="Courier New" w:hAnsi="Times New Roman" w:cs="Times New Roman"/>
+                <w:b/>
+                <w:bCs/>
+                <w:color w:val="000000" w:themeColor="text1"/>
+                <w:sz w:val="24"/>
+                <w:szCs w:val="24"/>
+              </w:rPr>
+              <w:t xml:space="preserve"> = "</w:t>
+            </w:r>
+            <w:proofErr w:type="spellStart"/>
+            <w:r>
+              <w:rPr>
+                <w:rFonts w:ascii="Times New Roman" w:eastAsia="Courier New" w:hAnsi="Times New Roman" w:cs="Times New Roman"/>
+                <w:b/>
+                <w:bCs/>
+                <w:color w:val="000000" w:themeColor="text1"/>
+                <w:sz w:val="24"/>
+                <w:szCs w:val="24"/>
+              </w:rPr>
+              <w:t>uploads</w:t>
+            </w:r>
+            <w:proofErr w:type="spellEnd"/>
+            <w:r>
+              <w:rPr>
+                <w:rFonts w:ascii="Times New Roman" w:eastAsia="Courier New" w:hAnsi="Times New Roman" w:cs="Times New Roman"/>
+                <w:b/>
+                <w:bCs/>
+                <w:color w:val="000000" w:themeColor="text1"/>
+                <w:sz w:val="24"/>
+                <w:szCs w:val="24"/>
+              </w:rPr>
+              <w:t>/";:</w:t>
+            </w:r>
+          </w:p>
+          <w:p>
+            <w:pPr>
+              <w:tabs>
+                <w:tab w:val="num" w:pos="1440"/>
+              </w:tabs>
+              <w:ind w:left="-4"/>
+              <w:jc w:val="both"/>
+              <w:rPr>
+                <w:rFonts w:ascii="Times New Roman" w:eastAsia="Courier New" w:hAnsi="Times New Roman" w:cs="Times New Roman"/>
+                <w:color w:val="000000" w:themeColor="text1"/>
+                <w:sz w:val="24"/>
+                <w:szCs w:val="24"/>
+              </w:rPr>
+            </w:pPr>
+            <w:r>
+              <w:rPr>
+                <w:rFonts w:ascii="Times New Roman" w:eastAsia="Courier New" w:hAnsi="Times New Roman" w:cs="Times New Roman"/>
+                <w:color w:val="000000" w:themeColor="text1"/>
+                <w:sz w:val="24"/>
+                <w:szCs w:val="24"/>
+              </w:rPr>
+              <w:t xml:space="preserve">Menentukan lokasi di server tempat </w:t>
+            </w:r>
+            <w:proofErr w:type="spellStart"/>
+            <w:r>
+              <w:rPr>
+                <w:rFonts w:ascii="Times New Roman" w:eastAsia="Courier New" w:hAnsi="Times New Roman" w:cs="Times New Roman"/>
+                <w:color w:val="000000" w:themeColor="text1"/>
+                <w:sz w:val="24"/>
+                <w:szCs w:val="24"/>
+              </w:rPr>
+              <w:t>file</w:t>
+            </w:r>
+            <w:proofErr w:type="spellEnd"/>
+            <w:r>
+              <w:rPr>
+                <w:rFonts w:ascii="Times New Roman" w:eastAsia="Courier New" w:hAnsi="Times New Roman" w:cs="Times New Roman"/>
+                <w:color w:val="000000" w:themeColor="text1"/>
+                <w:sz w:val="24"/>
+                <w:szCs w:val="24"/>
+              </w:rPr>
+              <w:t xml:space="preserve"> yang diunggah akan disimpan. Dalam hal ini, </w:t>
+            </w:r>
+            <w:proofErr w:type="spellStart"/>
+            <w:r>
+              <w:rPr>
+                <w:rFonts w:ascii="Times New Roman" w:eastAsia="Courier New" w:hAnsi="Times New Roman" w:cs="Times New Roman"/>
+                <w:color w:val="000000" w:themeColor="text1"/>
+                <w:sz w:val="24"/>
+                <w:szCs w:val="24"/>
+              </w:rPr>
+              <w:t>file</w:t>
+            </w:r>
+            <w:proofErr w:type="spellEnd"/>
+            <w:r>
+              <w:rPr>
+                <w:rFonts w:ascii="Times New Roman" w:eastAsia="Courier New" w:hAnsi="Times New Roman" w:cs="Times New Roman"/>
+                <w:color w:val="000000" w:themeColor="text1"/>
+                <w:sz w:val="24"/>
+                <w:szCs w:val="24"/>
+              </w:rPr>
+              <w:t xml:space="preserve"> akan disimpan dalam folder bernama "</w:t>
+            </w:r>
+            <w:proofErr w:type="spellStart"/>
+            <w:r>
+              <w:rPr>
+                <w:rFonts w:ascii="Times New Roman" w:eastAsia="Courier New" w:hAnsi="Times New Roman" w:cs="Times New Roman"/>
+                <w:color w:val="000000" w:themeColor="text1"/>
+                <w:sz w:val="24"/>
+                <w:szCs w:val="24"/>
+              </w:rPr>
+              <w:t>uploads</w:t>
+            </w:r>
+            <w:proofErr w:type="spellEnd"/>
+            <w:r>
+              <w:rPr>
+                <w:rFonts w:ascii="Times New Roman" w:eastAsia="Courier New" w:hAnsi="Times New Roman" w:cs="Times New Roman"/>
+                <w:color w:val="000000" w:themeColor="text1"/>
+                <w:sz w:val="24"/>
+                <w:szCs w:val="24"/>
+              </w:rPr>
+              <w:t>".</w:t>
+            </w:r>
+          </w:p>
+          <w:p>
+            <w:pPr>
+              <w:numPr>
+                <w:ilvl w:val="0"/>
+                <w:numId w:val="26"/>
+              </w:numPr>
+              <w:tabs>
+                <w:tab w:val="clear" w:pos="720"/>
+                <w:tab w:val="num" w:pos="421"/>
+              </w:tabs>
+              <w:ind w:left="421" w:hanging="425"/>
+              <w:jc w:val="both"/>
+              <w:rPr>
+                <w:rFonts w:ascii="Times New Roman" w:eastAsia="Courier New" w:hAnsi="Times New Roman" w:cs="Times New Roman"/>
+                <w:color w:val="000000" w:themeColor="text1"/>
+                <w:sz w:val="24"/>
+                <w:szCs w:val="24"/>
+              </w:rPr>
+            </w:pPr>
+            <w:r>
+              <w:rPr>
+                <w:rFonts w:ascii="Times New Roman" w:eastAsia="Courier New" w:hAnsi="Times New Roman" w:cs="Times New Roman"/>
+                <w:b/>
+                <w:bCs/>
+                <w:color w:val="000000" w:themeColor="text1"/>
+                <w:sz w:val="24"/>
+                <w:szCs w:val="24"/>
+              </w:rPr>
+              <w:t>$</w:t>
+            </w:r>
+            <w:proofErr w:type="spellStart"/>
+            <w:r>
+              <w:rPr>
+                <w:rFonts w:ascii="Times New Roman" w:eastAsia="Courier New" w:hAnsi="Times New Roman" w:cs="Times New Roman"/>
+                <w:b/>
+                <w:bCs/>
+                <w:color w:val="000000" w:themeColor="text1"/>
+                <w:sz w:val="24"/>
+                <w:szCs w:val="24"/>
+              </w:rPr>
+              <w:t>targetFile</w:t>
+            </w:r>
+            <w:proofErr w:type="spellEnd"/>
+            <w:r>
+              <w:rPr>
+                <w:rFonts w:ascii="Times New Roman" w:eastAsia="Courier New" w:hAnsi="Times New Roman" w:cs="Times New Roman"/>
+                <w:b/>
+                <w:bCs/>
+                <w:color w:val="000000" w:themeColor="text1"/>
+                <w:sz w:val="24"/>
+                <w:szCs w:val="24"/>
+              </w:rPr>
+              <w:t xml:space="preserve"> = $</w:t>
+            </w:r>
+            <w:proofErr w:type="spellStart"/>
+            <w:r>
+              <w:rPr>
+                <w:rFonts w:ascii="Times New Roman" w:eastAsia="Courier New" w:hAnsi="Times New Roman" w:cs="Times New Roman"/>
+                <w:b/>
+                <w:bCs/>
+                <w:color w:val="000000" w:themeColor="text1"/>
+                <w:sz w:val="24"/>
+                <w:szCs w:val="24"/>
+              </w:rPr>
+              <w:t>targetDirectory</w:t>
+            </w:r>
+            <w:proofErr w:type="spellEnd"/>
+            <w:r>
+              <w:rPr>
+                <w:rFonts w:ascii="Times New Roman" w:eastAsia="Courier New" w:hAnsi="Times New Roman" w:cs="Times New Roman"/>
+                <w:b/>
+                <w:bCs/>
+                <w:color w:val="000000" w:themeColor="text1"/>
+                <w:sz w:val="24"/>
+                <w:szCs w:val="24"/>
+              </w:rPr>
+              <w:t xml:space="preserve"> . </w:t>
+            </w:r>
+            <w:proofErr w:type="spellStart"/>
+            <w:r>
+              <w:rPr>
+                <w:rFonts w:ascii="Times New Roman" w:eastAsia="Courier New" w:hAnsi="Times New Roman" w:cs="Times New Roman"/>
+                <w:b/>
+                <w:bCs/>
+                <w:color w:val="000000" w:themeColor="text1"/>
+                <w:sz w:val="24"/>
+                <w:szCs w:val="24"/>
+              </w:rPr>
+              <w:t>basename</w:t>
+            </w:r>
+            <w:proofErr w:type="spellEnd"/>
+            <w:r>
+              <w:rPr>
+                <w:rFonts w:ascii="Times New Roman" w:eastAsia="Courier New" w:hAnsi="Times New Roman" w:cs="Times New Roman"/>
+                <w:b/>
+                <w:bCs/>
+                <w:color w:val="000000" w:themeColor="text1"/>
+                <w:sz w:val="24"/>
+                <w:szCs w:val="24"/>
+              </w:rPr>
+              <w:t>($_FILES["</w:t>
+            </w:r>
+            <w:proofErr w:type="spellStart"/>
+            <w:r>
+              <w:rPr>
+                <w:rFonts w:ascii="Times New Roman" w:eastAsia="Courier New" w:hAnsi="Times New Roman" w:cs="Times New Roman"/>
+                <w:b/>
+                <w:bCs/>
+                <w:color w:val="000000" w:themeColor="text1"/>
+                <w:sz w:val="24"/>
+                <w:szCs w:val="24"/>
+              </w:rPr>
+              <w:t>fileToUpload</w:t>
+            </w:r>
+            <w:proofErr w:type="spellEnd"/>
+            <w:r>
+              <w:rPr>
+                <w:rFonts w:ascii="Times New Roman" w:eastAsia="Courier New" w:hAnsi="Times New Roman" w:cs="Times New Roman"/>
+                <w:b/>
+                <w:bCs/>
+                <w:color w:val="000000" w:themeColor="text1"/>
+                <w:sz w:val="24"/>
+                <w:szCs w:val="24"/>
+              </w:rPr>
+              <w:t>"]["</w:t>
+            </w:r>
+            <w:proofErr w:type="spellStart"/>
+            <w:r>
+              <w:rPr>
+                <w:rFonts w:ascii="Times New Roman" w:eastAsia="Courier New" w:hAnsi="Times New Roman" w:cs="Times New Roman"/>
+                <w:b/>
+                <w:bCs/>
+                <w:color w:val="000000" w:themeColor="text1"/>
+                <w:sz w:val="24"/>
+                <w:szCs w:val="24"/>
+              </w:rPr>
+              <w:t>name</w:t>
+            </w:r>
+            <w:proofErr w:type="spellEnd"/>
+            <w:r>
+              <w:rPr>
+                <w:rFonts w:ascii="Times New Roman" w:eastAsia="Courier New" w:hAnsi="Times New Roman" w:cs="Times New Roman"/>
+                <w:b/>
+                <w:bCs/>
+                <w:color w:val="000000" w:themeColor="text1"/>
+                <w:sz w:val="24"/>
+                <w:szCs w:val="24"/>
+              </w:rPr>
+              <w:t>"]);:</w:t>
+            </w:r>
+          </w:p>
+          <w:p>
+            <w:pPr>
+              <w:tabs>
+                <w:tab w:val="num" w:pos="1440"/>
+              </w:tabs>
+              <w:ind w:left="-4"/>
+              <w:jc w:val="both"/>
+              <w:rPr>
+                <w:rFonts w:ascii="Times New Roman" w:eastAsia="Courier New" w:hAnsi="Times New Roman" w:cs="Times New Roman"/>
+                <w:color w:val="000000" w:themeColor="text1"/>
+                <w:sz w:val="24"/>
+                <w:szCs w:val="24"/>
+              </w:rPr>
+            </w:pPr>
+            <w:r>
+              <w:rPr>
+                <w:rFonts w:ascii="Times New Roman" w:eastAsia="Courier New" w:hAnsi="Times New Roman" w:cs="Times New Roman"/>
+                <w:color w:val="000000" w:themeColor="text1"/>
+                <w:sz w:val="24"/>
+                <w:szCs w:val="24"/>
+              </w:rPr>
+              <w:t xml:space="preserve">Membuat nama lengkap </w:t>
+            </w:r>
+            <w:proofErr w:type="spellStart"/>
+            <w:r>
+              <w:rPr>
+                <w:rFonts w:ascii="Times New Roman" w:eastAsia="Courier New" w:hAnsi="Times New Roman" w:cs="Times New Roman"/>
+                <w:color w:val="000000" w:themeColor="text1"/>
+                <w:sz w:val="24"/>
+                <w:szCs w:val="24"/>
+              </w:rPr>
+              <w:t>file</w:t>
+            </w:r>
+            <w:proofErr w:type="spellEnd"/>
+            <w:r>
+              <w:rPr>
+                <w:rFonts w:ascii="Times New Roman" w:eastAsia="Courier New" w:hAnsi="Times New Roman" w:cs="Times New Roman"/>
+                <w:color w:val="000000" w:themeColor="text1"/>
+                <w:sz w:val="24"/>
+                <w:szCs w:val="24"/>
+              </w:rPr>
+              <w:t xml:space="preserve"> yang akan disimpan di server, termasuk </w:t>
+            </w:r>
+            <w:proofErr w:type="spellStart"/>
+            <w:r>
+              <w:rPr>
+                <w:rFonts w:ascii="Times New Roman" w:eastAsia="Courier New" w:hAnsi="Times New Roman" w:cs="Times New Roman"/>
+                <w:color w:val="000000" w:themeColor="text1"/>
+                <w:sz w:val="24"/>
+                <w:szCs w:val="24"/>
+              </w:rPr>
+              <w:t>path</w:t>
+            </w:r>
+            <w:proofErr w:type="spellEnd"/>
+            <w:r>
+              <w:rPr>
+                <w:rFonts w:ascii="Times New Roman" w:eastAsia="Courier New" w:hAnsi="Times New Roman" w:cs="Times New Roman"/>
+                <w:color w:val="000000" w:themeColor="text1"/>
+                <w:sz w:val="24"/>
+                <w:szCs w:val="24"/>
+              </w:rPr>
+              <w:t xml:space="preserve"> lengkapnya. </w:t>
+            </w:r>
+            <w:proofErr w:type="spellStart"/>
+            <w:r>
+              <w:rPr>
+                <w:rFonts w:ascii="Times New Roman" w:eastAsia="Courier New" w:hAnsi="Times New Roman" w:cs="Times New Roman"/>
+                <w:color w:val="000000" w:themeColor="text1"/>
+                <w:sz w:val="24"/>
+                <w:szCs w:val="24"/>
+              </w:rPr>
+              <w:t>basename</w:t>
+            </w:r>
+            <w:proofErr w:type="spellEnd"/>
+            <w:r>
+              <w:rPr>
+                <w:rFonts w:ascii="Times New Roman" w:eastAsia="Courier New" w:hAnsi="Times New Roman" w:cs="Times New Roman"/>
+                <w:color w:val="000000" w:themeColor="text1"/>
+                <w:sz w:val="24"/>
+                <w:szCs w:val="24"/>
+              </w:rPr>
+              <w:t xml:space="preserve">() digunakan untuk mengambil nama asli </w:t>
+            </w:r>
+            <w:proofErr w:type="spellStart"/>
+            <w:r>
+              <w:rPr>
+                <w:rFonts w:ascii="Times New Roman" w:eastAsia="Courier New" w:hAnsi="Times New Roman" w:cs="Times New Roman"/>
+                <w:color w:val="000000" w:themeColor="text1"/>
+                <w:sz w:val="24"/>
+                <w:szCs w:val="24"/>
+              </w:rPr>
+              <w:t>file</w:t>
+            </w:r>
+            <w:proofErr w:type="spellEnd"/>
+            <w:r>
+              <w:rPr>
+                <w:rFonts w:ascii="Times New Roman" w:eastAsia="Courier New" w:hAnsi="Times New Roman" w:cs="Times New Roman"/>
+                <w:color w:val="000000" w:themeColor="text1"/>
+                <w:sz w:val="24"/>
+                <w:szCs w:val="24"/>
+              </w:rPr>
+              <w:t xml:space="preserve"> yang diunggah.</w:t>
+            </w:r>
+          </w:p>
+          <w:p>
+            <w:pPr>
+              <w:numPr>
+                <w:ilvl w:val="0"/>
+                <w:numId w:val="26"/>
+              </w:numPr>
+              <w:tabs>
+                <w:tab w:val="clear" w:pos="720"/>
+                <w:tab w:val="num" w:pos="421"/>
+              </w:tabs>
+              <w:ind w:left="421" w:hanging="425"/>
+              <w:jc w:val="both"/>
+              <w:rPr>
+                <w:rFonts w:ascii="Times New Roman" w:eastAsia="Courier New" w:hAnsi="Times New Roman" w:cs="Times New Roman"/>
+                <w:color w:val="000000" w:themeColor="text1"/>
+                <w:sz w:val="24"/>
+                <w:szCs w:val="24"/>
+              </w:rPr>
+            </w:pPr>
+            <w:r>
+              <w:rPr>
+                <w:rFonts w:ascii="Times New Roman" w:eastAsia="Courier New" w:hAnsi="Times New Roman" w:cs="Times New Roman"/>
+                <w:b/>
+                <w:bCs/>
+                <w:color w:val="000000" w:themeColor="text1"/>
+                <w:sz w:val="24"/>
+                <w:szCs w:val="24"/>
+              </w:rPr>
+              <w:t>$</w:t>
+            </w:r>
+            <w:proofErr w:type="spellStart"/>
+            <w:r>
+              <w:rPr>
+                <w:rFonts w:ascii="Times New Roman" w:eastAsia="Courier New" w:hAnsi="Times New Roman" w:cs="Times New Roman"/>
+                <w:b/>
+                <w:bCs/>
+                <w:color w:val="000000" w:themeColor="text1"/>
+                <w:sz w:val="24"/>
+                <w:szCs w:val="24"/>
+              </w:rPr>
+              <w:t>fileType</w:t>
+            </w:r>
+            <w:proofErr w:type="spellEnd"/>
+            <w:r>
+              <w:rPr>
+                <w:rFonts w:ascii="Times New Roman" w:eastAsia="Courier New" w:hAnsi="Times New Roman" w:cs="Times New Roman"/>
+                <w:b/>
+                <w:bCs/>
+                <w:color w:val="000000" w:themeColor="text1"/>
+                <w:sz w:val="24"/>
+                <w:szCs w:val="24"/>
+              </w:rPr>
+              <w:t xml:space="preserve"> = </w:t>
+            </w:r>
+            <w:proofErr w:type="spellStart"/>
+            <w:r>
+              <w:rPr>
+                <w:rFonts w:ascii="Times New Roman" w:eastAsia="Courier New" w:hAnsi="Times New Roman" w:cs="Times New Roman"/>
+                <w:b/>
+                <w:bCs/>
+                <w:color w:val="000000" w:themeColor="text1"/>
+                <w:sz w:val="24"/>
+                <w:szCs w:val="24"/>
+              </w:rPr>
+              <w:t>strtolower</w:t>
+            </w:r>
+            <w:proofErr w:type="spellEnd"/>
+            <w:r>
+              <w:rPr>
+                <w:rFonts w:ascii="Times New Roman" w:eastAsia="Courier New" w:hAnsi="Times New Roman" w:cs="Times New Roman"/>
+                <w:b/>
+                <w:bCs/>
+                <w:color w:val="000000" w:themeColor="text1"/>
+                <w:sz w:val="24"/>
+                <w:szCs w:val="24"/>
+              </w:rPr>
+              <w:t>(</w:t>
+            </w:r>
+            <w:proofErr w:type="spellStart"/>
+            <w:r>
+              <w:rPr>
+                <w:rFonts w:ascii="Times New Roman" w:eastAsia="Courier New" w:hAnsi="Times New Roman" w:cs="Times New Roman"/>
+                <w:b/>
+                <w:bCs/>
+                <w:color w:val="000000" w:themeColor="text1"/>
+                <w:sz w:val="24"/>
+                <w:szCs w:val="24"/>
+              </w:rPr>
+              <w:t>pathinfo</w:t>
+            </w:r>
+            <w:proofErr w:type="spellEnd"/>
+            <w:r>
+              <w:rPr>
+                <w:rFonts w:ascii="Times New Roman" w:eastAsia="Courier New" w:hAnsi="Times New Roman" w:cs="Times New Roman"/>
+                <w:b/>
+                <w:bCs/>
+                <w:color w:val="000000" w:themeColor="text1"/>
+                <w:sz w:val="24"/>
+                <w:szCs w:val="24"/>
+              </w:rPr>
+              <w:t>($</w:t>
+            </w:r>
+            <w:proofErr w:type="spellStart"/>
+            <w:r>
+              <w:rPr>
+                <w:rFonts w:ascii="Times New Roman" w:eastAsia="Courier New" w:hAnsi="Times New Roman" w:cs="Times New Roman"/>
+                <w:b/>
+                <w:bCs/>
+                <w:color w:val="000000" w:themeColor="text1"/>
+                <w:sz w:val="24"/>
+                <w:szCs w:val="24"/>
+              </w:rPr>
+              <w:t>targetFile</w:t>
+            </w:r>
+            <w:proofErr w:type="spellEnd"/>
+            <w:r>
+              <w:rPr>
+                <w:rFonts w:ascii="Times New Roman" w:eastAsia="Courier New" w:hAnsi="Times New Roman" w:cs="Times New Roman"/>
+                <w:b/>
+                <w:bCs/>
+                <w:color w:val="000000" w:themeColor="text1"/>
+                <w:sz w:val="24"/>
+                <w:szCs w:val="24"/>
+              </w:rPr>
+              <w:t>, PATHINFO_EXTENSION));:</w:t>
+            </w:r>
+          </w:p>
+          <w:p>
+            <w:pPr>
+              <w:tabs>
+                <w:tab w:val="num" w:pos="1440"/>
+              </w:tabs>
+              <w:ind w:left="-4"/>
+              <w:jc w:val="both"/>
+              <w:rPr>
+                <w:rFonts w:ascii="Times New Roman" w:eastAsia="Courier New" w:hAnsi="Times New Roman" w:cs="Times New Roman"/>
+                <w:color w:val="000000" w:themeColor="text1"/>
+                <w:sz w:val="24"/>
+                <w:szCs w:val="24"/>
+              </w:rPr>
+            </w:pPr>
+            <w:r>
+              <w:rPr>
+                <w:rFonts w:ascii="Times New Roman" w:eastAsia="Courier New" w:hAnsi="Times New Roman" w:cs="Times New Roman"/>
+                <w:color w:val="000000" w:themeColor="text1"/>
+                <w:sz w:val="24"/>
+                <w:szCs w:val="24"/>
+              </w:rPr>
+              <w:t xml:space="preserve">Mendapatkan ekstensi </w:t>
+            </w:r>
+            <w:proofErr w:type="spellStart"/>
+            <w:r>
+              <w:rPr>
+                <w:rFonts w:ascii="Times New Roman" w:eastAsia="Courier New" w:hAnsi="Times New Roman" w:cs="Times New Roman"/>
+                <w:color w:val="000000" w:themeColor="text1"/>
+                <w:sz w:val="24"/>
+                <w:szCs w:val="24"/>
+              </w:rPr>
+              <w:t>file</w:t>
+            </w:r>
+            <w:proofErr w:type="spellEnd"/>
+            <w:r>
+              <w:rPr>
+                <w:rFonts w:ascii="Times New Roman" w:eastAsia="Courier New" w:hAnsi="Times New Roman" w:cs="Times New Roman"/>
+                <w:color w:val="000000" w:themeColor="text1"/>
+                <w:sz w:val="24"/>
+                <w:szCs w:val="24"/>
+              </w:rPr>
+              <w:t xml:space="preserve"> (misalnya, </w:t>
+            </w:r>
+            <w:proofErr w:type="spellStart"/>
+            <w:r>
+              <w:rPr>
+                <w:rFonts w:ascii="Times New Roman" w:eastAsia="Courier New" w:hAnsi="Times New Roman" w:cs="Times New Roman"/>
+                <w:color w:val="000000" w:themeColor="text1"/>
+                <w:sz w:val="24"/>
+                <w:szCs w:val="24"/>
+              </w:rPr>
+              <w:t>jpg</w:t>
+            </w:r>
+            <w:proofErr w:type="spellEnd"/>
+            <w:r>
+              <w:rPr>
+                <w:rFonts w:ascii="Times New Roman" w:eastAsia="Courier New" w:hAnsi="Times New Roman" w:cs="Times New Roman"/>
+                <w:color w:val="000000" w:themeColor="text1"/>
+                <w:sz w:val="24"/>
+                <w:szCs w:val="24"/>
+              </w:rPr>
+              <w:t xml:space="preserve">, </w:t>
+            </w:r>
+            <w:proofErr w:type="spellStart"/>
+            <w:r>
+              <w:rPr>
+                <w:rFonts w:ascii="Times New Roman" w:eastAsia="Courier New" w:hAnsi="Times New Roman" w:cs="Times New Roman"/>
+                <w:color w:val="000000" w:themeColor="text1"/>
+                <w:sz w:val="24"/>
+                <w:szCs w:val="24"/>
+              </w:rPr>
+              <w:t>png</w:t>
+            </w:r>
+            <w:proofErr w:type="spellEnd"/>
+            <w:r>
+              <w:rPr>
+                <w:rFonts w:ascii="Times New Roman" w:eastAsia="Courier New" w:hAnsi="Times New Roman" w:cs="Times New Roman"/>
+                <w:color w:val="000000" w:themeColor="text1"/>
+                <w:sz w:val="24"/>
+                <w:szCs w:val="24"/>
+              </w:rPr>
+              <w:t>) dalam bentuk huruf kecil.</w:t>
+            </w:r>
+          </w:p>
+          <w:p>
+            <w:pPr>
+              <w:numPr>
+                <w:ilvl w:val="0"/>
+                <w:numId w:val="26"/>
+              </w:numPr>
+              <w:tabs>
+                <w:tab w:val="clear" w:pos="720"/>
+                <w:tab w:val="num" w:pos="421"/>
+              </w:tabs>
+              <w:ind w:left="421" w:hanging="425"/>
+              <w:jc w:val="both"/>
+              <w:rPr>
+                <w:rFonts w:ascii="Times New Roman" w:eastAsia="Courier New" w:hAnsi="Times New Roman" w:cs="Times New Roman"/>
+                <w:color w:val="000000" w:themeColor="text1"/>
+                <w:sz w:val="24"/>
+                <w:szCs w:val="24"/>
+              </w:rPr>
+            </w:pPr>
+            <w:r>
+              <w:rPr>
+                <w:rFonts w:ascii="Times New Roman" w:eastAsia="Courier New" w:hAnsi="Times New Roman" w:cs="Times New Roman"/>
+                <w:b/>
+                <w:bCs/>
+                <w:color w:val="000000" w:themeColor="text1"/>
+                <w:sz w:val="24"/>
+                <w:szCs w:val="24"/>
+              </w:rPr>
+              <w:t>$</w:t>
+            </w:r>
+            <w:proofErr w:type="spellStart"/>
+            <w:r>
+              <w:rPr>
+                <w:rFonts w:ascii="Times New Roman" w:eastAsia="Courier New" w:hAnsi="Times New Roman" w:cs="Times New Roman"/>
+                <w:b/>
+                <w:bCs/>
+                <w:color w:val="000000" w:themeColor="text1"/>
+                <w:sz w:val="24"/>
+                <w:szCs w:val="24"/>
+              </w:rPr>
+              <w:t>allowedExtensions</w:t>
+            </w:r>
+            <w:proofErr w:type="spellEnd"/>
+            <w:r>
+              <w:rPr>
+                <w:rFonts w:ascii="Times New Roman" w:eastAsia="Courier New" w:hAnsi="Times New Roman" w:cs="Times New Roman"/>
+                <w:b/>
+                <w:bCs/>
+                <w:color w:val="000000" w:themeColor="text1"/>
+                <w:sz w:val="24"/>
+                <w:szCs w:val="24"/>
+              </w:rPr>
+              <w:t xml:space="preserve"> = </w:t>
+            </w:r>
+            <w:proofErr w:type="spellStart"/>
+            <w:r>
+              <w:rPr>
+                <w:rFonts w:ascii="Times New Roman" w:eastAsia="Courier New" w:hAnsi="Times New Roman" w:cs="Times New Roman"/>
+                <w:b/>
+                <w:bCs/>
+                <w:color w:val="000000" w:themeColor="text1"/>
+                <w:sz w:val="24"/>
+                <w:szCs w:val="24"/>
+              </w:rPr>
+              <w:t>array</w:t>
+            </w:r>
+            <w:proofErr w:type="spellEnd"/>
+            <w:r>
+              <w:rPr>
+                <w:rFonts w:ascii="Times New Roman" w:eastAsia="Courier New" w:hAnsi="Times New Roman" w:cs="Times New Roman"/>
+                <w:b/>
+                <w:bCs/>
+                <w:color w:val="000000" w:themeColor="text1"/>
+                <w:sz w:val="24"/>
+                <w:szCs w:val="24"/>
+              </w:rPr>
+              <w:t>("</w:t>
+            </w:r>
+            <w:proofErr w:type="spellStart"/>
+            <w:r>
+              <w:rPr>
+                <w:rFonts w:ascii="Times New Roman" w:eastAsia="Courier New" w:hAnsi="Times New Roman" w:cs="Times New Roman"/>
+                <w:b/>
+                <w:bCs/>
+                <w:color w:val="000000" w:themeColor="text1"/>
+                <w:sz w:val="24"/>
+                <w:szCs w:val="24"/>
+              </w:rPr>
+              <w:t>jpg</w:t>
+            </w:r>
+            <w:proofErr w:type="spellEnd"/>
+            <w:r>
+              <w:rPr>
+                <w:rFonts w:ascii="Times New Roman" w:eastAsia="Courier New" w:hAnsi="Times New Roman" w:cs="Times New Roman"/>
+                <w:b/>
+                <w:bCs/>
+                <w:color w:val="000000" w:themeColor="text1"/>
+                <w:sz w:val="24"/>
+                <w:szCs w:val="24"/>
+              </w:rPr>
+              <w:t>", "</w:t>
+            </w:r>
+            <w:proofErr w:type="spellStart"/>
+            <w:r>
+              <w:rPr>
+                <w:rFonts w:ascii="Times New Roman" w:eastAsia="Courier New" w:hAnsi="Times New Roman" w:cs="Times New Roman"/>
+                <w:b/>
+                <w:bCs/>
+                <w:color w:val="000000" w:themeColor="text1"/>
+                <w:sz w:val="24"/>
+                <w:szCs w:val="24"/>
+              </w:rPr>
+              <w:t>jpeg</w:t>
+            </w:r>
+            <w:proofErr w:type="spellEnd"/>
+            <w:r>
+              <w:rPr>
+                <w:rFonts w:ascii="Times New Roman" w:eastAsia="Courier New" w:hAnsi="Times New Roman" w:cs="Times New Roman"/>
+                <w:b/>
+                <w:bCs/>
+                <w:color w:val="000000" w:themeColor="text1"/>
+                <w:sz w:val="24"/>
+                <w:szCs w:val="24"/>
+              </w:rPr>
+              <w:t>", "</w:t>
+            </w:r>
+            <w:proofErr w:type="spellStart"/>
+            <w:r>
+              <w:rPr>
+                <w:rFonts w:ascii="Times New Roman" w:eastAsia="Courier New" w:hAnsi="Times New Roman" w:cs="Times New Roman"/>
+                <w:b/>
+                <w:bCs/>
+                <w:color w:val="000000" w:themeColor="text1"/>
+                <w:sz w:val="24"/>
+                <w:szCs w:val="24"/>
+              </w:rPr>
+              <w:t>png</w:t>
+            </w:r>
+            <w:proofErr w:type="spellEnd"/>
+            <w:r>
+              <w:rPr>
+                <w:rFonts w:ascii="Times New Roman" w:eastAsia="Courier New" w:hAnsi="Times New Roman" w:cs="Times New Roman"/>
+                <w:b/>
+                <w:bCs/>
+                <w:color w:val="000000" w:themeColor="text1"/>
+                <w:sz w:val="24"/>
+                <w:szCs w:val="24"/>
+              </w:rPr>
+              <w:t>", "</w:t>
+            </w:r>
+            <w:proofErr w:type="spellStart"/>
+            <w:r>
+              <w:rPr>
+                <w:rFonts w:ascii="Times New Roman" w:eastAsia="Courier New" w:hAnsi="Times New Roman" w:cs="Times New Roman"/>
+                <w:b/>
+                <w:bCs/>
+                <w:color w:val="000000" w:themeColor="text1"/>
+                <w:sz w:val="24"/>
+                <w:szCs w:val="24"/>
+              </w:rPr>
+              <w:t>gif</w:t>
+            </w:r>
+            <w:proofErr w:type="spellEnd"/>
+            <w:r>
+              <w:rPr>
+                <w:rFonts w:ascii="Times New Roman" w:eastAsia="Courier New" w:hAnsi="Times New Roman" w:cs="Times New Roman"/>
+                <w:b/>
+                <w:bCs/>
+                <w:color w:val="000000" w:themeColor="text1"/>
+                <w:sz w:val="24"/>
+                <w:szCs w:val="24"/>
+              </w:rPr>
+              <w:t>");:</w:t>
+            </w:r>
+          </w:p>
+          <w:p>
+            <w:pPr>
+              <w:tabs>
+                <w:tab w:val="num" w:pos="1440"/>
+              </w:tabs>
+              <w:ind w:left="-4"/>
+              <w:jc w:val="both"/>
+              <w:rPr>
+                <w:rFonts w:ascii="Times New Roman" w:eastAsia="Courier New" w:hAnsi="Times New Roman" w:cs="Times New Roman"/>
+                <w:color w:val="000000" w:themeColor="text1"/>
+                <w:sz w:val="24"/>
+                <w:szCs w:val="24"/>
+              </w:rPr>
+            </w:pPr>
+            <w:r>
+              <w:rPr>
+                <w:rFonts w:ascii="Times New Roman" w:eastAsia="Courier New" w:hAnsi="Times New Roman" w:cs="Times New Roman"/>
+                <w:color w:val="000000" w:themeColor="text1"/>
+                <w:sz w:val="24"/>
+                <w:szCs w:val="24"/>
+              </w:rPr>
+              <w:t xml:space="preserve">Membuat daftar ekstensi </w:t>
+            </w:r>
+            <w:proofErr w:type="spellStart"/>
+            <w:r>
+              <w:rPr>
+                <w:rFonts w:ascii="Times New Roman" w:eastAsia="Courier New" w:hAnsi="Times New Roman" w:cs="Times New Roman"/>
+                <w:color w:val="000000" w:themeColor="text1"/>
+                <w:sz w:val="24"/>
+                <w:szCs w:val="24"/>
+              </w:rPr>
+              <w:t>file</w:t>
+            </w:r>
+            <w:proofErr w:type="spellEnd"/>
+            <w:r>
+              <w:rPr>
+                <w:rFonts w:ascii="Times New Roman" w:eastAsia="Courier New" w:hAnsi="Times New Roman" w:cs="Times New Roman"/>
+                <w:color w:val="000000" w:themeColor="text1"/>
+                <w:sz w:val="24"/>
+                <w:szCs w:val="24"/>
+              </w:rPr>
+              <w:t xml:space="preserve"> yang diizinkan untuk diunggah. Dalam hal ini, hanya </w:t>
+            </w:r>
+            <w:proofErr w:type="spellStart"/>
+            <w:r>
+              <w:rPr>
+                <w:rFonts w:ascii="Times New Roman" w:eastAsia="Courier New" w:hAnsi="Times New Roman" w:cs="Times New Roman"/>
+                <w:color w:val="000000" w:themeColor="text1"/>
+                <w:sz w:val="24"/>
+                <w:szCs w:val="24"/>
+              </w:rPr>
+              <w:t>file</w:t>
+            </w:r>
+            <w:proofErr w:type="spellEnd"/>
+            <w:r>
+              <w:rPr>
+                <w:rFonts w:ascii="Times New Roman" w:eastAsia="Courier New" w:hAnsi="Times New Roman" w:cs="Times New Roman"/>
+                <w:color w:val="000000" w:themeColor="text1"/>
+                <w:sz w:val="24"/>
+                <w:szCs w:val="24"/>
+              </w:rPr>
+              <w:t xml:space="preserve"> dengan ekstensi </w:t>
+            </w:r>
+            <w:proofErr w:type="spellStart"/>
+            <w:r>
+              <w:rPr>
+                <w:rFonts w:ascii="Times New Roman" w:eastAsia="Courier New" w:hAnsi="Times New Roman" w:cs="Times New Roman"/>
+                <w:color w:val="000000" w:themeColor="text1"/>
+                <w:sz w:val="24"/>
+                <w:szCs w:val="24"/>
+              </w:rPr>
+              <w:t>jpg</w:t>
+            </w:r>
+            <w:proofErr w:type="spellEnd"/>
+            <w:r>
+              <w:rPr>
+                <w:rFonts w:ascii="Times New Roman" w:eastAsia="Courier New" w:hAnsi="Times New Roman" w:cs="Times New Roman"/>
+                <w:color w:val="000000" w:themeColor="text1"/>
+                <w:sz w:val="24"/>
+                <w:szCs w:val="24"/>
+              </w:rPr>
+              <w:t xml:space="preserve">, </w:t>
+            </w:r>
+            <w:proofErr w:type="spellStart"/>
+            <w:r>
+              <w:rPr>
+                <w:rFonts w:ascii="Times New Roman" w:eastAsia="Courier New" w:hAnsi="Times New Roman" w:cs="Times New Roman"/>
+                <w:color w:val="000000" w:themeColor="text1"/>
+                <w:sz w:val="24"/>
+                <w:szCs w:val="24"/>
+              </w:rPr>
+              <w:t>jpeg</w:t>
+            </w:r>
+            <w:proofErr w:type="spellEnd"/>
+            <w:r>
+              <w:rPr>
+                <w:rFonts w:ascii="Times New Roman" w:eastAsia="Courier New" w:hAnsi="Times New Roman" w:cs="Times New Roman"/>
+                <w:color w:val="000000" w:themeColor="text1"/>
+                <w:sz w:val="24"/>
+                <w:szCs w:val="24"/>
+              </w:rPr>
+              <w:t xml:space="preserve">, </w:t>
+            </w:r>
+            <w:proofErr w:type="spellStart"/>
+            <w:r>
+              <w:rPr>
+                <w:rFonts w:ascii="Times New Roman" w:eastAsia="Courier New" w:hAnsi="Times New Roman" w:cs="Times New Roman"/>
+                <w:color w:val="000000" w:themeColor="text1"/>
+                <w:sz w:val="24"/>
+                <w:szCs w:val="24"/>
+              </w:rPr>
+              <w:t>png</w:t>
+            </w:r>
+            <w:proofErr w:type="spellEnd"/>
+            <w:r>
+              <w:rPr>
+                <w:rFonts w:ascii="Times New Roman" w:eastAsia="Courier New" w:hAnsi="Times New Roman" w:cs="Times New Roman"/>
+                <w:color w:val="000000" w:themeColor="text1"/>
+                <w:sz w:val="24"/>
+                <w:szCs w:val="24"/>
+              </w:rPr>
+              <w:t xml:space="preserve">, atau </w:t>
+            </w:r>
+            <w:proofErr w:type="spellStart"/>
+            <w:r>
+              <w:rPr>
+                <w:rFonts w:ascii="Times New Roman" w:eastAsia="Courier New" w:hAnsi="Times New Roman" w:cs="Times New Roman"/>
+                <w:color w:val="000000" w:themeColor="text1"/>
+                <w:sz w:val="24"/>
+                <w:szCs w:val="24"/>
+              </w:rPr>
+              <w:t>gif</w:t>
+            </w:r>
+            <w:proofErr w:type="spellEnd"/>
+            <w:r>
+              <w:rPr>
+                <w:rFonts w:ascii="Times New Roman" w:eastAsia="Courier New" w:hAnsi="Times New Roman" w:cs="Times New Roman"/>
+                <w:color w:val="000000" w:themeColor="text1"/>
+                <w:sz w:val="24"/>
+                <w:szCs w:val="24"/>
+              </w:rPr>
+              <w:t xml:space="preserve"> yang diperbolehkan.</w:t>
+            </w:r>
+          </w:p>
+          <w:p>
+            <w:pPr>
+              <w:numPr>
+                <w:ilvl w:val="0"/>
+                <w:numId w:val="26"/>
+              </w:numPr>
+              <w:tabs>
+                <w:tab w:val="clear" w:pos="720"/>
+                <w:tab w:val="num" w:pos="421"/>
+              </w:tabs>
+              <w:ind w:left="421" w:hanging="425"/>
+              <w:jc w:val="both"/>
+              <w:rPr>
+                <w:rFonts w:ascii="Times New Roman" w:eastAsia="Courier New" w:hAnsi="Times New Roman" w:cs="Times New Roman"/>
+                <w:color w:val="000000" w:themeColor="text1"/>
+                <w:sz w:val="24"/>
+                <w:szCs w:val="24"/>
+              </w:rPr>
+            </w:pPr>
+            <w:r>
+              <w:rPr>
+                <w:rFonts w:ascii="Times New Roman" w:eastAsia="Courier New" w:hAnsi="Times New Roman" w:cs="Times New Roman"/>
+                <w:b/>
+                <w:bCs/>
+                <w:color w:val="000000" w:themeColor="text1"/>
+                <w:sz w:val="24"/>
+                <w:szCs w:val="24"/>
+              </w:rPr>
+              <w:lastRenderedPageBreak/>
+              <w:t>$</w:t>
+            </w:r>
+            <w:proofErr w:type="spellStart"/>
+            <w:r>
+              <w:rPr>
+                <w:rFonts w:ascii="Times New Roman" w:eastAsia="Courier New" w:hAnsi="Times New Roman" w:cs="Times New Roman"/>
+                <w:b/>
+                <w:bCs/>
+                <w:color w:val="000000" w:themeColor="text1"/>
+                <w:sz w:val="24"/>
+                <w:szCs w:val="24"/>
+              </w:rPr>
+              <w:t>maxFileSize</w:t>
+            </w:r>
+            <w:proofErr w:type="spellEnd"/>
+            <w:r>
+              <w:rPr>
+                <w:rFonts w:ascii="Times New Roman" w:eastAsia="Courier New" w:hAnsi="Times New Roman" w:cs="Times New Roman"/>
+                <w:b/>
+                <w:bCs/>
+                <w:color w:val="000000" w:themeColor="text1"/>
+                <w:sz w:val="24"/>
+                <w:szCs w:val="24"/>
+              </w:rPr>
+              <w:t xml:space="preserve"> = 5 * 1024 * 1024;:</w:t>
+            </w:r>
+          </w:p>
+          <w:p>
+            <w:pPr>
+              <w:tabs>
+                <w:tab w:val="num" w:pos="1440"/>
+              </w:tabs>
+              <w:ind w:left="-4"/>
+              <w:jc w:val="both"/>
+              <w:rPr>
+                <w:rFonts w:ascii="Times New Roman" w:eastAsia="Courier New" w:hAnsi="Times New Roman" w:cs="Times New Roman"/>
+                <w:color w:val="000000" w:themeColor="text1"/>
+                <w:sz w:val="24"/>
+                <w:szCs w:val="24"/>
+              </w:rPr>
+            </w:pPr>
+            <w:r>
+              <w:rPr>
+                <w:rFonts w:ascii="Times New Roman" w:eastAsia="Courier New" w:hAnsi="Times New Roman" w:cs="Times New Roman"/>
+                <w:color w:val="000000" w:themeColor="text1"/>
+                <w:sz w:val="24"/>
+                <w:szCs w:val="24"/>
+              </w:rPr>
+              <w:t xml:space="preserve">Menentukan ukuran maksimum </w:t>
+            </w:r>
+            <w:proofErr w:type="spellStart"/>
+            <w:r>
+              <w:rPr>
+                <w:rFonts w:ascii="Times New Roman" w:eastAsia="Courier New" w:hAnsi="Times New Roman" w:cs="Times New Roman"/>
+                <w:color w:val="000000" w:themeColor="text1"/>
+                <w:sz w:val="24"/>
+                <w:szCs w:val="24"/>
+              </w:rPr>
+              <w:t>file</w:t>
+            </w:r>
+            <w:proofErr w:type="spellEnd"/>
+            <w:r>
+              <w:rPr>
+                <w:rFonts w:ascii="Times New Roman" w:eastAsia="Courier New" w:hAnsi="Times New Roman" w:cs="Times New Roman"/>
+                <w:color w:val="000000" w:themeColor="text1"/>
+                <w:sz w:val="24"/>
+                <w:szCs w:val="24"/>
+              </w:rPr>
+              <w:t xml:space="preserve"> yang diizinkan untuk diunggah. Dalam contoh ini, ukuran maksimalnya adalah 5 MB.</w:t>
+            </w:r>
+          </w:p>
+          <w:p>
+            <w:pPr>
+              <w:numPr>
+                <w:ilvl w:val="0"/>
+                <w:numId w:val="26"/>
+              </w:numPr>
+              <w:tabs>
+                <w:tab w:val="clear" w:pos="720"/>
+                <w:tab w:val="num" w:pos="421"/>
+              </w:tabs>
+              <w:ind w:left="421" w:hanging="425"/>
+              <w:jc w:val="both"/>
+              <w:rPr>
+                <w:rFonts w:ascii="Times New Roman" w:eastAsia="Courier New" w:hAnsi="Times New Roman" w:cs="Times New Roman"/>
+                <w:color w:val="000000" w:themeColor="text1"/>
+                <w:sz w:val="24"/>
+                <w:szCs w:val="24"/>
+              </w:rPr>
+            </w:pPr>
+            <w:proofErr w:type="spellStart"/>
+            <w:r>
+              <w:rPr>
+                <w:rFonts w:ascii="Times New Roman" w:eastAsia="Courier New" w:hAnsi="Times New Roman" w:cs="Times New Roman"/>
+                <w:b/>
+                <w:bCs/>
+                <w:color w:val="000000" w:themeColor="text1"/>
+                <w:sz w:val="24"/>
+                <w:szCs w:val="24"/>
+              </w:rPr>
+              <w:t>if</w:t>
+            </w:r>
+            <w:proofErr w:type="spellEnd"/>
+            <w:r>
+              <w:rPr>
+                <w:rFonts w:ascii="Times New Roman" w:eastAsia="Courier New" w:hAnsi="Times New Roman" w:cs="Times New Roman"/>
+                <w:b/>
+                <w:bCs/>
+                <w:color w:val="000000" w:themeColor="text1"/>
+                <w:sz w:val="24"/>
+                <w:szCs w:val="24"/>
+              </w:rPr>
+              <w:t xml:space="preserve"> (</w:t>
+            </w:r>
+            <w:proofErr w:type="spellStart"/>
+            <w:r>
+              <w:rPr>
+                <w:rFonts w:ascii="Times New Roman" w:eastAsia="Courier New" w:hAnsi="Times New Roman" w:cs="Times New Roman"/>
+                <w:b/>
+                <w:bCs/>
+                <w:color w:val="000000" w:themeColor="text1"/>
+                <w:sz w:val="24"/>
+                <w:szCs w:val="24"/>
+              </w:rPr>
+              <w:t>in_array</w:t>
+            </w:r>
+            <w:proofErr w:type="spellEnd"/>
+            <w:r>
+              <w:rPr>
+                <w:rFonts w:ascii="Times New Roman" w:eastAsia="Courier New" w:hAnsi="Times New Roman" w:cs="Times New Roman"/>
+                <w:b/>
+                <w:bCs/>
+                <w:color w:val="000000" w:themeColor="text1"/>
+                <w:sz w:val="24"/>
+                <w:szCs w:val="24"/>
+              </w:rPr>
+              <w:t>($</w:t>
+            </w:r>
+            <w:proofErr w:type="spellStart"/>
+            <w:r>
+              <w:rPr>
+                <w:rFonts w:ascii="Times New Roman" w:eastAsia="Courier New" w:hAnsi="Times New Roman" w:cs="Times New Roman"/>
+                <w:b/>
+                <w:bCs/>
+                <w:color w:val="000000" w:themeColor="text1"/>
+                <w:sz w:val="24"/>
+                <w:szCs w:val="24"/>
+              </w:rPr>
+              <w:t>fileType</w:t>
+            </w:r>
+            <w:proofErr w:type="spellEnd"/>
+            <w:r>
+              <w:rPr>
+                <w:rFonts w:ascii="Times New Roman" w:eastAsia="Courier New" w:hAnsi="Times New Roman" w:cs="Times New Roman"/>
+                <w:b/>
+                <w:bCs/>
+                <w:color w:val="000000" w:themeColor="text1"/>
+                <w:sz w:val="24"/>
+                <w:szCs w:val="24"/>
+              </w:rPr>
+              <w:t>, $</w:t>
+            </w:r>
+            <w:proofErr w:type="spellStart"/>
+            <w:r>
+              <w:rPr>
+                <w:rFonts w:ascii="Times New Roman" w:eastAsia="Courier New" w:hAnsi="Times New Roman" w:cs="Times New Roman"/>
+                <w:b/>
+                <w:bCs/>
+                <w:color w:val="000000" w:themeColor="text1"/>
+                <w:sz w:val="24"/>
+                <w:szCs w:val="24"/>
+              </w:rPr>
+              <w:t>allowedExtensions</w:t>
+            </w:r>
+            <w:proofErr w:type="spellEnd"/>
+            <w:r>
+              <w:rPr>
+                <w:rFonts w:ascii="Times New Roman" w:eastAsia="Courier New" w:hAnsi="Times New Roman" w:cs="Times New Roman"/>
+                <w:b/>
+                <w:bCs/>
+                <w:color w:val="000000" w:themeColor="text1"/>
+                <w:sz w:val="24"/>
+                <w:szCs w:val="24"/>
+              </w:rPr>
+              <w:t>) &amp;&amp; $_FILES["</w:t>
+            </w:r>
+            <w:proofErr w:type="spellStart"/>
+            <w:r>
+              <w:rPr>
+                <w:rFonts w:ascii="Times New Roman" w:eastAsia="Courier New" w:hAnsi="Times New Roman" w:cs="Times New Roman"/>
+                <w:b/>
+                <w:bCs/>
+                <w:color w:val="000000" w:themeColor="text1"/>
+                <w:sz w:val="24"/>
+                <w:szCs w:val="24"/>
+              </w:rPr>
+              <w:t>fileToUpload</w:t>
+            </w:r>
+            <w:proofErr w:type="spellEnd"/>
+            <w:r>
+              <w:rPr>
+                <w:rFonts w:ascii="Times New Roman" w:eastAsia="Courier New" w:hAnsi="Times New Roman" w:cs="Times New Roman"/>
+                <w:b/>
+                <w:bCs/>
+                <w:color w:val="000000" w:themeColor="text1"/>
+                <w:sz w:val="24"/>
+                <w:szCs w:val="24"/>
+              </w:rPr>
+              <w:t>"]["</w:t>
+            </w:r>
+            <w:proofErr w:type="spellStart"/>
+            <w:r>
+              <w:rPr>
+                <w:rFonts w:ascii="Times New Roman" w:eastAsia="Courier New" w:hAnsi="Times New Roman" w:cs="Times New Roman"/>
+                <w:b/>
+                <w:bCs/>
+                <w:color w:val="000000" w:themeColor="text1"/>
+                <w:sz w:val="24"/>
+                <w:szCs w:val="24"/>
+              </w:rPr>
+              <w:t>size</w:t>
+            </w:r>
+            <w:proofErr w:type="spellEnd"/>
+            <w:r>
+              <w:rPr>
+                <w:rFonts w:ascii="Times New Roman" w:eastAsia="Courier New" w:hAnsi="Times New Roman" w:cs="Times New Roman"/>
+                <w:b/>
+                <w:bCs/>
+                <w:color w:val="000000" w:themeColor="text1"/>
+                <w:sz w:val="24"/>
+                <w:szCs w:val="24"/>
+              </w:rPr>
+              <w:t>"] &lt;= $</w:t>
+            </w:r>
+            <w:proofErr w:type="spellStart"/>
+            <w:r>
+              <w:rPr>
+                <w:rFonts w:ascii="Times New Roman" w:eastAsia="Courier New" w:hAnsi="Times New Roman" w:cs="Times New Roman"/>
+                <w:b/>
+                <w:bCs/>
+                <w:color w:val="000000" w:themeColor="text1"/>
+                <w:sz w:val="24"/>
+                <w:szCs w:val="24"/>
+              </w:rPr>
+              <w:t>maxFileSize</w:t>
+            </w:r>
+            <w:proofErr w:type="spellEnd"/>
+            <w:r>
+              <w:rPr>
+                <w:rFonts w:ascii="Times New Roman" w:eastAsia="Courier New" w:hAnsi="Times New Roman" w:cs="Times New Roman"/>
+                <w:b/>
+                <w:bCs/>
+                <w:color w:val="000000" w:themeColor="text1"/>
+                <w:sz w:val="24"/>
+                <w:szCs w:val="24"/>
+              </w:rPr>
+              <w:t>) {:</w:t>
+            </w:r>
+          </w:p>
+          <w:p>
+            <w:pPr>
+              <w:tabs>
+                <w:tab w:val="num" w:pos="1440"/>
+              </w:tabs>
+              <w:ind w:left="-4"/>
+              <w:jc w:val="both"/>
+              <w:rPr>
+                <w:rFonts w:ascii="Times New Roman" w:eastAsia="Courier New" w:hAnsi="Times New Roman" w:cs="Times New Roman"/>
+                <w:color w:val="000000" w:themeColor="text1"/>
+                <w:sz w:val="24"/>
+                <w:szCs w:val="24"/>
+              </w:rPr>
+            </w:pPr>
+            <w:r>
+              <w:rPr>
+                <w:rFonts w:ascii="Times New Roman" w:eastAsia="Courier New" w:hAnsi="Times New Roman" w:cs="Times New Roman"/>
+                <w:color w:val="000000" w:themeColor="text1"/>
+                <w:sz w:val="24"/>
+                <w:szCs w:val="24"/>
+              </w:rPr>
+              <w:t xml:space="preserve">Memeriksa apakah ekstensi </w:t>
+            </w:r>
+            <w:proofErr w:type="spellStart"/>
+            <w:r>
+              <w:rPr>
+                <w:rFonts w:ascii="Times New Roman" w:eastAsia="Courier New" w:hAnsi="Times New Roman" w:cs="Times New Roman"/>
+                <w:color w:val="000000" w:themeColor="text1"/>
+                <w:sz w:val="24"/>
+                <w:szCs w:val="24"/>
+              </w:rPr>
+              <w:t>file</w:t>
+            </w:r>
+            <w:proofErr w:type="spellEnd"/>
+            <w:r>
+              <w:rPr>
+                <w:rFonts w:ascii="Times New Roman" w:eastAsia="Courier New" w:hAnsi="Times New Roman" w:cs="Times New Roman"/>
+                <w:color w:val="000000" w:themeColor="text1"/>
+                <w:sz w:val="24"/>
+                <w:szCs w:val="24"/>
+              </w:rPr>
+              <w:t xml:space="preserve"> yang diunggah ada dalam daftar ekstensi yang diizinkan dan apakah ukuran </w:t>
+            </w:r>
+            <w:proofErr w:type="spellStart"/>
+            <w:r>
+              <w:rPr>
+                <w:rFonts w:ascii="Times New Roman" w:eastAsia="Courier New" w:hAnsi="Times New Roman" w:cs="Times New Roman"/>
+                <w:color w:val="000000" w:themeColor="text1"/>
+                <w:sz w:val="24"/>
+                <w:szCs w:val="24"/>
+              </w:rPr>
+              <w:t>file</w:t>
+            </w:r>
+            <w:proofErr w:type="spellEnd"/>
+            <w:r>
+              <w:rPr>
+                <w:rFonts w:ascii="Times New Roman" w:eastAsia="Courier New" w:hAnsi="Times New Roman" w:cs="Times New Roman"/>
+                <w:color w:val="000000" w:themeColor="text1"/>
+                <w:sz w:val="24"/>
+                <w:szCs w:val="24"/>
+              </w:rPr>
+              <w:t xml:space="preserve"> tidak melebihi batas maksimum. Jika kedua kondisi terpenuhi, maka </w:t>
+            </w:r>
+            <w:proofErr w:type="spellStart"/>
+            <w:r>
+              <w:rPr>
+                <w:rFonts w:ascii="Times New Roman" w:eastAsia="Courier New" w:hAnsi="Times New Roman" w:cs="Times New Roman"/>
+                <w:color w:val="000000" w:themeColor="text1"/>
+                <w:sz w:val="24"/>
+                <w:szCs w:val="24"/>
+              </w:rPr>
+              <w:t>file</w:t>
+            </w:r>
+            <w:proofErr w:type="spellEnd"/>
+            <w:r>
+              <w:rPr>
+                <w:rFonts w:ascii="Times New Roman" w:eastAsia="Courier New" w:hAnsi="Times New Roman" w:cs="Times New Roman"/>
+                <w:color w:val="000000" w:themeColor="text1"/>
+                <w:sz w:val="24"/>
+                <w:szCs w:val="24"/>
+              </w:rPr>
+              <w:t xml:space="preserve"> akan diunggah.</w:t>
+            </w:r>
+          </w:p>
+          <w:p>
+            <w:pPr>
+              <w:numPr>
+                <w:ilvl w:val="0"/>
+                <w:numId w:val="26"/>
+              </w:numPr>
+              <w:tabs>
+                <w:tab w:val="clear" w:pos="720"/>
+                <w:tab w:val="num" w:pos="421"/>
+              </w:tabs>
+              <w:ind w:left="421" w:hanging="425"/>
+              <w:jc w:val="both"/>
+              <w:rPr>
+                <w:rFonts w:ascii="Times New Roman" w:eastAsia="Courier New" w:hAnsi="Times New Roman" w:cs="Times New Roman"/>
+                <w:color w:val="000000" w:themeColor="text1"/>
+                <w:sz w:val="24"/>
+                <w:szCs w:val="24"/>
+              </w:rPr>
+            </w:pPr>
+            <w:proofErr w:type="spellStart"/>
+            <w:r>
+              <w:rPr>
+                <w:rFonts w:ascii="Times New Roman" w:eastAsia="Courier New" w:hAnsi="Times New Roman" w:cs="Times New Roman"/>
+                <w:b/>
+                <w:bCs/>
+                <w:color w:val="000000" w:themeColor="text1"/>
+                <w:sz w:val="24"/>
+                <w:szCs w:val="24"/>
+              </w:rPr>
+              <w:t>if</w:t>
+            </w:r>
+            <w:proofErr w:type="spellEnd"/>
+            <w:r>
+              <w:rPr>
+                <w:rFonts w:ascii="Times New Roman" w:eastAsia="Courier New" w:hAnsi="Times New Roman" w:cs="Times New Roman"/>
+                <w:b/>
+                <w:bCs/>
+                <w:color w:val="000000" w:themeColor="text1"/>
+                <w:sz w:val="24"/>
+                <w:szCs w:val="24"/>
+              </w:rPr>
+              <w:t xml:space="preserve"> (</w:t>
+            </w:r>
+            <w:proofErr w:type="spellStart"/>
+            <w:r>
+              <w:rPr>
+                <w:rFonts w:ascii="Times New Roman" w:eastAsia="Courier New" w:hAnsi="Times New Roman" w:cs="Times New Roman"/>
+                <w:b/>
+                <w:bCs/>
+                <w:color w:val="000000" w:themeColor="text1"/>
+                <w:sz w:val="24"/>
+                <w:szCs w:val="24"/>
+              </w:rPr>
+              <w:t>move_uploaded_file</w:t>
+            </w:r>
+            <w:proofErr w:type="spellEnd"/>
+            <w:r>
+              <w:rPr>
+                <w:rFonts w:ascii="Times New Roman" w:eastAsia="Courier New" w:hAnsi="Times New Roman" w:cs="Times New Roman"/>
+                <w:b/>
+                <w:bCs/>
+                <w:color w:val="000000" w:themeColor="text1"/>
+                <w:sz w:val="24"/>
+                <w:szCs w:val="24"/>
+              </w:rPr>
+              <w:t>($_FILES["</w:t>
+            </w:r>
+            <w:proofErr w:type="spellStart"/>
+            <w:r>
+              <w:rPr>
+                <w:rFonts w:ascii="Times New Roman" w:eastAsia="Courier New" w:hAnsi="Times New Roman" w:cs="Times New Roman"/>
+                <w:b/>
+                <w:bCs/>
+                <w:color w:val="000000" w:themeColor="text1"/>
+                <w:sz w:val="24"/>
+                <w:szCs w:val="24"/>
+              </w:rPr>
+              <w:t>fileToUpload</w:t>
+            </w:r>
+            <w:proofErr w:type="spellEnd"/>
+            <w:r>
+              <w:rPr>
+                <w:rFonts w:ascii="Times New Roman" w:eastAsia="Courier New" w:hAnsi="Times New Roman" w:cs="Times New Roman"/>
+                <w:b/>
+                <w:bCs/>
+                <w:color w:val="000000" w:themeColor="text1"/>
+                <w:sz w:val="24"/>
+                <w:szCs w:val="24"/>
+              </w:rPr>
+              <w:t>"]["</w:t>
+            </w:r>
+            <w:proofErr w:type="spellStart"/>
+            <w:r>
+              <w:rPr>
+                <w:rFonts w:ascii="Times New Roman" w:eastAsia="Courier New" w:hAnsi="Times New Roman" w:cs="Times New Roman"/>
+                <w:b/>
+                <w:bCs/>
+                <w:color w:val="000000" w:themeColor="text1"/>
+                <w:sz w:val="24"/>
+                <w:szCs w:val="24"/>
+              </w:rPr>
+              <w:t>tmp_name</w:t>
+            </w:r>
+            <w:proofErr w:type="spellEnd"/>
+            <w:r>
+              <w:rPr>
+                <w:rFonts w:ascii="Times New Roman" w:eastAsia="Courier New" w:hAnsi="Times New Roman" w:cs="Times New Roman"/>
+                <w:b/>
+                <w:bCs/>
+                <w:color w:val="000000" w:themeColor="text1"/>
+                <w:sz w:val="24"/>
+                <w:szCs w:val="24"/>
+              </w:rPr>
+              <w:t>"], $</w:t>
+            </w:r>
+            <w:proofErr w:type="spellStart"/>
+            <w:r>
+              <w:rPr>
+                <w:rFonts w:ascii="Times New Roman" w:eastAsia="Courier New" w:hAnsi="Times New Roman" w:cs="Times New Roman"/>
+                <w:b/>
+                <w:bCs/>
+                <w:color w:val="000000" w:themeColor="text1"/>
+                <w:sz w:val="24"/>
+                <w:szCs w:val="24"/>
+              </w:rPr>
+              <w:t>targetFile</w:t>
+            </w:r>
+            <w:proofErr w:type="spellEnd"/>
+            <w:r>
+              <w:rPr>
+                <w:rFonts w:ascii="Times New Roman" w:eastAsia="Courier New" w:hAnsi="Times New Roman" w:cs="Times New Roman"/>
+                <w:b/>
+                <w:bCs/>
+                <w:color w:val="000000" w:themeColor="text1"/>
+                <w:sz w:val="24"/>
+                <w:szCs w:val="24"/>
+              </w:rPr>
+              <w:t>)) {:</w:t>
+            </w:r>
+          </w:p>
+          <w:p>
+            <w:pPr>
+              <w:tabs>
+                <w:tab w:val="num" w:pos="1440"/>
+              </w:tabs>
+              <w:ind w:left="-4"/>
+              <w:jc w:val="both"/>
+              <w:rPr>
+                <w:rFonts w:ascii="Times New Roman" w:eastAsia="Courier New" w:hAnsi="Times New Roman" w:cs="Times New Roman"/>
+                <w:color w:val="000000" w:themeColor="text1"/>
+                <w:sz w:val="24"/>
+                <w:szCs w:val="24"/>
+              </w:rPr>
+            </w:pPr>
+            <w:r>
+              <w:rPr>
+                <w:rFonts w:ascii="Times New Roman" w:eastAsia="Courier New" w:hAnsi="Times New Roman" w:cs="Times New Roman"/>
+                <w:color w:val="000000" w:themeColor="text1"/>
+                <w:sz w:val="24"/>
+                <w:szCs w:val="24"/>
+              </w:rPr>
+              <w:t xml:space="preserve">Memindahkan </w:t>
+            </w:r>
+            <w:proofErr w:type="spellStart"/>
+            <w:r>
+              <w:rPr>
+                <w:rFonts w:ascii="Times New Roman" w:eastAsia="Courier New" w:hAnsi="Times New Roman" w:cs="Times New Roman"/>
+                <w:color w:val="000000" w:themeColor="text1"/>
+                <w:sz w:val="24"/>
+                <w:szCs w:val="24"/>
+              </w:rPr>
+              <w:t>file</w:t>
+            </w:r>
+            <w:proofErr w:type="spellEnd"/>
+            <w:r>
+              <w:rPr>
+                <w:rFonts w:ascii="Times New Roman" w:eastAsia="Courier New" w:hAnsi="Times New Roman" w:cs="Times New Roman"/>
+                <w:color w:val="000000" w:themeColor="text1"/>
+                <w:sz w:val="24"/>
+                <w:szCs w:val="24"/>
+              </w:rPr>
+              <w:t xml:space="preserve"> sementara dari server ke </w:t>
+            </w:r>
+            <w:proofErr w:type="spellStart"/>
+            <w:r>
+              <w:rPr>
+                <w:rFonts w:ascii="Times New Roman" w:eastAsia="Courier New" w:hAnsi="Times New Roman" w:cs="Times New Roman"/>
+                <w:color w:val="000000" w:themeColor="text1"/>
+                <w:sz w:val="24"/>
+                <w:szCs w:val="24"/>
+              </w:rPr>
+              <w:t>direktori</w:t>
+            </w:r>
+            <w:proofErr w:type="spellEnd"/>
+            <w:r>
+              <w:rPr>
+                <w:rFonts w:ascii="Times New Roman" w:eastAsia="Courier New" w:hAnsi="Times New Roman" w:cs="Times New Roman"/>
+                <w:color w:val="000000" w:themeColor="text1"/>
+                <w:sz w:val="24"/>
+                <w:szCs w:val="24"/>
+              </w:rPr>
+              <w:t xml:space="preserve"> tujuan yang telah ditentukan. Jika berhasil, maka </w:t>
+            </w:r>
+            <w:proofErr w:type="spellStart"/>
+            <w:r>
+              <w:rPr>
+                <w:rFonts w:ascii="Times New Roman" w:eastAsia="Courier New" w:hAnsi="Times New Roman" w:cs="Times New Roman"/>
+                <w:color w:val="000000" w:themeColor="text1"/>
+                <w:sz w:val="24"/>
+                <w:szCs w:val="24"/>
+              </w:rPr>
+              <w:t>file</w:t>
+            </w:r>
+            <w:proofErr w:type="spellEnd"/>
+            <w:r>
+              <w:rPr>
+                <w:rFonts w:ascii="Times New Roman" w:eastAsia="Courier New" w:hAnsi="Times New Roman" w:cs="Times New Roman"/>
+                <w:color w:val="000000" w:themeColor="text1"/>
+                <w:sz w:val="24"/>
+                <w:szCs w:val="24"/>
+              </w:rPr>
+              <w:t xml:space="preserve"> berhasil diunggah.</w:t>
+            </w:r>
+          </w:p>
+          <w:p>
+            <w:pPr>
+              <w:numPr>
+                <w:ilvl w:val="0"/>
+                <w:numId w:val="26"/>
+              </w:numPr>
+              <w:tabs>
+                <w:tab w:val="clear" w:pos="720"/>
+                <w:tab w:val="num" w:pos="421"/>
+              </w:tabs>
+              <w:ind w:left="421" w:hanging="425"/>
+              <w:jc w:val="both"/>
+              <w:rPr>
+                <w:rFonts w:ascii="Times New Roman" w:eastAsia="Courier New" w:hAnsi="Times New Roman" w:cs="Times New Roman"/>
+                <w:color w:val="000000" w:themeColor="text1"/>
+                <w:sz w:val="24"/>
+                <w:szCs w:val="24"/>
+              </w:rPr>
+            </w:pPr>
+            <w:proofErr w:type="spellStart"/>
+            <w:r>
+              <w:rPr>
+                <w:rFonts w:ascii="Times New Roman" w:eastAsia="Courier New" w:hAnsi="Times New Roman" w:cs="Times New Roman"/>
+                <w:b/>
+                <w:bCs/>
+                <w:color w:val="000000" w:themeColor="text1"/>
+                <w:sz w:val="24"/>
+                <w:szCs w:val="24"/>
+              </w:rPr>
+              <w:t>echo</w:t>
+            </w:r>
+            <w:proofErr w:type="spellEnd"/>
+            <w:r>
+              <w:rPr>
+                <w:rFonts w:ascii="Times New Roman" w:eastAsia="Courier New" w:hAnsi="Times New Roman" w:cs="Times New Roman"/>
+                <w:b/>
+                <w:bCs/>
+                <w:color w:val="000000" w:themeColor="text1"/>
+                <w:sz w:val="24"/>
+                <w:szCs w:val="24"/>
+              </w:rPr>
+              <w:t xml:space="preserve"> "</w:t>
+            </w:r>
+            <w:proofErr w:type="spellStart"/>
+            <w:r>
+              <w:rPr>
+                <w:rFonts w:ascii="Times New Roman" w:eastAsia="Courier New" w:hAnsi="Times New Roman" w:cs="Times New Roman"/>
+                <w:b/>
+                <w:bCs/>
+                <w:color w:val="000000" w:themeColor="text1"/>
+                <w:sz w:val="24"/>
+                <w:szCs w:val="24"/>
+              </w:rPr>
+              <w:t>File</w:t>
+            </w:r>
+            <w:proofErr w:type="spellEnd"/>
+            <w:r>
+              <w:rPr>
+                <w:rFonts w:ascii="Times New Roman" w:eastAsia="Courier New" w:hAnsi="Times New Roman" w:cs="Times New Roman"/>
+                <w:b/>
+                <w:bCs/>
+                <w:color w:val="000000" w:themeColor="text1"/>
+                <w:sz w:val="24"/>
+                <w:szCs w:val="24"/>
+              </w:rPr>
+              <w:t xml:space="preserve"> berhasil diunggah."; atau </w:t>
+            </w:r>
+            <w:proofErr w:type="spellStart"/>
+            <w:r>
+              <w:rPr>
+                <w:rFonts w:ascii="Times New Roman" w:eastAsia="Courier New" w:hAnsi="Times New Roman" w:cs="Times New Roman"/>
+                <w:b/>
+                <w:bCs/>
+                <w:color w:val="000000" w:themeColor="text1"/>
+                <w:sz w:val="24"/>
+                <w:szCs w:val="24"/>
+              </w:rPr>
+              <w:t>echo</w:t>
+            </w:r>
+            <w:proofErr w:type="spellEnd"/>
+            <w:r>
+              <w:rPr>
+                <w:rFonts w:ascii="Times New Roman" w:eastAsia="Courier New" w:hAnsi="Times New Roman" w:cs="Times New Roman"/>
+                <w:b/>
+                <w:bCs/>
+                <w:color w:val="000000" w:themeColor="text1"/>
+                <w:sz w:val="24"/>
+                <w:szCs w:val="24"/>
+              </w:rPr>
+              <w:t xml:space="preserve"> "Gagal mengunggah </w:t>
+            </w:r>
+            <w:proofErr w:type="spellStart"/>
+            <w:r>
+              <w:rPr>
+                <w:rFonts w:ascii="Times New Roman" w:eastAsia="Courier New" w:hAnsi="Times New Roman" w:cs="Times New Roman"/>
+                <w:b/>
+                <w:bCs/>
+                <w:color w:val="000000" w:themeColor="text1"/>
+                <w:sz w:val="24"/>
+                <w:szCs w:val="24"/>
+              </w:rPr>
+              <w:t>file</w:t>
+            </w:r>
+            <w:proofErr w:type="spellEnd"/>
+            <w:r>
+              <w:rPr>
+                <w:rFonts w:ascii="Times New Roman" w:eastAsia="Courier New" w:hAnsi="Times New Roman" w:cs="Times New Roman"/>
+                <w:b/>
+                <w:bCs/>
+                <w:color w:val="000000" w:themeColor="text1"/>
+                <w:sz w:val="24"/>
+                <w:szCs w:val="24"/>
+              </w:rPr>
+              <w:t>.";:</w:t>
+            </w:r>
+          </w:p>
+          <w:p>
+            <w:pPr>
+              <w:tabs>
+                <w:tab w:val="num" w:pos="1440"/>
+              </w:tabs>
+              <w:ind w:left="-4"/>
+              <w:jc w:val="both"/>
+              <w:rPr>
+                <w:rFonts w:ascii="Times New Roman" w:eastAsia="Courier New" w:hAnsi="Times New Roman" w:cs="Times New Roman"/>
+                <w:color w:val="000000" w:themeColor="text1"/>
+                <w:sz w:val="24"/>
+                <w:szCs w:val="24"/>
+              </w:rPr>
+            </w:pPr>
+            <w:r>
+              <w:rPr>
+                <w:rFonts w:ascii="Times New Roman" w:eastAsia="Courier New" w:hAnsi="Times New Roman" w:cs="Times New Roman"/>
+                <w:color w:val="000000" w:themeColor="text1"/>
+                <w:sz w:val="24"/>
+                <w:szCs w:val="24"/>
+              </w:rPr>
+              <w:t xml:space="preserve">Menampilkan pesan sesuai dengan hasil proses </w:t>
+            </w:r>
+            <w:proofErr w:type="spellStart"/>
+            <w:r>
+              <w:rPr>
+                <w:rFonts w:ascii="Times New Roman" w:eastAsia="Courier New" w:hAnsi="Times New Roman" w:cs="Times New Roman"/>
+                <w:color w:val="000000" w:themeColor="text1"/>
+                <w:sz w:val="24"/>
+                <w:szCs w:val="24"/>
+              </w:rPr>
+              <w:t>pengunggahan</w:t>
+            </w:r>
+            <w:proofErr w:type="spellEnd"/>
+            <w:r>
+              <w:rPr>
+                <w:rFonts w:ascii="Times New Roman" w:eastAsia="Courier New" w:hAnsi="Times New Roman" w:cs="Times New Roman"/>
+                <w:color w:val="000000" w:themeColor="text1"/>
+                <w:sz w:val="24"/>
+                <w:szCs w:val="24"/>
+              </w:rPr>
+              <w:t>.</w:t>
+            </w:r>
+          </w:p>
+          <w:p>
+            <w:pPr>
+              <w:numPr>
+                <w:ilvl w:val="0"/>
+                <w:numId w:val="26"/>
+              </w:numPr>
+              <w:tabs>
+                <w:tab w:val="clear" w:pos="720"/>
+                <w:tab w:val="num" w:pos="421"/>
+              </w:tabs>
+              <w:ind w:left="421" w:hanging="425"/>
+              <w:jc w:val="both"/>
+              <w:rPr>
+                <w:rFonts w:ascii="Times New Roman" w:eastAsia="Courier New" w:hAnsi="Times New Roman" w:cs="Times New Roman"/>
+                <w:color w:val="000000" w:themeColor="text1"/>
+                <w:sz w:val="24"/>
+                <w:szCs w:val="24"/>
+              </w:rPr>
+            </w:pPr>
+            <w:proofErr w:type="spellStart"/>
+            <w:r>
+              <w:rPr>
+                <w:rFonts w:ascii="Times New Roman" w:eastAsia="Courier New" w:hAnsi="Times New Roman" w:cs="Times New Roman"/>
+                <w:b/>
+                <w:bCs/>
+                <w:color w:val="000000" w:themeColor="text1"/>
+                <w:sz w:val="24"/>
+                <w:szCs w:val="24"/>
+              </w:rPr>
+              <w:t>echo</w:t>
+            </w:r>
+            <w:proofErr w:type="spellEnd"/>
+            <w:r>
+              <w:rPr>
+                <w:rFonts w:ascii="Times New Roman" w:eastAsia="Courier New" w:hAnsi="Times New Roman" w:cs="Times New Roman"/>
+                <w:b/>
+                <w:bCs/>
+                <w:color w:val="000000" w:themeColor="text1"/>
+                <w:sz w:val="24"/>
+                <w:szCs w:val="24"/>
+              </w:rPr>
+              <w:t xml:space="preserve"> "</w:t>
+            </w:r>
+            <w:proofErr w:type="spellStart"/>
+            <w:r>
+              <w:rPr>
+                <w:rFonts w:ascii="Times New Roman" w:eastAsia="Courier New" w:hAnsi="Times New Roman" w:cs="Times New Roman"/>
+                <w:b/>
+                <w:bCs/>
+                <w:color w:val="000000" w:themeColor="text1"/>
+                <w:sz w:val="24"/>
+                <w:szCs w:val="24"/>
+              </w:rPr>
+              <w:t>File</w:t>
+            </w:r>
+            <w:proofErr w:type="spellEnd"/>
+            <w:r>
+              <w:rPr>
+                <w:rFonts w:ascii="Times New Roman" w:eastAsia="Courier New" w:hAnsi="Times New Roman" w:cs="Times New Roman"/>
+                <w:b/>
+                <w:bCs/>
+                <w:color w:val="000000" w:themeColor="text1"/>
+                <w:sz w:val="24"/>
+                <w:szCs w:val="24"/>
+              </w:rPr>
+              <w:t xml:space="preserve"> tidak valid atau melebihi ukuran maksimum yang diizinkan.";:</w:t>
+            </w:r>
           </w:p>
           <w:p>
             <w:pPr>
               <w:jc w:val="both"/>
               <w:rPr>
                 <w:rFonts w:ascii="Times New Roman" w:eastAsia="Times New Roman" w:hAnsi="Times New Roman" w:cs="Times New Roman"/>
-                <w:color w:val="000000" w:themeColor="text1"/>
+                <w:color w:val="FF0000"/>
                 <w:sz w:val="24"/>
                 <w:szCs w:val="24"/>
               </w:rPr>
             </w:pPr>
+            <w:r>
+              <w:rPr>
+                <w:rFonts w:ascii="Times New Roman" w:eastAsia="Courier New" w:hAnsi="Times New Roman" w:cs="Times New Roman"/>
+                <w:color w:val="000000" w:themeColor="text1"/>
+                <w:sz w:val="24"/>
+                <w:szCs w:val="24"/>
+              </w:rPr>
+              <w:t xml:space="preserve">Menampilkan pesan jika </w:t>
+            </w:r>
+            <w:proofErr w:type="spellStart"/>
+            <w:r>
+              <w:rPr>
+                <w:rFonts w:ascii="Times New Roman" w:eastAsia="Courier New" w:hAnsi="Times New Roman" w:cs="Times New Roman"/>
+                <w:color w:val="000000" w:themeColor="text1"/>
+                <w:sz w:val="24"/>
+                <w:szCs w:val="24"/>
+              </w:rPr>
+              <w:t>file</w:t>
+            </w:r>
+            <w:proofErr w:type="spellEnd"/>
+            <w:r>
+              <w:rPr>
+                <w:rFonts w:ascii="Times New Roman" w:eastAsia="Courier New" w:hAnsi="Times New Roman" w:cs="Times New Roman"/>
+                <w:color w:val="000000" w:themeColor="text1"/>
+                <w:sz w:val="24"/>
+                <w:szCs w:val="24"/>
+              </w:rPr>
+              <w:t xml:space="preserve"> yang diunggah tidak valid atau terlalu besar.</w:t>
+            </w:r>
+          </w:p>
+        </w:tc>
+      </w:tr>
+      <w:tr>
+        <w:trPr>
+          <w:trHeight w:val="300"/>
+        </w:trPr>
+        <w:tc>
+          <w:tcPr>
+            <w:tcW w:w="1305" w:type="dxa"/>
+            <w:tcBorders>
+              <w:top w:val="single" w:sz="6" w:space="0" w:color="000000" w:themeColor="text1"/>
+              <w:left w:val="single" w:sz="6" w:space="0" w:color="000000" w:themeColor="text1"/>
+              <w:bottom w:val="single" w:sz="6" w:space="0" w:color="000000" w:themeColor="text1"/>
+              <w:right w:val="single" w:sz="6" w:space="0" w:color="000000" w:themeColor="text1"/>
+            </w:tcBorders>
+            <w:tcMar>
+              <w:top w:w="75" w:type="dxa"/>
+              <w:left w:w="105" w:type="dxa"/>
+              <w:bottom w:w="75" w:type="dxa"/>
+              <w:right w:w="105" w:type="dxa"/>
+            </w:tcMar>
+            <w:vAlign w:val="center"/>
+          </w:tcPr>
+          <w:p>
+            <w:pPr>
+              <w:jc w:val="center"/>
+              <w:rPr>
+                <w:rFonts w:ascii="Times New Roman" w:eastAsia="Times New Roman" w:hAnsi="Times New Roman" w:cs="Times New Roman"/>
+                <w:sz w:val="24"/>
+                <w:szCs w:val="24"/>
+              </w:rPr>
+            </w:pPr>
+            <w:r>
+              <w:rPr>
+                <w:rFonts w:ascii="Times New Roman" w:eastAsia="Times New Roman" w:hAnsi="Times New Roman" w:cs="Times New Roman"/>
+                <w:sz w:val="24"/>
+                <w:szCs w:val="24"/>
+              </w:rPr>
+              <w:lastRenderedPageBreak/>
+              <w:t>7</w:t>
+            </w:r>
+          </w:p>
+        </w:tc>
+        <w:tc>
+          <w:tcPr>
+            <w:tcW w:w="9127" w:type="dxa"/>
+            <w:tcBorders>
+              <w:top w:val="single" w:sz="6" w:space="0" w:color="000000" w:themeColor="text1"/>
+              <w:left w:val="single" w:sz="6" w:space="0" w:color="000000" w:themeColor="text1"/>
+              <w:bottom w:val="single" w:sz="6" w:space="0" w:color="000000" w:themeColor="text1"/>
+              <w:right w:val="single" w:sz="6" w:space="0" w:color="000000" w:themeColor="text1"/>
+            </w:tcBorders>
+            <w:tcMar>
+              <w:top w:w="75" w:type="dxa"/>
+              <w:left w:w="105" w:type="dxa"/>
+              <w:bottom w:w="75" w:type="dxa"/>
+              <w:right w:w="105" w:type="dxa"/>
+            </w:tcMar>
+            <w:vAlign w:val="center"/>
+          </w:tcPr>
+          <w:p>
+            <w:pPr>
+              <w:jc w:val="both"/>
+              <w:rPr>
+                <w:rFonts w:ascii="Times New Roman" w:eastAsia="Times New Roman" w:hAnsi="Times New Roman" w:cs="Times New Roman"/>
+                <w:color w:val="FF0000"/>
+                <w:sz w:val="24"/>
+                <w:szCs w:val="24"/>
+              </w:rPr>
+            </w:pPr>
+            <w:r>
+              <w:rPr>
+                <w:rFonts w:ascii="Times New Roman" w:eastAsia="Times New Roman" w:hAnsi="Times New Roman" w:cs="Times New Roman"/>
+                <w:sz w:val="24"/>
+                <w:szCs w:val="24"/>
+              </w:rPr>
+              <w:t xml:space="preserve">Soal 1.3: Tambahkan </w:t>
+            </w:r>
+            <w:proofErr w:type="spellStart"/>
+            <w:r>
+              <w:rPr>
+                <w:rFonts w:ascii="Times New Roman" w:eastAsia="Times New Roman" w:hAnsi="Times New Roman" w:cs="Times New Roman"/>
+                <w:sz w:val="24"/>
+                <w:szCs w:val="24"/>
+              </w:rPr>
+              <w:t>script</w:t>
+            </w:r>
+            <w:proofErr w:type="spellEnd"/>
+            <w:r>
+              <w:rPr>
+                <w:rFonts w:ascii="Times New Roman" w:eastAsia="Times New Roman" w:hAnsi="Times New Roman" w:cs="Times New Roman"/>
+                <w:sz w:val="24"/>
+                <w:szCs w:val="24"/>
+              </w:rPr>
+              <w:t xml:space="preserve"> langkah 5 untuk membuat </w:t>
+            </w:r>
+            <w:proofErr w:type="spellStart"/>
+            <w:r>
+              <w:rPr>
+                <w:rFonts w:ascii="Times New Roman" w:eastAsia="Times New Roman" w:hAnsi="Times New Roman" w:cs="Times New Roman"/>
+                <w:sz w:val="24"/>
+                <w:szCs w:val="24"/>
+              </w:rPr>
+              <w:t>file</w:t>
+            </w:r>
+            <w:proofErr w:type="spellEnd"/>
+            <w:r>
+              <w:rPr>
+                <w:rFonts w:ascii="Times New Roman" w:eastAsia="Times New Roman" w:hAnsi="Times New Roman" w:cs="Times New Roman"/>
+                <w:sz w:val="24"/>
+                <w:szCs w:val="24"/>
+              </w:rPr>
+              <w:t xml:space="preserve"> gambar </w:t>
+            </w:r>
+            <w:proofErr w:type="spellStart"/>
+            <w:r>
+              <w:rPr>
+                <w:rFonts w:ascii="Times New Roman" w:eastAsia="Times New Roman" w:hAnsi="Times New Roman" w:cs="Times New Roman"/>
+                <w:sz w:val="24"/>
+                <w:szCs w:val="24"/>
+              </w:rPr>
+              <w:t>thumbnail</w:t>
+            </w:r>
+            <w:proofErr w:type="spellEnd"/>
+            <w:r>
+              <w:rPr>
+                <w:rFonts w:ascii="Times New Roman" w:eastAsia="Times New Roman" w:hAnsi="Times New Roman" w:cs="Times New Roman"/>
+                <w:sz w:val="24"/>
+                <w:szCs w:val="24"/>
+              </w:rPr>
+              <w:t xml:space="preserve"> dengan ukuran lebar 200 dan tinggi mengikuti perubahan secara otomatis. Catat di sini apa yang </w:t>
+            </w:r>
+            <w:proofErr w:type="spellStart"/>
+            <w:r>
+              <w:rPr>
+                <w:rFonts w:ascii="Times New Roman" w:eastAsia="Times New Roman" w:hAnsi="Times New Roman" w:cs="Times New Roman"/>
+                <w:sz w:val="24"/>
+                <w:szCs w:val="24"/>
+              </w:rPr>
+              <w:t>anda</w:t>
+            </w:r>
+            <w:proofErr w:type="spellEnd"/>
+            <w:r>
+              <w:rPr>
+                <w:rFonts w:ascii="Times New Roman" w:eastAsia="Times New Roman" w:hAnsi="Times New Roman" w:cs="Times New Roman"/>
+                <w:sz w:val="24"/>
+                <w:szCs w:val="24"/>
+              </w:rPr>
+              <w:t xml:space="preserve"> amati dari penambahan kode program di atas. </w:t>
+            </w:r>
+            <w:r>
+              <w:rPr>
+                <w:rFonts w:ascii="Times New Roman" w:eastAsia="Times New Roman" w:hAnsi="Times New Roman" w:cs="Times New Roman"/>
+                <w:color w:val="FF0000"/>
+                <w:sz w:val="24"/>
+                <w:szCs w:val="24"/>
+              </w:rPr>
+              <w:t xml:space="preserve">(soal </w:t>
+            </w:r>
+            <w:proofErr w:type="spellStart"/>
+            <w:r>
+              <w:rPr>
+                <w:rFonts w:ascii="Times New Roman" w:eastAsia="Times New Roman" w:hAnsi="Times New Roman" w:cs="Times New Roman"/>
+                <w:color w:val="FF0000"/>
+                <w:sz w:val="24"/>
+                <w:szCs w:val="24"/>
+              </w:rPr>
+              <w:t>no</w:t>
+            </w:r>
+            <w:proofErr w:type="spellEnd"/>
+            <w:r>
+              <w:rPr>
+                <w:rFonts w:ascii="Times New Roman" w:eastAsia="Times New Roman" w:hAnsi="Times New Roman" w:cs="Times New Roman"/>
+                <w:color w:val="FF0000"/>
+                <w:sz w:val="24"/>
+                <w:szCs w:val="24"/>
+              </w:rPr>
+              <w:t xml:space="preserve"> 1.3)</w:t>
+            </w:r>
+          </w:p>
+          <w:p>
+            <w:pPr>
+              <w:pStyle w:val="ListParagraph"/>
+              <w:numPr>
+                <w:ilvl w:val="0"/>
+                <w:numId w:val="25"/>
+              </w:numPr>
+              <w:ind w:left="421" w:hanging="421"/>
+              <w:jc w:val="both"/>
+              <w:rPr>
+                <w:rFonts w:ascii="Times New Roman" w:eastAsia="Times New Roman" w:hAnsi="Times New Roman" w:cs="Times New Roman"/>
+                <w:color w:val="FF0000"/>
+                <w:sz w:val="24"/>
+                <w:szCs w:val="24"/>
+              </w:rPr>
+            </w:pPr>
+            <w:proofErr w:type="spellStart"/>
+            <w:r>
+              <w:rPr>
+                <w:rFonts w:ascii="Times New Roman" w:eastAsia="Times New Roman" w:hAnsi="Times New Roman" w:cs="Times New Roman"/>
+                <w:sz w:val="24"/>
+                <w:szCs w:val="24"/>
+              </w:rPr>
+              <w:t>Form</w:t>
+            </w:r>
+            <w:proofErr w:type="spellEnd"/>
+            <w:r>
+              <w:rPr>
+                <w:rFonts w:ascii="Times New Roman" w:eastAsia="Times New Roman" w:hAnsi="Times New Roman" w:cs="Times New Roman"/>
+                <w:sz w:val="24"/>
+                <w:szCs w:val="24"/>
+              </w:rPr>
+              <w:t xml:space="preserve"> sebelum ada </w:t>
+            </w:r>
+            <w:proofErr w:type="spellStart"/>
+            <w:r>
+              <w:rPr>
+                <w:rFonts w:ascii="Times New Roman" w:eastAsia="Times New Roman" w:hAnsi="Times New Roman" w:cs="Times New Roman"/>
+                <w:sz w:val="24"/>
+                <w:szCs w:val="24"/>
+              </w:rPr>
+              <w:t>file</w:t>
+            </w:r>
+            <w:proofErr w:type="spellEnd"/>
+            <w:r>
+              <w:rPr>
+                <w:rFonts w:ascii="Times New Roman" w:eastAsia="Times New Roman" w:hAnsi="Times New Roman" w:cs="Times New Roman"/>
+                <w:sz w:val="24"/>
+                <w:szCs w:val="24"/>
+              </w:rPr>
+              <w:t xml:space="preserve"> yang </w:t>
+            </w:r>
+            <w:proofErr w:type="spellStart"/>
+            <w:r>
+              <w:rPr>
+                <w:rFonts w:ascii="Times New Roman" w:eastAsia="Times New Roman" w:hAnsi="Times New Roman" w:cs="Times New Roman"/>
+                <w:sz w:val="24"/>
+                <w:szCs w:val="24"/>
+              </w:rPr>
+              <w:t>diinput</w:t>
+            </w:r>
+            <w:proofErr w:type="spellEnd"/>
           </w:p>
           <w:p>
             <w:pPr>
               <w:jc w:val="both"/>
               <w:rPr>
                 <w:rFonts w:ascii="Times New Roman" w:eastAsia="Times New Roman" w:hAnsi="Times New Roman" w:cs="Times New Roman"/>
+                <w:color w:val="FF0000"/>
+                <w:sz w:val="24"/>
+                <w:szCs w:val="24"/>
+              </w:rPr>
+            </w:pPr>
+            <w:r>
+              <w:rPr>
+                <w:noProof/>
+              </w:rPr>
+              <w:drawing>
+                <wp:inline distT="0" distB="0" distL="0" distR="0" wp14:anchorId="63C83998" wp14:editId="13565C34">
+                  <wp:extent cx="4009524" cy="1019048"/>
+                  <wp:effectExtent l="0" t="0" r="0" b="0"/>
+                  <wp:docPr id="812671981" name="Picture 1"/>
+                  <wp:cNvGraphicFramePr>
+                    <a:graphicFrameLocks xmlns:a="http://schemas.openxmlformats.org/drawingml/2006/main" noChangeAspect="1"/>
+                  </wp:cNvGraphicFramePr>
+                  <a:graphic xmlns:a="http://schemas.openxmlformats.org/drawingml/2006/main">
+                    <a:graphicData uri="http://schemas.openxmlformats.org/drawingml/2006/picture">
+                      <pic:pic xmlns:pic="http://schemas.openxmlformats.org/drawingml/2006/picture">
+                        <pic:nvPicPr>
+                          <pic:cNvPr id="454625165" name=""/>
+                          <pic:cNvPicPr/>
+                        </pic:nvPicPr>
+                        <pic:blipFill>
+                          <a:blip r:embed="rId14"/>
+                          <a:stretch>
+                            <a:fillRect/>
+                          </a:stretch>
+                        </pic:blipFill>
+                        <pic:spPr>
+                          <a:xfrm>
+                            <a:off x="0" y="0"/>
+                            <a:ext cx="4009524" cy="1019048"/>
+                          </a:xfrm>
+                          <a:prstGeom prst="rect">
+                            <a:avLst/>
+                          </a:prstGeom>
+                        </pic:spPr>
+                      </pic:pic>
+                    </a:graphicData>
+                  </a:graphic>
+                </wp:inline>
+              </w:drawing>
+            </w:r>
+          </w:p>
+          <w:p>
+            <w:pPr>
+              <w:pStyle w:val="ListParagraph"/>
+              <w:numPr>
+                <w:ilvl w:val="0"/>
+                <w:numId w:val="25"/>
+              </w:numPr>
+              <w:ind w:left="421" w:hanging="421"/>
+              <w:jc w:val="both"/>
+              <w:rPr>
+                <w:rFonts w:ascii="Times New Roman" w:eastAsia="Times New Roman" w:hAnsi="Times New Roman" w:cs="Times New Roman"/>
+                <w:sz w:val="24"/>
+                <w:szCs w:val="24"/>
+              </w:rPr>
+            </w:pPr>
+            <w:proofErr w:type="spellStart"/>
+            <w:r>
+              <w:rPr>
+                <w:rFonts w:ascii="Times New Roman" w:eastAsia="Times New Roman" w:hAnsi="Times New Roman" w:cs="Times New Roman"/>
+                <w:sz w:val="24"/>
+                <w:szCs w:val="24"/>
+              </w:rPr>
+              <w:t>Form</w:t>
+            </w:r>
+            <w:proofErr w:type="spellEnd"/>
+            <w:r>
+              <w:rPr>
+                <w:rFonts w:ascii="Times New Roman" w:eastAsia="Times New Roman" w:hAnsi="Times New Roman" w:cs="Times New Roman"/>
+                <w:sz w:val="24"/>
+                <w:szCs w:val="24"/>
+              </w:rPr>
+              <w:t xml:space="preserve"> setelah </w:t>
+            </w:r>
+            <w:proofErr w:type="spellStart"/>
+            <w:r>
+              <w:rPr>
+                <w:rFonts w:ascii="Times New Roman" w:eastAsia="Times New Roman" w:hAnsi="Times New Roman" w:cs="Times New Roman"/>
+                <w:sz w:val="24"/>
+                <w:szCs w:val="24"/>
+              </w:rPr>
+              <w:t>diinputkan</w:t>
+            </w:r>
+            <w:proofErr w:type="spellEnd"/>
+            <w:r>
+              <w:rPr>
+                <w:rFonts w:ascii="Times New Roman" w:eastAsia="Times New Roman" w:hAnsi="Times New Roman" w:cs="Times New Roman"/>
+                <w:sz w:val="24"/>
+                <w:szCs w:val="24"/>
+              </w:rPr>
+              <w:t xml:space="preserve"> </w:t>
+            </w:r>
+            <w:proofErr w:type="spellStart"/>
+            <w:r>
+              <w:rPr>
+                <w:rFonts w:ascii="Times New Roman" w:eastAsia="Times New Roman" w:hAnsi="Times New Roman" w:cs="Times New Roman"/>
+                <w:sz w:val="24"/>
+                <w:szCs w:val="24"/>
+              </w:rPr>
+              <w:t>file</w:t>
+            </w:r>
+            <w:proofErr w:type="spellEnd"/>
+            <w:r>
+              <w:rPr>
+                <w:rFonts w:ascii="Times New Roman" w:eastAsia="Times New Roman" w:hAnsi="Times New Roman" w:cs="Times New Roman"/>
+                <w:sz w:val="24"/>
+                <w:szCs w:val="24"/>
+              </w:rPr>
+              <w:t xml:space="preserve"> </w:t>
+            </w:r>
+            <w:r>
+              <w:rPr>
+                <w:rFonts w:ascii="Times New Roman" w:eastAsia="Times New Roman" w:hAnsi="Times New Roman" w:cs="Times New Roman"/>
+                <w:sz w:val="24"/>
+                <w:szCs w:val="24"/>
+              </w:rPr>
+              <w:t xml:space="preserve">gambar dalam bentuk </w:t>
+            </w:r>
+            <w:proofErr w:type="spellStart"/>
+            <w:r>
+              <w:rPr>
+                <w:rFonts w:ascii="Times New Roman" w:eastAsia="Times New Roman" w:hAnsi="Times New Roman" w:cs="Times New Roman"/>
+                <w:sz w:val="24"/>
+                <w:szCs w:val="24"/>
+              </w:rPr>
+              <w:t>png</w:t>
+            </w:r>
+            <w:proofErr w:type="spellEnd"/>
+          </w:p>
+          <w:p>
+            <w:pPr>
+              <w:jc w:val="both"/>
+              <w:rPr>
+                <w:rFonts w:ascii="Times New Roman" w:eastAsia="Times New Roman" w:hAnsi="Times New Roman" w:cs="Times New Roman"/>
+                <w:color w:val="FF0000"/>
+                <w:sz w:val="24"/>
+                <w:szCs w:val="24"/>
+              </w:rPr>
+            </w:pPr>
+            <w:r>
+              <w:rPr>
+                <w:noProof/>
+              </w:rPr>
+              <w:drawing>
+                <wp:inline distT="0" distB="0" distL="0" distR="0" wp14:anchorId="6E7B359C" wp14:editId="07C48F5F">
+                  <wp:extent cx="4095750" cy="885825"/>
+                  <wp:effectExtent l="0" t="0" r="0" b="9525"/>
+                  <wp:docPr id="491588190" name="Picture 1"/>
+                  <wp:cNvGraphicFramePr>
+                    <a:graphicFrameLocks xmlns:a="http://schemas.openxmlformats.org/drawingml/2006/main" noChangeAspect="1"/>
+                  </wp:cNvGraphicFramePr>
+                  <a:graphic xmlns:a="http://schemas.openxmlformats.org/drawingml/2006/main">
+                    <a:graphicData uri="http://schemas.openxmlformats.org/drawingml/2006/picture">
+                      <pic:pic xmlns:pic="http://schemas.openxmlformats.org/drawingml/2006/picture">
+                        <pic:nvPicPr>
+                          <pic:cNvPr id="491588190" name=""/>
+                          <pic:cNvPicPr/>
+                        </pic:nvPicPr>
+                        <pic:blipFill>
+                          <a:blip r:embed="rId19"/>
+                          <a:stretch>
+                            <a:fillRect/>
+                          </a:stretch>
+                        </pic:blipFill>
+                        <pic:spPr>
+                          <a:xfrm>
+                            <a:off x="0" y="0"/>
+                            <a:ext cx="4095750" cy="885825"/>
+                          </a:xfrm>
+                          <a:prstGeom prst="rect">
+                            <a:avLst/>
+                          </a:prstGeom>
+                        </pic:spPr>
+                      </pic:pic>
+                    </a:graphicData>
+                  </a:graphic>
+                </wp:inline>
+              </w:drawing>
+            </w:r>
+          </w:p>
+          <w:p>
+            <w:pPr>
+              <w:pStyle w:val="ListParagraph"/>
+              <w:numPr>
+                <w:ilvl w:val="0"/>
+                <w:numId w:val="25"/>
+              </w:numPr>
+              <w:ind w:left="421" w:hanging="425"/>
+              <w:jc w:val="both"/>
+              <w:rPr>
+                <w:rFonts w:ascii="Times New Roman" w:eastAsia="Times New Roman" w:hAnsi="Times New Roman" w:cs="Times New Roman"/>
+                <w:sz w:val="24"/>
+                <w:szCs w:val="24"/>
+              </w:rPr>
+            </w:pPr>
+            <w:proofErr w:type="spellStart"/>
+            <w:r>
+              <w:rPr>
+                <w:rFonts w:ascii="Times New Roman" w:eastAsia="Times New Roman" w:hAnsi="Times New Roman" w:cs="Times New Roman"/>
+                <w:sz w:val="24"/>
+                <w:szCs w:val="24"/>
+              </w:rPr>
+              <w:t>Form</w:t>
+            </w:r>
+            <w:proofErr w:type="spellEnd"/>
+            <w:r>
+              <w:rPr>
+                <w:rFonts w:ascii="Times New Roman" w:eastAsia="Times New Roman" w:hAnsi="Times New Roman" w:cs="Times New Roman"/>
+                <w:sz w:val="24"/>
+                <w:szCs w:val="24"/>
+              </w:rPr>
+              <w:t xml:space="preserve"> setelah di klik </w:t>
+            </w:r>
+            <w:proofErr w:type="spellStart"/>
+            <w:r>
+              <w:rPr>
+                <w:rFonts w:ascii="Times New Roman" w:eastAsia="Times New Roman" w:hAnsi="Times New Roman" w:cs="Times New Roman"/>
+                <w:sz w:val="24"/>
+                <w:szCs w:val="24"/>
+              </w:rPr>
+              <w:t>upload</w:t>
+            </w:r>
+            <w:proofErr w:type="spellEnd"/>
+            <w:r>
+              <w:rPr>
+                <w:rFonts w:ascii="Times New Roman" w:eastAsia="Times New Roman" w:hAnsi="Times New Roman" w:cs="Times New Roman"/>
+                <w:sz w:val="24"/>
+                <w:szCs w:val="24"/>
+              </w:rPr>
+              <w:t xml:space="preserve"> </w:t>
+            </w:r>
+            <w:proofErr w:type="spellStart"/>
+            <w:r>
+              <w:rPr>
+                <w:rFonts w:ascii="Times New Roman" w:eastAsia="Times New Roman" w:hAnsi="Times New Roman" w:cs="Times New Roman"/>
+                <w:sz w:val="24"/>
+                <w:szCs w:val="24"/>
+              </w:rPr>
+              <w:t>file</w:t>
+            </w:r>
+            <w:proofErr w:type="spellEnd"/>
+            <w:r>
+              <w:rPr>
+                <w:rFonts w:ascii="Times New Roman" w:eastAsia="Times New Roman" w:hAnsi="Times New Roman" w:cs="Times New Roman"/>
+                <w:sz w:val="24"/>
+                <w:szCs w:val="24"/>
+              </w:rPr>
+              <w:t xml:space="preserve">, maka </w:t>
+            </w:r>
+            <w:proofErr w:type="spellStart"/>
+            <w:r>
+              <w:rPr>
+                <w:rFonts w:ascii="Times New Roman" w:eastAsia="Times New Roman" w:hAnsi="Times New Roman" w:cs="Times New Roman"/>
+                <w:sz w:val="24"/>
+                <w:szCs w:val="24"/>
+              </w:rPr>
+              <w:t>output</w:t>
+            </w:r>
+            <w:proofErr w:type="spellEnd"/>
+            <w:r>
+              <w:rPr>
+                <w:rFonts w:ascii="Times New Roman" w:eastAsia="Times New Roman" w:hAnsi="Times New Roman" w:cs="Times New Roman"/>
+                <w:sz w:val="24"/>
+                <w:szCs w:val="24"/>
+              </w:rPr>
+              <w:t xml:space="preserve"> </w:t>
+            </w:r>
+            <w:proofErr w:type="spellStart"/>
+            <w:r>
+              <w:rPr>
+                <w:rFonts w:ascii="Times New Roman" w:eastAsia="Times New Roman" w:hAnsi="Times New Roman" w:cs="Times New Roman"/>
+                <w:sz w:val="24"/>
+                <w:szCs w:val="24"/>
+              </w:rPr>
+              <w:t>nya</w:t>
+            </w:r>
+            <w:proofErr w:type="spellEnd"/>
+            <w:r>
+              <w:rPr>
+                <w:rFonts w:ascii="Times New Roman" w:eastAsia="Times New Roman" w:hAnsi="Times New Roman" w:cs="Times New Roman"/>
+                <w:sz w:val="24"/>
+                <w:szCs w:val="24"/>
+              </w:rPr>
+              <w:t xml:space="preserve"> seperti pada gambar yang terjadi </w:t>
+            </w:r>
+            <w:proofErr w:type="spellStart"/>
+            <w:r>
+              <w:rPr>
+                <w:rFonts w:ascii="Times New Roman" w:eastAsia="Times New Roman" w:hAnsi="Times New Roman" w:cs="Times New Roman"/>
+                <w:sz w:val="24"/>
+                <w:szCs w:val="24"/>
+              </w:rPr>
+              <w:t>implicit</w:t>
+            </w:r>
+            <w:proofErr w:type="spellEnd"/>
+            <w:r>
+              <w:rPr>
+                <w:rFonts w:ascii="Times New Roman" w:eastAsia="Times New Roman" w:hAnsi="Times New Roman" w:cs="Times New Roman"/>
+                <w:sz w:val="24"/>
+                <w:szCs w:val="24"/>
+              </w:rPr>
+              <w:t xml:space="preserve"> </w:t>
+            </w:r>
+          </w:p>
+          <w:p>
+            <w:pPr>
+              <w:jc w:val="both"/>
+              <w:rPr>
+                <w:rFonts w:ascii="Times New Roman" w:eastAsia="Times New Roman" w:hAnsi="Times New Roman" w:cs="Times New Roman"/>
+                <w:color w:val="FF0000"/>
+                <w:sz w:val="24"/>
+                <w:szCs w:val="24"/>
+              </w:rPr>
+            </w:pPr>
+            <w:r>
+              <w:rPr>
+                <w:noProof/>
+              </w:rPr>
+              <w:drawing>
+                <wp:inline distT="0" distB="0" distL="0" distR="0" wp14:anchorId="6BC42F37" wp14:editId="60543981">
+                  <wp:extent cx="3619500" cy="781050"/>
+                  <wp:effectExtent l="0" t="0" r="0" b="0"/>
+                  <wp:docPr id="1642602322" name="Picture 1"/>
+                  <wp:cNvGraphicFramePr>
+                    <a:graphicFrameLocks xmlns:a="http://schemas.openxmlformats.org/drawingml/2006/main" noChangeAspect="1"/>
+                  </wp:cNvGraphicFramePr>
+                  <a:graphic xmlns:a="http://schemas.openxmlformats.org/drawingml/2006/main">
+                    <a:graphicData uri="http://schemas.openxmlformats.org/drawingml/2006/picture">
+                      <pic:pic xmlns:pic="http://schemas.openxmlformats.org/drawingml/2006/picture">
+                        <pic:nvPicPr>
+                          <pic:cNvPr id="1642602322" name=""/>
+                          <pic:cNvPicPr/>
+                        </pic:nvPicPr>
+                        <pic:blipFill>
+                          <a:blip r:embed="rId20"/>
+                          <a:stretch>
+                            <a:fillRect/>
+                          </a:stretch>
+                        </pic:blipFill>
+                        <pic:spPr>
+                          <a:xfrm>
+                            <a:off x="0" y="0"/>
+                            <a:ext cx="3619500" cy="781050"/>
+                          </a:xfrm>
+                          <a:prstGeom prst="rect">
+                            <a:avLst/>
+                          </a:prstGeom>
+                        </pic:spPr>
+                      </pic:pic>
+                    </a:graphicData>
+                  </a:graphic>
+                </wp:inline>
+              </w:drawing>
+            </w:r>
+          </w:p>
+          <w:p>
+            <w:pPr>
+              <w:jc w:val="both"/>
+              <w:rPr>
+                <w:rFonts w:ascii="Times New Roman" w:eastAsia="Times New Roman" w:hAnsi="Times New Roman" w:cs="Times New Roman"/>
+                <w:color w:val="FF0000"/>
                 <w:sz w:val="24"/>
                 <w:szCs w:val="24"/>
               </w:rPr>
@@ -4579,8 +8530,7 @@
                 <w:sz w:val="24"/>
                 <w:szCs w:val="24"/>
               </w:rPr>
-              <w:lastRenderedPageBreak/>
-              <w:t>7</w:t>
+              <w:t>8</w:t>
             </w:r>
           </w:p>
         </w:tc>
@@ -4606,7 +8556,6 @@
               <w:jc w:val="both"/>
               <w:rPr>
                 <w:rFonts w:ascii="Times New Roman" w:eastAsia="Times New Roman" w:hAnsi="Times New Roman" w:cs="Times New Roman"/>
-                <w:color w:val="FF0000"/>
                 <w:sz w:val="24"/>
                 <w:szCs w:val="24"/>
               </w:rPr>
@@ -4617,25 +8566,7 @@
                 <w:sz w:val="24"/>
                 <w:szCs w:val="24"/>
               </w:rPr>
-              <w:t xml:space="preserve">Soal 1.3: Tambahkan </w:t>
-            </w:r>
-            <w:proofErr w:type="spellStart"/>
-            <w:r>
-              <w:rPr>
-                <w:rFonts w:ascii="Times New Roman" w:eastAsia="Times New Roman" w:hAnsi="Times New Roman" w:cs="Times New Roman"/>
-                <w:sz w:val="24"/>
-                <w:szCs w:val="24"/>
-              </w:rPr>
-              <w:t>script</w:t>
-            </w:r>
-            <w:proofErr w:type="spellEnd"/>
-            <w:r>
-              <w:rPr>
-                <w:rFonts w:ascii="Times New Roman" w:eastAsia="Times New Roman" w:hAnsi="Times New Roman" w:cs="Times New Roman"/>
-                <w:sz w:val="24"/>
-                <w:szCs w:val="24"/>
-              </w:rPr>
-              <w:t xml:space="preserve"> langkah 5 untuk membuat </w:t>
+              <w:t xml:space="preserve">Ubah isi dari </w:t>
             </w:r>
             <w:proofErr w:type="spellStart"/>
             <w:r>
@@ -4653,84 +8584,79 @@
                 <w:sz w:val="24"/>
                 <w:szCs w:val="24"/>
               </w:rPr>
-              <w:t xml:space="preserve"> gambar </w:t>
-            </w:r>
-            <w:proofErr w:type="spellStart"/>
-            <w:r>
-              <w:rPr>
-                <w:rFonts w:ascii="Times New Roman" w:eastAsia="Times New Roman" w:hAnsi="Times New Roman" w:cs="Times New Roman"/>
-                <w:sz w:val="24"/>
-                <w:szCs w:val="24"/>
-              </w:rPr>
-              <w:t>thumbnail</w:t>
-            </w:r>
-            <w:proofErr w:type="spellEnd"/>
-            <w:r>
-              <w:rPr>
-                <w:rFonts w:ascii="Times New Roman" w:eastAsia="Times New Roman" w:hAnsi="Times New Roman" w:cs="Times New Roman"/>
-                <w:sz w:val="24"/>
-                <w:szCs w:val="24"/>
-              </w:rPr>
-              <w:t xml:space="preserve"> dengan ukuran lebar 200 dan tinggi mengikuti perubahan secara otomatis. Catat di sini apa yang </w:t>
-            </w:r>
-            <w:proofErr w:type="spellStart"/>
-            <w:r>
-              <w:rPr>
-                <w:rFonts w:ascii="Times New Roman" w:eastAsia="Times New Roman" w:hAnsi="Times New Roman" w:cs="Times New Roman"/>
-                <w:sz w:val="24"/>
-                <w:szCs w:val="24"/>
-              </w:rPr>
-              <w:t>anda</w:t>
-            </w:r>
-            <w:proofErr w:type="spellEnd"/>
-            <w:r>
-              <w:rPr>
-                <w:rFonts w:ascii="Times New Roman" w:eastAsia="Times New Roman" w:hAnsi="Times New Roman" w:cs="Times New Roman"/>
-                <w:sz w:val="24"/>
-                <w:szCs w:val="24"/>
-              </w:rPr>
-              <w:t xml:space="preserve"> amati dari penambahan kode program di atas. </w:t>
-            </w:r>
-            <w:r>
-              <w:rPr>
-                <w:rFonts w:ascii="Times New Roman" w:eastAsia="Times New Roman" w:hAnsi="Times New Roman" w:cs="Times New Roman"/>
-                <w:color w:val="FF0000"/>
-                <w:sz w:val="24"/>
-                <w:szCs w:val="24"/>
-              </w:rPr>
-              <w:t xml:space="preserve">(soal </w:t>
-            </w:r>
-            <w:proofErr w:type="spellStart"/>
-            <w:r>
-              <w:rPr>
-                <w:rFonts w:ascii="Times New Roman" w:eastAsia="Times New Roman" w:hAnsi="Times New Roman" w:cs="Times New Roman"/>
-                <w:color w:val="FF0000"/>
-                <w:sz w:val="24"/>
-                <w:szCs w:val="24"/>
-              </w:rPr>
-              <w:t>no</w:t>
-            </w:r>
-            <w:proofErr w:type="spellEnd"/>
-            <w:r>
-              <w:rPr>
-                <w:rFonts w:ascii="Times New Roman" w:eastAsia="Times New Roman" w:hAnsi="Times New Roman" w:cs="Times New Roman"/>
-                <w:color w:val="FF0000"/>
-                <w:sz w:val="24"/>
-                <w:szCs w:val="24"/>
-              </w:rPr>
-              <w:t xml:space="preserve"> 1.3)</w:t>
+              <w:t xml:space="preserve"> </w:t>
+            </w:r>
+            <w:proofErr w:type="spellStart"/>
+            <w:r>
+              <w:rPr>
+                <w:rFonts w:ascii="Courier New" w:eastAsia="Courier New" w:hAnsi="Courier New" w:cs="Courier New"/>
+                <w:color w:val="000000" w:themeColor="text1"/>
+                <w:sz w:val="24"/>
+                <w:szCs w:val="24"/>
+              </w:rPr>
+              <w:t>upload.php</w:t>
+            </w:r>
+            <w:proofErr w:type="spellEnd"/>
+            <w:r>
+              <w:rPr>
+                <w:rFonts w:ascii="Times New Roman" w:eastAsia="Times New Roman" w:hAnsi="Times New Roman" w:cs="Times New Roman"/>
+                <w:sz w:val="24"/>
+                <w:szCs w:val="24"/>
+              </w:rPr>
+              <w:t xml:space="preserve"> tersebut dengan kode di bawah ini.</w:t>
             </w:r>
           </w:p>
           <w:p>
             <w:pPr>
               <w:jc w:val="both"/>
-              <w:rPr>
-                <w:rFonts w:ascii="Times New Roman" w:eastAsia="Times New Roman" w:hAnsi="Times New Roman" w:cs="Times New Roman"/>
-                <w:color w:val="FF0000"/>
-                <w:sz w:val="24"/>
-                <w:szCs w:val="24"/>
-              </w:rPr>
             </w:pPr>
+            <w:r>
+              <w:rPr>
+                <w:noProof/>
+              </w:rPr>
+              <w:lastRenderedPageBreak/>
+              <w:drawing>
+                <wp:inline distT="0" distB="0" distL="0" distR="0" wp14:anchorId="5CDFEBE7" wp14:editId="192CE604">
+                  <wp:extent cx="5600700" cy="2426970"/>
+                  <wp:effectExtent l="0" t="0" r="0" b="0"/>
+                  <wp:docPr id="508973458" name="Picture 508973458"/>
+                  <wp:cNvGraphicFramePr>
+                    <a:graphicFrameLocks xmlns:a="http://schemas.openxmlformats.org/drawingml/2006/main" noChangeAspect="1"/>
+                  </wp:cNvGraphicFramePr>
+                  <a:graphic xmlns:a="http://schemas.openxmlformats.org/drawingml/2006/main">
+                    <a:graphicData uri="http://schemas.openxmlformats.org/drawingml/2006/picture">
+                      <pic:pic xmlns:pic="http://schemas.openxmlformats.org/drawingml/2006/picture">
+                        <pic:nvPicPr>
+                          <pic:cNvPr id="0" name=""/>
+                          <pic:cNvPicPr/>
+                        </pic:nvPicPr>
+                        <pic:blipFill>
+                          <a:blip r:embed="rId21">
+                            <a:extLst>
+                              <a:ext uri="{28A0092B-C50C-407E-A947-70E740481C1C}">
+                                <a14:useLocalDpi xmlns:a14="http://schemas.microsoft.com/office/drawing/2010/main" val="0"/>
+                              </a:ext>
+                            </a:extLst>
+                          </a:blip>
+                          <a:stretch>
+                            <a:fillRect/>
+                          </a:stretch>
+                        </pic:blipFill>
+                        <pic:spPr>
+                          <a:xfrm>
+                            <a:off x="0" y="0"/>
+                            <a:ext cx="5600700" cy="2426970"/>
+                          </a:xfrm>
+                          <a:prstGeom prst="rect">
+                            <a:avLst/>
+                          </a:prstGeom>
+                        </pic:spPr>
+                      </pic:pic>
+                    </a:graphicData>
+                  </a:graphic>
+                </wp:inline>
+              </w:drawing>
+            </w:r>
           </w:p>
         </w:tc>
       </w:tr>
@@ -4770,171 +8696,7 @@
                 <w:sz w:val="24"/>
                 <w:szCs w:val="24"/>
               </w:rPr>
-              <w:t>8</w:t>
-            </w:r>
-          </w:p>
-        </w:tc>
-        <w:tc>
-          <w:tcPr>
-            <w:tcW w:w="9127" w:type="dxa"/>
-            <w:tcBorders>
-              <w:top w:val="single" w:sz="6" w:space="0" w:color="000000" w:themeColor="text1"/>
-              <w:left w:val="single" w:sz="6" w:space="0" w:color="000000" w:themeColor="text1"/>
-              <w:bottom w:val="single" w:sz="6" w:space="0" w:color="000000" w:themeColor="text1"/>
-              <w:right w:val="single" w:sz="6" w:space="0" w:color="000000" w:themeColor="text1"/>
-            </w:tcBorders>
-            <w:tcMar>
-              <w:top w:w="75" w:type="dxa"/>
-              <w:left w:w="105" w:type="dxa"/>
-              <w:bottom w:w="75" w:type="dxa"/>
-              <w:right w:w="105" w:type="dxa"/>
-            </w:tcMar>
-            <w:vAlign w:val="center"/>
-          </w:tcPr>
-          <w:p>
-            <w:pPr>
-              <w:jc w:val="both"/>
-              <w:rPr>
-                <w:rFonts w:ascii="Times New Roman" w:eastAsia="Times New Roman" w:hAnsi="Times New Roman" w:cs="Times New Roman"/>
-                <w:sz w:val="24"/>
-                <w:szCs w:val="24"/>
-              </w:rPr>
-            </w:pPr>
-            <w:r>
-              <w:rPr>
-                <w:rFonts w:ascii="Times New Roman" w:eastAsia="Times New Roman" w:hAnsi="Times New Roman" w:cs="Times New Roman"/>
-                <w:sz w:val="24"/>
-                <w:szCs w:val="24"/>
-              </w:rPr>
-              <w:t xml:space="preserve">Ubah isi dari </w:t>
-            </w:r>
-            <w:proofErr w:type="spellStart"/>
-            <w:r>
-              <w:rPr>
-                <w:rFonts w:ascii="Times New Roman" w:eastAsia="Times New Roman" w:hAnsi="Times New Roman" w:cs="Times New Roman"/>
-                <w:sz w:val="24"/>
-                <w:szCs w:val="24"/>
-              </w:rPr>
-              <w:t>file</w:t>
-            </w:r>
-            <w:proofErr w:type="spellEnd"/>
-            <w:r>
-              <w:rPr>
-                <w:rFonts w:ascii="Times New Roman" w:eastAsia="Times New Roman" w:hAnsi="Times New Roman" w:cs="Times New Roman"/>
-                <w:sz w:val="24"/>
-                <w:szCs w:val="24"/>
-              </w:rPr>
-              <w:t xml:space="preserve"> </w:t>
-            </w:r>
-            <w:proofErr w:type="spellStart"/>
-            <w:r>
-              <w:rPr>
-                <w:rFonts w:ascii="Courier New" w:eastAsia="Courier New" w:hAnsi="Courier New" w:cs="Courier New"/>
-                <w:color w:val="000000" w:themeColor="text1"/>
-                <w:sz w:val="24"/>
-                <w:szCs w:val="24"/>
-              </w:rPr>
-              <w:t>upload.php</w:t>
-            </w:r>
-            <w:proofErr w:type="spellEnd"/>
-            <w:r>
-              <w:rPr>
-                <w:rFonts w:ascii="Times New Roman" w:eastAsia="Times New Roman" w:hAnsi="Times New Roman" w:cs="Times New Roman"/>
-                <w:sz w:val="24"/>
-                <w:szCs w:val="24"/>
-              </w:rPr>
-              <w:t xml:space="preserve"> tersebut dengan kode di bawah ini.</w:t>
-            </w:r>
-          </w:p>
-          <w:p>
-            <w:pPr>
-              <w:jc w:val="both"/>
-            </w:pPr>
-            <w:r>
-              <w:rPr>
-                <w:noProof/>
-              </w:rPr>
-              <w:drawing>
-                <wp:inline distT="0" distB="0" distL="0" distR="0" wp14:anchorId="5CDFEBE7" wp14:editId="192CE604">
-                  <wp:extent cx="5600700" cy="2426970"/>
-                  <wp:effectExtent l="0" t="0" r="0" b="0"/>
-                  <wp:docPr id="508973458" name="Picture 508973458"/>
-                  <wp:cNvGraphicFramePr>
-                    <a:graphicFrameLocks xmlns:a="http://schemas.openxmlformats.org/drawingml/2006/main" noChangeAspect="1"/>
-                  </wp:cNvGraphicFramePr>
-                  <a:graphic xmlns:a="http://schemas.openxmlformats.org/drawingml/2006/main">
-                    <a:graphicData uri="http://schemas.openxmlformats.org/drawingml/2006/picture">
-                      <pic:pic xmlns:pic="http://schemas.openxmlformats.org/drawingml/2006/picture">
-                        <pic:nvPicPr>
-                          <pic:cNvPr id="0" name=""/>
-                          <pic:cNvPicPr/>
-                        </pic:nvPicPr>
-                        <pic:blipFill>
-                          <a:blip r:embed="rId17">
-                            <a:extLst>
-                              <a:ext uri="{28A0092B-C50C-407E-A947-70E740481C1C}">
-                                <a14:useLocalDpi xmlns:a14="http://schemas.microsoft.com/office/drawing/2010/main" val="0"/>
-                              </a:ext>
-                            </a:extLst>
-                          </a:blip>
-                          <a:stretch>
-                            <a:fillRect/>
-                          </a:stretch>
-                        </pic:blipFill>
-                        <pic:spPr>
-                          <a:xfrm>
-                            <a:off x="0" y="0"/>
-                            <a:ext cx="5600700" cy="2426970"/>
-                          </a:xfrm>
-                          <a:prstGeom prst="rect">
-                            <a:avLst/>
-                          </a:prstGeom>
-                        </pic:spPr>
-                      </pic:pic>
-                    </a:graphicData>
-                  </a:graphic>
-                </wp:inline>
-              </w:drawing>
-            </w:r>
-          </w:p>
-        </w:tc>
-      </w:tr>
-      <w:tr>
-        <w:trPr>
-          <w:trHeight w:val="300"/>
-        </w:trPr>
-        <w:tc>
-          <w:tcPr>
-            <w:tcW w:w="1305" w:type="dxa"/>
-            <w:tcBorders>
-              <w:top w:val="single" w:sz="6" w:space="0" w:color="000000" w:themeColor="text1"/>
-              <w:left w:val="single" w:sz="6" w:space="0" w:color="000000" w:themeColor="text1"/>
-              <w:bottom w:val="single" w:sz="6" w:space="0" w:color="000000" w:themeColor="text1"/>
-              <w:right w:val="single" w:sz="6" w:space="0" w:color="000000" w:themeColor="text1"/>
-            </w:tcBorders>
-            <w:tcMar>
-              <w:top w:w="75" w:type="dxa"/>
-              <w:left w:w="105" w:type="dxa"/>
-              <w:bottom w:w="75" w:type="dxa"/>
-              <w:right w:w="105" w:type="dxa"/>
-            </w:tcMar>
-            <w:vAlign w:val="center"/>
-          </w:tcPr>
-          <w:p>
-            <w:pPr>
-              <w:jc w:val="center"/>
-              <w:rPr>
-                <w:rFonts w:ascii="Times New Roman" w:eastAsia="Times New Roman" w:hAnsi="Times New Roman" w:cs="Times New Roman"/>
-                <w:sz w:val="24"/>
-                <w:szCs w:val="24"/>
-              </w:rPr>
-            </w:pPr>
-            <w:r>
-              <w:rPr>
-                <w:rFonts w:ascii="Times New Roman" w:eastAsia="Times New Roman" w:hAnsi="Times New Roman" w:cs="Times New Roman"/>
-                <w:sz w:val="24"/>
-                <w:szCs w:val="24"/>
-              </w:rPr>
+              <w:lastRenderedPageBreak/>
               <w:t>9</w:t>
             </w:r>
           </w:p>
@@ -5652,7 +9414,6 @@
                 <w:sz w:val="24"/>
                 <w:szCs w:val="24"/>
               </w:rPr>
-              <w:lastRenderedPageBreak/>
               <w:t>3</w:t>
             </w:r>
           </w:p>
@@ -5695,7 +9456,7 @@
                           <pic:cNvPicPr/>
                         </pic:nvPicPr>
                         <pic:blipFill>
-                          <a:blip r:embed="rId18">
+                          <a:blip r:embed="rId22">
                             <a:extLst>
                               <a:ext uri="{28A0092B-C50C-407E-A947-70E740481C1C}">
                                 <a14:useLocalDpi xmlns:a14="http://schemas.microsoft.com/office/drawing/2010/main" val="0"/>
@@ -5734,6 +9495,7 @@
               <w:rPr>
                 <w:noProof/>
               </w:rPr>
+              <w:lastRenderedPageBreak/>
               <w:drawing>
                 <wp:inline distT="0" distB="0" distL="0" distR="0" wp14:anchorId="314A85F8" wp14:editId="38360A09">
                   <wp:extent cx="5553075" cy="3921910"/>
@@ -5750,7 +9512,7 @@
                           <pic:cNvPicPr/>
                         </pic:nvPicPr>
                         <pic:blipFill>
-                          <a:blip r:embed="rId19" cstate="print">
+                          <a:blip r:embed="rId23" cstate="print">
                             <a:extLst>
                               <a:ext uri="{28A0092B-C50C-407E-A947-70E740481C1C}">
                                 <a14:useLocalDpi xmlns:a14="http://schemas.microsoft.com/office/drawing/2010/main" val="0"/>
@@ -5816,6 +9578,7 @@
                 <w:sz w:val="24"/>
                 <w:szCs w:val="24"/>
               </w:rPr>
+              <w:lastRenderedPageBreak/>
               <w:t>4</w:t>
             </w:r>
           </w:p>
@@ -6409,7 +10172,6 @@
                 <w:sz w:val="24"/>
                 <w:szCs w:val="24"/>
               </w:rPr>
-              <w:lastRenderedPageBreak/>
               <w:t>Langkah</w:t>
             </w:r>
           </w:p>
@@ -6762,6 +10524,7 @@
                 <w:sz w:val="24"/>
                 <w:szCs w:val="24"/>
               </w:rPr>
+              <w:lastRenderedPageBreak/>
               <w:t>3</w:t>
             </w:r>
           </w:p>
@@ -6804,7 +10567,7 @@
                           <pic:cNvPicPr/>
                         </pic:nvPicPr>
                         <pic:blipFill>
-                          <a:blip r:embed="rId20" cstate="print">
+                          <a:blip r:embed="rId24" cstate="print">
                             <a:extLst>
                               <a:ext uri="{28A0092B-C50C-407E-A947-70E740481C1C}">
                                 <a14:useLocalDpi xmlns:a14="http://schemas.microsoft.com/office/drawing/2010/main" val="0"/>
@@ -6858,7 +10621,7 @@
                           <pic:cNvPicPr/>
                         </pic:nvPicPr>
                         <pic:blipFill>
-                          <a:blip r:embed="rId21" cstate="print">
+                          <a:blip r:embed="rId25" cstate="print">
                             <a:extLst>
                               <a:ext uri="{28A0092B-C50C-407E-A947-70E740481C1C}">
                                 <a14:useLocalDpi xmlns:a14="http://schemas.microsoft.com/office/drawing/2010/main" val="0"/>
@@ -6915,7 +10678,7 @@
                           <pic:cNvPicPr/>
                         </pic:nvPicPr>
                         <pic:blipFill>
-                          <a:blip r:embed="rId22" cstate="print">
+                          <a:blip r:embed="rId26" cstate="print">
                             <a:extLst>
                               <a:ext uri="{28A0092B-C50C-407E-A947-70E740481C1C}">
                                 <a14:useLocalDpi xmlns:a14="http://schemas.microsoft.com/office/drawing/2010/main" val="0"/>
@@ -7944,7 +11707,7 @@
                           <pic:cNvPicPr/>
                         </pic:nvPicPr>
                         <pic:blipFill>
-                          <a:blip r:embed="rId23" cstate="print">
+                          <a:blip r:embed="rId27" cstate="print">
                             <a:extLst>
                               <a:ext uri="{28A0092B-C50C-407E-A947-70E740481C1C}">
                                 <a14:useLocalDpi xmlns:a14="http://schemas.microsoft.com/office/drawing/2010/main" val="0"/>
@@ -7998,7 +11761,7 @@
                           <pic:cNvPicPr/>
                         </pic:nvPicPr>
                         <pic:blipFill>
-                          <a:blip r:embed="rId24" cstate="print">
+                          <a:blip r:embed="rId28" cstate="print">
                             <a:extLst>
                               <a:ext uri="{28A0092B-C50C-407E-A947-70E740481C1C}">
                                 <a14:useLocalDpi xmlns:a14="http://schemas.microsoft.com/office/drawing/2010/main" val="0"/>
@@ -8133,7 +11896,7 @@
                           <pic:cNvPicPr/>
                         </pic:nvPicPr>
                         <pic:blipFill>
-                          <a:blip r:embed="rId25" cstate="print">
+                          <a:blip r:embed="rId29" cstate="print">
                             <a:extLst>
                               <a:ext uri="{28A0092B-C50C-407E-A947-70E740481C1C}">
                                 <a14:useLocalDpi xmlns:a14="http://schemas.microsoft.com/office/drawing/2010/main" val="0"/>
@@ -8509,6 +12272,155 @@
     </w:lvl>
   </w:abstractNum>
   <w:abstractNum w:abstractNumId="1" w15:restartNumberingAfterBreak="0">
+    <w:nsid w:val="18BB608A"/>
+    <w:multiLevelType w:val="multilevel"/>
+    <w:tmpl w:val="CFBA9C82"/>
+    <w:lvl w:ilvl="0">
+      <w:start w:val="1"/>
+      <w:numFmt w:val="bullet"/>
+      <w:lvlText w:val=""/>
+      <w:lvlJc w:val="left"/>
+      <w:pPr>
+        <w:tabs>
+          <w:tab w:val="num" w:pos="720"/>
+        </w:tabs>
+        <w:ind w:left="720" w:hanging="360"/>
+      </w:pPr>
+      <w:rPr>
+        <w:rFonts w:ascii="Symbol" w:hAnsi="Symbol" w:hint="default"/>
+        <w:sz w:val="20"/>
+      </w:rPr>
+    </w:lvl>
+    <w:lvl w:ilvl="1" w:tentative="1">
+      <w:start w:val="1"/>
+      <w:numFmt w:val="bullet"/>
+      <w:lvlText w:val="o"/>
+      <w:lvlJc w:val="left"/>
+      <w:pPr>
+        <w:tabs>
+          <w:tab w:val="num" w:pos="1440"/>
+        </w:tabs>
+        <w:ind w:left="1440" w:hanging="360"/>
+      </w:pPr>
+      <w:rPr>
+        <w:rFonts w:ascii="Courier New" w:hAnsi="Courier New" w:hint="default"/>
+        <w:sz w:val="20"/>
+      </w:rPr>
+    </w:lvl>
+    <w:lvl w:ilvl="2" w:tentative="1">
+      <w:start w:val="1"/>
+      <w:numFmt w:val="bullet"/>
+      <w:lvlText w:val=""/>
+      <w:lvlJc w:val="left"/>
+      <w:pPr>
+        <w:tabs>
+          <w:tab w:val="num" w:pos="2160"/>
+        </w:tabs>
+        <w:ind w:left="2160" w:hanging="360"/>
+      </w:pPr>
+      <w:rPr>
+        <w:rFonts w:ascii="Wingdings" w:hAnsi="Wingdings" w:hint="default"/>
+        <w:sz w:val="20"/>
+      </w:rPr>
+    </w:lvl>
+    <w:lvl w:ilvl="3" w:tentative="1">
+      <w:start w:val="1"/>
+      <w:numFmt w:val="bullet"/>
+      <w:lvlText w:val=""/>
+      <w:lvlJc w:val="left"/>
+      <w:pPr>
+        <w:tabs>
+          <w:tab w:val="num" w:pos="2880"/>
+        </w:tabs>
+        <w:ind w:left="2880" w:hanging="360"/>
+      </w:pPr>
+      <w:rPr>
+        <w:rFonts w:ascii="Wingdings" w:hAnsi="Wingdings" w:hint="default"/>
+        <w:sz w:val="20"/>
+      </w:rPr>
+    </w:lvl>
+    <w:lvl w:ilvl="4" w:tentative="1">
+      <w:start w:val="1"/>
+      <w:numFmt w:val="bullet"/>
+      <w:lvlText w:val=""/>
+      <w:lvlJc w:val="left"/>
+      <w:pPr>
+        <w:tabs>
+          <w:tab w:val="num" w:pos="3600"/>
+        </w:tabs>
+        <w:ind w:left="3600" w:hanging="360"/>
+      </w:pPr>
+      <w:rPr>
+        <w:rFonts w:ascii="Wingdings" w:hAnsi="Wingdings" w:hint="default"/>
+        <w:sz w:val="20"/>
+      </w:rPr>
+    </w:lvl>
+    <w:lvl w:ilvl="5" w:tentative="1">
+      <w:start w:val="1"/>
+      <w:numFmt w:val="bullet"/>
+      <w:lvlText w:val=""/>
+      <w:lvlJc w:val="left"/>
+      <w:pPr>
+        <w:tabs>
+          <w:tab w:val="num" w:pos="4320"/>
+        </w:tabs>
+        <w:ind w:left="4320" w:hanging="360"/>
+      </w:pPr>
+      <w:rPr>
+        <w:rFonts w:ascii="Wingdings" w:hAnsi="Wingdings" w:hint="default"/>
+        <w:sz w:val="20"/>
+      </w:rPr>
+    </w:lvl>
+    <w:lvl w:ilvl="6" w:tentative="1">
+      <w:start w:val="1"/>
+      <w:numFmt w:val="bullet"/>
+      <w:lvlText w:val=""/>
+      <w:lvlJc w:val="left"/>
+      <w:pPr>
+        <w:tabs>
+          <w:tab w:val="num" w:pos="5040"/>
+        </w:tabs>
+        <w:ind w:left="5040" w:hanging="360"/>
+      </w:pPr>
+      <w:rPr>
+        <w:rFonts w:ascii="Wingdings" w:hAnsi="Wingdings" w:hint="default"/>
+        <w:sz w:val="20"/>
+      </w:rPr>
+    </w:lvl>
+    <w:lvl w:ilvl="7" w:tentative="1">
+      <w:start w:val="1"/>
+      <w:numFmt w:val="bullet"/>
+      <w:lvlText w:val=""/>
+      <w:lvlJc w:val="left"/>
+      <w:pPr>
+        <w:tabs>
+          <w:tab w:val="num" w:pos="5760"/>
+        </w:tabs>
+        <w:ind w:left="5760" w:hanging="360"/>
+      </w:pPr>
+      <w:rPr>
+        <w:rFonts w:ascii="Wingdings" w:hAnsi="Wingdings" w:hint="default"/>
+        <w:sz w:val="20"/>
+      </w:rPr>
+    </w:lvl>
+    <w:lvl w:ilvl="8" w:tentative="1">
+      <w:start w:val="1"/>
+      <w:numFmt w:val="bullet"/>
+      <w:lvlText w:val=""/>
+      <w:lvlJc w:val="left"/>
+      <w:pPr>
+        <w:tabs>
+          <w:tab w:val="num" w:pos="6480"/>
+        </w:tabs>
+        <w:ind w:left="6480" w:hanging="360"/>
+      </w:pPr>
+      <w:rPr>
+        <w:rFonts w:ascii="Wingdings" w:hAnsi="Wingdings" w:hint="default"/>
+        <w:sz w:val="20"/>
+      </w:rPr>
+    </w:lvl>
+  </w:abstractNum>
+  <w:abstractNum w:abstractNumId="2" w15:restartNumberingAfterBreak="0">
     <w:nsid w:val="22969AFD"/>
     <w:multiLevelType w:val="multilevel"/>
     <w:tmpl w:val="FC725FDE"/>
@@ -8621,7 +12533,7 @@
       </w:rPr>
     </w:lvl>
   </w:abstractNum>
-  <w:abstractNum w:abstractNumId="2" w15:restartNumberingAfterBreak="0">
+  <w:abstractNum w:abstractNumId="3" w15:restartNumberingAfterBreak="0">
     <w:nsid w:val="25D1B308"/>
     <w:multiLevelType w:val="multilevel"/>
     <w:tmpl w:val="35848C6E"/>
@@ -8734,7 +12646,7 @@
       </w:rPr>
     </w:lvl>
   </w:abstractNum>
-  <w:abstractNum w:abstractNumId="3" w15:restartNumberingAfterBreak="0">
+  <w:abstractNum w:abstractNumId="4" w15:restartNumberingAfterBreak="0">
     <w:nsid w:val="26B91FB2"/>
     <w:multiLevelType w:val="hybridMultilevel"/>
     <w:tmpl w:val="62BEAFA0"/>
@@ -8847,7 +12759,7 @@
       </w:rPr>
     </w:lvl>
   </w:abstractNum>
-  <w:abstractNum w:abstractNumId="4" w15:restartNumberingAfterBreak="0">
+  <w:abstractNum w:abstractNumId="5" w15:restartNumberingAfterBreak="0">
     <w:nsid w:val="286C096F"/>
     <w:multiLevelType w:val="multilevel"/>
     <w:tmpl w:val="3CC84DE4"/>
@@ -8960,7 +12872,156 @@
       </w:rPr>
     </w:lvl>
   </w:abstractNum>
-  <w:abstractNum w:abstractNumId="5" w15:restartNumberingAfterBreak="0">
+  <w:abstractNum w:abstractNumId="6" w15:restartNumberingAfterBreak="0">
+    <w:nsid w:val="32397A6A"/>
+    <w:multiLevelType w:val="multilevel"/>
+    <w:tmpl w:val="01904670"/>
+    <w:lvl w:ilvl="0">
+      <w:start w:val="1"/>
+      <w:numFmt w:val="bullet"/>
+      <w:lvlText w:val=""/>
+      <w:lvlJc w:val="left"/>
+      <w:pPr>
+        <w:tabs>
+          <w:tab w:val="num" w:pos="720"/>
+        </w:tabs>
+        <w:ind w:left="720" w:hanging="360"/>
+      </w:pPr>
+      <w:rPr>
+        <w:rFonts w:ascii="Symbol" w:hAnsi="Symbol" w:hint="default"/>
+        <w:sz w:val="20"/>
+      </w:rPr>
+    </w:lvl>
+    <w:lvl w:ilvl="1" w:tentative="1">
+      <w:start w:val="1"/>
+      <w:numFmt w:val="bullet"/>
+      <w:lvlText w:val="o"/>
+      <w:lvlJc w:val="left"/>
+      <w:pPr>
+        <w:tabs>
+          <w:tab w:val="num" w:pos="1440"/>
+        </w:tabs>
+        <w:ind w:left="1440" w:hanging="360"/>
+      </w:pPr>
+      <w:rPr>
+        <w:rFonts w:ascii="Courier New" w:hAnsi="Courier New" w:hint="default"/>
+        <w:sz w:val="20"/>
+      </w:rPr>
+    </w:lvl>
+    <w:lvl w:ilvl="2" w:tentative="1">
+      <w:start w:val="1"/>
+      <w:numFmt w:val="bullet"/>
+      <w:lvlText w:val=""/>
+      <w:lvlJc w:val="left"/>
+      <w:pPr>
+        <w:tabs>
+          <w:tab w:val="num" w:pos="2160"/>
+        </w:tabs>
+        <w:ind w:left="2160" w:hanging="360"/>
+      </w:pPr>
+      <w:rPr>
+        <w:rFonts w:ascii="Wingdings" w:hAnsi="Wingdings" w:hint="default"/>
+        <w:sz w:val="20"/>
+      </w:rPr>
+    </w:lvl>
+    <w:lvl w:ilvl="3" w:tentative="1">
+      <w:start w:val="1"/>
+      <w:numFmt w:val="bullet"/>
+      <w:lvlText w:val=""/>
+      <w:lvlJc w:val="left"/>
+      <w:pPr>
+        <w:tabs>
+          <w:tab w:val="num" w:pos="2880"/>
+        </w:tabs>
+        <w:ind w:left="2880" w:hanging="360"/>
+      </w:pPr>
+      <w:rPr>
+        <w:rFonts w:ascii="Wingdings" w:hAnsi="Wingdings" w:hint="default"/>
+        <w:sz w:val="20"/>
+      </w:rPr>
+    </w:lvl>
+    <w:lvl w:ilvl="4" w:tentative="1">
+      <w:start w:val="1"/>
+      <w:numFmt w:val="bullet"/>
+      <w:lvlText w:val=""/>
+      <w:lvlJc w:val="left"/>
+      <w:pPr>
+        <w:tabs>
+          <w:tab w:val="num" w:pos="3600"/>
+        </w:tabs>
+        <w:ind w:left="3600" w:hanging="360"/>
+      </w:pPr>
+      <w:rPr>
+        <w:rFonts w:ascii="Wingdings" w:hAnsi="Wingdings" w:hint="default"/>
+        <w:sz w:val="20"/>
+      </w:rPr>
+    </w:lvl>
+    <w:lvl w:ilvl="5" w:tentative="1">
+      <w:start w:val="1"/>
+      <w:numFmt w:val="bullet"/>
+      <w:lvlText w:val=""/>
+      <w:lvlJc w:val="left"/>
+      <w:pPr>
+        <w:tabs>
+          <w:tab w:val="num" w:pos="4320"/>
+        </w:tabs>
+        <w:ind w:left="4320" w:hanging="360"/>
+      </w:pPr>
+      <w:rPr>
+        <w:rFonts w:ascii="Wingdings" w:hAnsi="Wingdings" w:hint="default"/>
+        <w:sz w:val="20"/>
+      </w:rPr>
+    </w:lvl>
+    <w:lvl w:ilvl="6" w:tentative="1">
+      <w:start w:val="1"/>
+      <w:numFmt w:val="bullet"/>
+      <w:lvlText w:val=""/>
+      <w:lvlJc w:val="left"/>
+      <w:pPr>
+        <w:tabs>
+          <w:tab w:val="num" w:pos="5040"/>
+        </w:tabs>
+        <w:ind w:left="5040" w:hanging="360"/>
+      </w:pPr>
+      <w:rPr>
+        <w:rFonts w:ascii="Wingdings" w:hAnsi="Wingdings" w:hint="default"/>
+        <w:sz w:val="20"/>
+      </w:rPr>
+    </w:lvl>
+    <w:lvl w:ilvl="7" w:tentative="1">
+      <w:start w:val="1"/>
+      <w:numFmt w:val="bullet"/>
+      <w:lvlText w:val=""/>
+      <w:lvlJc w:val="left"/>
+      <w:pPr>
+        <w:tabs>
+          <w:tab w:val="num" w:pos="5760"/>
+        </w:tabs>
+        <w:ind w:left="5760" w:hanging="360"/>
+      </w:pPr>
+      <w:rPr>
+        <w:rFonts w:ascii="Wingdings" w:hAnsi="Wingdings" w:hint="default"/>
+        <w:sz w:val="20"/>
+      </w:rPr>
+    </w:lvl>
+    <w:lvl w:ilvl="8" w:tentative="1">
+      <w:start w:val="1"/>
+      <w:numFmt w:val="bullet"/>
+      <w:lvlText w:val=""/>
+      <w:lvlJc w:val="left"/>
+      <w:pPr>
+        <w:tabs>
+          <w:tab w:val="num" w:pos="6480"/>
+        </w:tabs>
+        <w:ind w:left="6480" w:hanging="360"/>
+      </w:pPr>
+      <w:rPr>
+        <w:rFonts w:ascii="Wingdings" w:hAnsi="Wingdings" w:hint="default"/>
+        <w:sz w:val="20"/>
+      </w:rPr>
+    </w:lvl>
+  </w:abstractNum>
+  <w:abstractNum w:abstractNumId="7" w15:restartNumberingAfterBreak="0">
     <w:nsid w:val="380309E0"/>
     <w:multiLevelType w:val="hybridMultilevel"/>
     <w:tmpl w:val="46545338"/>
@@ -9073,7 +13134,7 @@
       </w:rPr>
     </w:lvl>
   </w:abstractNum>
-  <w:abstractNum w:abstractNumId="6" w15:restartNumberingAfterBreak="0">
+  <w:abstractNum w:abstractNumId="8" w15:restartNumberingAfterBreak="0">
     <w:nsid w:val="3A51B06D"/>
     <w:multiLevelType w:val="hybridMultilevel"/>
     <w:tmpl w:val="10D07208"/>
@@ -9159,7 +13220,238 @@
       </w:pPr>
     </w:lvl>
   </w:abstractNum>
-  <w:abstractNum w:abstractNumId="7" w15:restartNumberingAfterBreak="0">
+  <w:abstractNum w:abstractNumId="9" w15:restartNumberingAfterBreak="0">
+    <w:nsid w:val="407A5759"/>
+    <w:multiLevelType w:val="multilevel"/>
+    <w:tmpl w:val="7F14C8F2"/>
+    <w:lvl w:ilvl="0">
+      <w:start w:val="1"/>
+      <w:numFmt w:val="decimal"/>
+      <w:lvlText w:val="%1."/>
+      <w:lvlJc w:val="left"/>
+      <w:pPr>
+        <w:tabs>
+          <w:tab w:val="num" w:pos="720"/>
+        </w:tabs>
+        <w:ind w:left="720" w:hanging="360"/>
+      </w:pPr>
+    </w:lvl>
+    <w:lvl w:ilvl="1">
+      <w:start w:val="1"/>
+      <w:numFmt w:val="bullet"/>
+      <w:lvlText w:val="o"/>
+      <w:lvlJc w:val="left"/>
+      <w:pPr>
+        <w:tabs>
+          <w:tab w:val="num" w:pos="1440"/>
+        </w:tabs>
+        <w:ind w:left="1440" w:hanging="360"/>
+      </w:pPr>
+      <w:rPr>
+        <w:rFonts w:ascii="Courier New" w:hAnsi="Courier New" w:hint="default"/>
+        <w:sz w:val="20"/>
+      </w:rPr>
+    </w:lvl>
+    <w:lvl w:ilvl="2" w:tentative="1">
+      <w:start w:val="1"/>
+      <w:numFmt w:val="decimal"/>
+      <w:lvlText w:val="%3."/>
+      <w:lvlJc w:val="left"/>
+      <w:pPr>
+        <w:tabs>
+          <w:tab w:val="num" w:pos="2160"/>
+        </w:tabs>
+        <w:ind w:left="2160" w:hanging="360"/>
+      </w:pPr>
+    </w:lvl>
+    <w:lvl w:ilvl="3" w:tentative="1">
+      <w:start w:val="1"/>
+      <w:numFmt w:val="decimal"/>
+      <w:lvlText w:val="%4."/>
+      <w:lvlJc w:val="left"/>
+      <w:pPr>
+        <w:tabs>
+          <w:tab w:val="num" w:pos="2880"/>
+        </w:tabs>
+        <w:ind w:left="2880" w:hanging="360"/>
+      </w:pPr>
+    </w:lvl>
+    <w:lvl w:ilvl="4" w:tentative="1">
+      <w:start w:val="1"/>
+      <w:numFmt w:val="decimal"/>
+      <w:lvlText w:val="%5."/>
+      <w:lvlJc w:val="left"/>
+      <w:pPr>
+        <w:tabs>
+          <w:tab w:val="num" w:pos="3600"/>
+        </w:tabs>
+        <w:ind w:left="3600" w:hanging="360"/>
+      </w:pPr>
+    </w:lvl>
+    <w:lvl w:ilvl="5" w:tentative="1">
+      <w:start w:val="1"/>
+      <w:numFmt w:val="decimal"/>
+      <w:lvlText w:val="%6."/>
+      <w:lvlJc w:val="left"/>
+      <w:pPr>
+        <w:tabs>
+          <w:tab w:val="num" w:pos="4320"/>
+        </w:tabs>
+        <w:ind w:left="4320" w:hanging="360"/>
+      </w:pPr>
+    </w:lvl>
+    <w:lvl w:ilvl="6" w:tentative="1">
+      <w:start w:val="1"/>
+      <w:numFmt w:val="decimal"/>
+      <w:lvlText w:val="%7."/>
+      <w:lvlJc w:val="left"/>
+      <w:pPr>
+        <w:tabs>
+          <w:tab w:val="num" w:pos="5040"/>
+        </w:tabs>
+        <w:ind w:left="5040" w:hanging="360"/>
+      </w:pPr>
+    </w:lvl>
+    <w:lvl w:ilvl="7" w:tentative="1">
+      <w:start w:val="1"/>
+      <w:numFmt w:val="decimal"/>
+      <w:lvlText w:val="%8."/>
+      <w:lvlJc w:val="left"/>
+      <w:pPr>
+        <w:tabs>
+          <w:tab w:val="num" w:pos="5760"/>
+        </w:tabs>
+        <w:ind w:left="5760" w:hanging="360"/>
+      </w:pPr>
+    </w:lvl>
+    <w:lvl w:ilvl="8" w:tentative="1">
+      <w:start w:val="1"/>
+      <w:numFmt w:val="decimal"/>
+      <w:lvlText w:val="%9."/>
+      <w:lvlJc w:val="left"/>
+      <w:pPr>
+        <w:tabs>
+          <w:tab w:val="num" w:pos="6480"/>
+        </w:tabs>
+        <w:ind w:left="6480" w:hanging="360"/>
+      </w:pPr>
+    </w:lvl>
+  </w:abstractNum>
+  <w:abstractNum w:abstractNumId="10" w15:restartNumberingAfterBreak="0">
+    <w:nsid w:val="41284E65"/>
+    <w:multiLevelType w:val="multilevel"/>
+    <w:tmpl w:val="C582804E"/>
+    <w:lvl w:ilvl="0">
+      <w:start w:val="1"/>
+      <w:numFmt w:val="decimal"/>
+      <w:lvlText w:val="%1."/>
+      <w:lvlJc w:val="left"/>
+      <w:pPr>
+        <w:tabs>
+          <w:tab w:val="num" w:pos="720"/>
+        </w:tabs>
+        <w:ind w:left="720" w:hanging="360"/>
+      </w:pPr>
+    </w:lvl>
+    <w:lvl w:ilvl="1">
+      <w:start w:val="1"/>
+      <w:numFmt w:val="bullet"/>
+      <w:lvlText w:val=""/>
+      <w:lvlJc w:val="left"/>
+      <w:pPr>
+        <w:ind w:left="1440" w:hanging="360"/>
+      </w:pPr>
+      <w:rPr>
+        <w:rFonts w:ascii="Symbol" w:hAnsi="Symbol" w:hint="default"/>
+        <w:color w:val="auto"/>
+      </w:rPr>
+    </w:lvl>
+    <w:lvl w:ilvl="2" w:tentative="1">
+      <w:start w:val="1"/>
+      <w:numFmt w:val="decimal"/>
+      <w:lvlText w:val="%3."/>
+      <w:lvlJc w:val="left"/>
+      <w:pPr>
+        <w:tabs>
+          <w:tab w:val="num" w:pos="2160"/>
+        </w:tabs>
+        <w:ind w:left="2160" w:hanging="360"/>
+      </w:pPr>
+    </w:lvl>
+    <w:lvl w:ilvl="3" w:tentative="1">
+      <w:start w:val="1"/>
+      <w:numFmt w:val="decimal"/>
+      <w:lvlText w:val="%4."/>
+      <w:lvlJc w:val="left"/>
+      <w:pPr>
+        <w:tabs>
+          <w:tab w:val="num" w:pos="2880"/>
+        </w:tabs>
+        <w:ind w:left="2880" w:hanging="360"/>
+      </w:pPr>
+    </w:lvl>
+    <w:lvl w:ilvl="4" w:tentative="1">
+      <w:start w:val="1"/>
+      <w:numFmt w:val="decimal"/>
+      <w:lvlText w:val="%5."/>
+      <w:lvlJc w:val="left"/>
+      <w:pPr>
+        <w:tabs>
+          <w:tab w:val="num" w:pos="3600"/>
+        </w:tabs>
+        <w:ind w:left="3600" w:hanging="360"/>
+      </w:pPr>
+    </w:lvl>
+    <w:lvl w:ilvl="5" w:tentative="1">
+      <w:start w:val="1"/>
+      <w:numFmt w:val="decimal"/>
+      <w:lvlText w:val="%6."/>
+      <w:lvlJc w:val="left"/>
+      <w:pPr>
+        <w:tabs>
+          <w:tab w:val="num" w:pos="4320"/>
+        </w:tabs>
+        <w:ind w:left="4320" w:hanging="360"/>
+      </w:pPr>
+    </w:lvl>
+    <w:lvl w:ilvl="6" w:tentative="1">
+      <w:start w:val="1"/>
+      <w:numFmt w:val="decimal"/>
+      <w:lvlText w:val="%7."/>
+      <w:lvlJc w:val="left"/>
+      <w:pPr>
+        <w:tabs>
+          <w:tab w:val="num" w:pos="5040"/>
+        </w:tabs>
+        <w:ind w:left="5040" w:hanging="360"/>
+      </w:pPr>
+    </w:lvl>
+    <w:lvl w:ilvl="7" w:tentative="1">
+      <w:start w:val="1"/>
+      <w:numFmt w:val="decimal"/>
+      <w:lvlText w:val="%8."/>
+      <w:lvlJc w:val="left"/>
+      <w:pPr>
+        <w:tabs>
+          <w:tab w:val="num" w:pos="5760"/>
+        </w:tabs>
+        <w:ind w:left="5760" w:hanging="360"/>
+      </w:pPr>
+    </w:lvl>
+    <w:lvl w:ilvl="8" w:tentative="1">
+      <w:start w:val="1"/>
+      <w:numFmt w:val="decimal"/>
+      <w:lvlText w:val="%9."/>
+      <w:lvlJc w:val="left"/>
+      <w:pPr>
+        <w:tabs>
+          <w:tab w:val="num" w:pos="6480"/>
+        </w:tabs>
+        <w:ind w:left="6480" w:hanging="360"/>
+      </w:pPr>
+    </w:lvl>
+  </w:abstractNum>
+  <w:abstractNum w:abstractNumId="11" w15:restartNumberingAfterBreak="0">
     <w:nsid w:val="476019DD"/>
     <w:multiLevelType w:val="multilevel"/>
     <w:tmpl w:val="DCB2457E"/>
@@ -9272,7 +13564,7 @@
       </w:rPr>
     </w:lvl>
   </w:abstractNum>
-  <w:abstractNum w:abstractNumId="8" w15:restartNumberingAfterBreak="0">
+  <w:abstractNum w:abstractNumId="12" w15:restartNumberingAfterBreak="0">
     <w:nsid w:val="476963BE"/>
     <w:multiLevelType w:val="hybridMultilevel"/>
     <w:tmpl w:val="B260B170"/>
@@ -9358,7 +13650,7 @@
       </w:pPr>
     </w:lvl>
   </w:abstractNum>
-  <w:abstractNum w:abstractNumId="9" w15:restartNumberingAfterBreak="0">
+  <w:abstractNum w:abstractNumId="13" w15:restartNumberingAfterBreak="0">
     <w:nsid w:val="53831EDB"/>
     <w:multiLevelType w:val="multilevel"/>
     <w:tmpl w:val="A20C485A"/>
@@ -9471,7 +13763,7 @@
       </w:rPr>
     </w:lvl>
   </w:abstractNum>
-  <w:abstractNum w:abstractNumId="10" w15:restartNumberingAfterBreak="0">
+  <w:abstractNum w:abstractNumId="14" w15:restartNumberingAfterBreak="0">
     <w:nsid w:val="558CA036"/>
     <w:multiLevelType w:val="hybridMultilevel"/>
     <w:tmpl w:val="ABAC5718"/>
@@ -9557,7 +13849,7 @@
       </w:pPr>
     </w:lvl>
   </w:abstractNum>
-  <w:abstractNum w:abstractNumId="11" w15:restartNumberingAfterBreak="0">
+  <w:abstractNum w:abstractNumId="15" w15:restartNumberingAfterBreak="0">
     <w:nsid w:val="5660498B"/>
     <w:multiLevelType w:val="hybridMultilevel"/>
     <w:tmpl w:val="B84006E4"/>
@@ -9670,7 +13962,156 @@
       </w:rPr>
     </w:lvl>
   </w:abstractNum>
-  <w:abstractNum w:abstractNumId="12" w15:restartNumberingAfterBreak="0">
+  <w:abstractNum w:abstractNumId="16" w15:restartNumberingAfterBreak="0">
+    <w:nsid w:val="573603BA"/>
+    <w:multiLevelType w:val="multilevel"/>
+    <w:tmpl w:val="4B882F4A"/>
+    <w:lvl w:ilvl="0">
+      <w:start w:val="1"/>
+      <w:numFmt w:val="bullet"/>
+      <w:lvlText w:val=""/>
+      <w:lvlJc w:val="left"/>
+      <w:pPr>
+        <w:tabs>
+          <w:tab w:val="num" w:pos="720"/>
+        </w:tabs>
+        <w:ind w:left="720" w:hanging="360"/>
+      </w:pPr>
+      <w:rPr>
+        <w:rFonts w:ascii="Symbol" w:hAnsi="Symbol" w:hint="default"/>
+        <w:sz w:val="20"/>
+      </w:rPr>
+    </w:lvl>
+    <w:lvl w:ilvl="1" w:tentative="1">
+      <w:start w:val="1"/>
+      <w:numFmt w:val="bullet"/>
+      <w:lvlText w:val="o"/>
+      <w:lvlJc w:val="left"/>
+      <w:pPr>
+        <w:tabs>
+          <w:tab w:val="num" w:pos="1440"/>
+        </w:tabs>
+        <w:ind w:left="1440" w:hanging="360"/>
+      </w:pPr>
+      <w:rPr>
+        <w:rFonts w:ascii="Courier New" w:hAnsi="Courier New" w:hint="default"/>
+        <w:sz w:val="20"/>
+      </w:rPr>
+    </w:lvl>
+    <w:lvl w:ilvl="2" w:tentative="1">
+      <w:start w:val="1"/>
+      <w:numFmt w:val="bullet"/>
+      <w:lvlText w:val=""/>
+      <w:lvlJc w:val="left"/>
+      <w:pPr>
+        <w:tabs>
+          <w:tab w:val="num" w:pos="2160"/>
+        </w:tabs>
+        <w:ind w:left="2160" w:hanging="360"/>
+      </w:pPr>
+      <w:rPr>
+        <w:rFonts w:ascii="Wingdings" w:hAnsi="Wingdings" w:hint="default"/>
+        <w:sz w:val="20"/>
+      </w:rPr>
+    </w:lvl>
+    <w:lvl w:ilvl="3" w:tentative="1">
+      <w:start w:val="1"/>
+      <w:numFmt w:val="bullet"/>
+      <w:lvlText w:val=""/>
+      <w:lvlJc w:val="left"/>
+      <w:pPr>
+        <w:tabs>
+          <w:tab w:val="num" w:pos="2880"/>
+        </w:tabs>
+        <w:ind w:left="2880" w:hanging="360"/>
+      </w:pPr>
+      <w:rPr>
+        <w:rFonts w:ascii="Wingdings" w:hAnsi="Wingdings" w:hint="default"/>
+        <w:sz w:val="20"/>
+      </w:rPr>
+    </w:lvl>
+    <w:lvl w:ilvl="4" w:tentative="1">
+      <w:start w:val="1"/>
+      <w:numFmt w:val="bullet"/>
+      <w:lvlText w:val=""/>
+      <w:lvlJc w:val="left"/>
+      <w:pPr>
+        <w:tabs>
+          <w:tab w:val="num" w:pos="3600"/>
+        </w:tabs>
+        <w:ind w:left="3600" w:hanging="360"/>
+      </w:pPr>
+      <w:rPr>
+        <w:rFonts w:ascii="Wingdings" w:hAnsi="Wingdings" w:hint="default"/>
+        <w:sz w:val="20"/>
+      </w:rPr>
+    </w:lvl>
+    <w:lvl w:ilvl="5" w:tentative="1">
+      <w:start w:val="1"/>
+      <w:numFmt w:val="bullet"/>
+      <w:lvlText w:val=""/>
+      <w:lvlJc w:val="left"/>
+      <w:pPr>
+        <w:tabs>
+          <w:tab w:val="num" w:pos="4320"/>
+        </w:tabs>
+        <w:ind w:left="4320" w:hanging="360"/>
+      </w:pPr>
+      <w:rPr>
+        <w:rFonts w:ascii="Wingdings" w:hAnsi="Wingdings" w:hint="default"/>
+        <w:sz w:val="20"/>
+      </w:rPr>
+    </w:lvl>
+    <w:lvl w:ilvl="6" w:tentative="1">
+      <w:start w:val="1"/>
+      <w:numFmt w:val="bullet"/>
+      <w:lvlText w:val=""/>
+      <w:lvlJc w:val="left"/>
+      <w:pPr>
+        <w:tabs>
+          <w:tab w:val="num" w:pos="5040"/>
+        </w:tabs>
+        <w:ind w:left="5040" w:hanging="360"/>
+      </w:pPr>
+      <w:rPr>
+        <w:rFonts w:ascii="Wingdings" w:hAnsi="Wingdings" w:hint="default"/>
+        <w:sz w:val="20"/>
+      </w:rPr>
+    </w:lvl>
+    <w:lvl w:ilvl="7" w:tentative="1">
+      <w:start w:val="1"/>
+      <w:numFmt w:val="bullet"/>
+      <w:lvlText w:val=""/>
+      <w:lvlJc w:val="left"/>
+      <w:pPr>
+        <w:tabs>
+          <w:tab w:val="num" w:pos="5760"/>
+        </w:tabs>
+        <w:ind w:left="5760" w:hanging="360"/>
+      </w:pPr>
+      <w:rPr>
+        <w:rFonts w:ascii="Wingdings" w:hAnsi="Wingdings" w:hint="default"/>
+        <w:sz w:val="20"/>
+      </w:rPr>
+    </w:lvl>
+    <w:lvl w:ilvl="8" w:tentative="1">
+      <w:start w:val="1"/>
+      <w:numFmt w:val="bullet"/>
+      <w:lvlText w:val=""/>
+      <w:lvlJc w:val="left"/>
+      <w:pPr>
+        <w:tabs>
+          <w:tab w:val="num" w:pos="6480"/>
+        </w:tabs>
+        <w:ind w:left="6480" w:hanging="360"/>
+      </w:pPr>
+      <w:rPr>
+        <w:rFonts w:ascii="Wingdings" w:hAnsi="Wingdings" w:hint="default"/>
+        <w:sz w:val="20"/>
+      </w:rPr>
+    </w:lvl>
+  </w:abstractNum>
+  <w:abstractNum w:abstractNumId="17" w15:restartNumberingAfterBreak="0">
     <w:nsid w:val="59B8B228"/>
     <w:multiLevelType w:val="hybridMultilevel"/>
     <w:tmpl w:val="5A3AC9CA"/>
@@ -9783,7 +14224,7 @@
       </w:rPr>
     </w:lvl>
   </w:abstractNum>
-  <w:abstractNum w:abstractNumId="13" w15:restartNumberingAfterBreak="0">
+  <w:abstractNum w:abstractNumId="18" w15:restartNumberingAfterBreak="0">
     <w:nsid w:val="5D96A69A"/>
     <w:multiLevelType w:val="multilevel"/>
     <w:tmpl w:val="D3EC81CC"/>
@@ -9869,7 +14310,7 @@
       </w:pPr>
     </w:lvl>
   </w:abstractNum>
-  <w:abstractNum w:abstractNumId="14" w15:restartNumberingAfterBreak="0">
+  <w:abstractNum w:abstractNumId="19" w15:restartNumberingAfterBreak="0">
     <w:nsid w:val="5F0340BA"/>
     <w:multiLevelType w:val="hybridMultilevel"/>
     <w:tmpl w:val="66DC7BF4"/>
@@ -9955,7 +14396,7 @@
       </w:pPr>
     </w:lvl>
   </w:abstractNum>
-  <w:abstractNum w:abstractNumId="15" w15:restartNumberingAfterBreak="0">
+  <w:abstractNum w:abstractNumId="20" w15:restartNumberingAfterBreak="0">
     <w:nsid w:val="62230D6B"/>
     <w:multiLevelType w:val="hybridMultilevel"/>
     <w:tmpl w:val="50A65DDE"/>
@@ -10068,7 +14509,7 @@
       </w:rPr>
     </w:lvl>
   </w:abstractNum>
-  <w:abstractNum w:abstractNumId="16" w15:restartNumberingAfterBreak="0">
+  <w:abstractNum w:abstractNumId="21" w15:restartNumberingAfterBreak="0">
     <w:nsid w:val="68B51540"/>
     <w:multiLevelType w:val="multilevel"/>
     <w:tmpl w:val="AA6A5234"/>
@@ -10181,7 +14622,7 @@
       </w:rPr>
     </w:lvl>
   </w:abstractNum>
-  <w:abstractNum w:abstractNumId="17" w15:restartNumberingAfterBreak="0">
+  <w:abstractNum w:abstractNumId="22" w15:restartNumberingAfterBreak="0">
     <w:nsid w:val="6DA5B903"/>
     <w:multiLevelType w:val="hybridMultilevel"/>
     <w:tmpl w:val="565EB7FA"/>
@@ -10294,7 +14735,7 @@
       </w:rPr>
     </w:lvl>
   </w:abstractNum>
-  <w:abstractNum w:abstractNumId="18" w15:restartNumberingAfterBreak="0">
+  <w:abstractNum w:abstractNumId="23" w15:restartNumberingAfterBreak="0">
     <w:nsid w:val="71BE0C43"/>
     <w:multiLevelType w:val="hybridMultilevel"/>
     <w:tmpl w:val="49407C84"/>
@@ -10380,7 +14821,7 @@
       </w:pPr>
     </w:lvl>
   </w:abstractNum>
-  <w:abstractNum w:abstractNumId="19" w15:restartNumberingAfterBreak="0">
+  <w:abstractNum w:abstractNumId="24" w15:restartNumberingAfterBreak="0">
     <w:nsid w:val="73E35383"/>
     <w:multiLevelType w:val="hybridMultilevel"/>
     <w:tmpl w:val="575E1666"/>
@@ -10493,7 +14934,7 @@
       </w:rPr>
     </w:lvl>
   </w:abstractNum>
-  <w:abstractNum w:abstractNumId="20" w15:restartNumberingAfterBreak="0">
+  <w:abstractNum w:abstractNumId="25" w15:restartNumberingAfterBreak="0">
     <w:nsid w:val="7564D29F"/>
     <w:multiLevelType w:val="hybridMultilevel"/>
     <w:tmpl w:val="53E4D408"/>
@@ -10579,7 +15020,7 @@
       </w:pPr>
     </w:lvl>
   </w:abstractNum>
-  <w:abstractNum w:abstractNumId="21" w15:restartNumberingAfterBreak="0">
+  <w:abstractNum w:abstractNumId="26" w15:restartNumberingAfterBreak="0">
     <w:nsid w:val="771529C2"/>
     <w:multiLevelType w:val="multilevel"/>
     <w:tmpl w:val="F07EA2D6"/>
@@ -10665,7 +15106,7 @@
       </w:pPr>
     </w:lvl>
   </w:abstractNum>
-  <w:abstractNum w:abstractNumId="22" w15:restartNumberingAfterBreak="0">
+  <w:abstractNum w:abstractNumId="27" w15:restartNumberingAfterBreak="0">
     <w:nsid w:val="7B1BC381"/>
     <w:multiLevelType w:val="multilevel"/>
     <w:tmpl w:val="B77822F4"/>
@@ -10778,10 +15219,10 @@
       </w:rPr>
     </w:lvl>
   </w:abstractNum>
-  <w:abstractNum w:abstractNumId="23" w15:restartNumberingAfterBreak="0">
+  <w:abstractNum w:abstractNumId="28" w15:restartNumberingAfterBreak="0">
     <w:nsid w:val="7B8209D5"/>
     <w:multiLevelType w:val="hybridMultilevel"/>
-    <w:tmpl w:val="45BA4182"/>
+    <w:tmpl w:val="14B0E51E"/>
     <w:lvl w:ilvl="0" w:tplc="EF08BFB2">
       <w:start w:val="1"/>
       <w:numFmt w:val="bullet"/>
@@ -10892,7 +15333,7 @@
       </w:rPr>
     </w:lvl>
   </w:abstractNum>
-  <w:abstractNum w:abstractNumId="24" w15:restartNumberingAfterBreak="0">
+  <w:abstractNum w:abstractNumId="29" w15:restartNumberingAfterBreak="0">
     <w:nsid w:val="7C6338D9"/>
     <w:multiLevelType w:val="hybridMultilevel"/>
     <w:tmpl w:val="63B6D77E"/>
@@ -11006,79 +15447,94 @@
     </w:lvl>
   </w:abstractNum>
   <w:num w:numId="1" w16cid:durableId="1585803271">
+    <w:abstractNumId w:val="25"/>
+  </w:num>
+  <w:num w:numId="2" w16cid:durableId="46926074">
+    <w:abstractNumId w:val="14"/>
+  </w:num>
+  <w:num w:numId="3" w16cid:durableId="194932723">
+    <w:abstractNumId w:val="29"/>
+  </w:num>
+  <w:num w:numId="4" w16cid:durableId="442919580">
+    <w:abstractNumId w:val="22"/>
+  </w:num>
+  <w:num w:numId="5" w16cid:durableId="187761087">
+    <w:abstractNumId w:val="17"/>
+  </w:num>
+  <w:num w:numId="6" w16cid:durableId="1896160778">
+    <w:abstractNumId w:val="15"/>
+  </w:num>
+  <w:num w:numId="7" w16cid:durableId="1116558030">
     <w:abstractNumId w:val="20"/>
   </w:num>
-  <w:num w:numId="2" w16cid:durableId="46926074">
-    <w:abstractNumId w:val="10"/>
+  <w:num w:numId="8" w16cid:durableId="1967157430">
+    <w:abstractNumId w:val="7"/>
   </w:num>
-  <w:num w:numId="3" w16cid:durableId="194932723">
+  <w:num w:numId="9" w16cid:durableId="2124031931">
+    <w:abstractNumId w:val="13"/>
+  </w:num>
+  <w:num w:numId="10" w16cid:durableId="205407785">
+    <w:abstractNumId w:val="3"/>
+  </w:num>
+  <w:num w:numId="11" w16cid:durableId="917254555">
+    <w:abstractNumId w:val="27"/>
+  </w:num>
+  <w:num w:numId="12" w16cid:durableId="568421033">
+    <w:abstractNumId w:val="21"/>
+  </w:num>
+  <w:num w:numId="13" w16cid:durableId="1906641051">
+    <w:abstractNumId w:val="4"/>
+  </w:num>
+  <w:num w:numId="14" w16cid:durableId="1534225532">
+    <w:abstractNumId w:val="11"/>
+  </w:num>
+  <w:num w:numId="15" w16cid:durableId="2139372153">
     <w:abstractNumId w:val="24"/>
   </w:num>
-  <w:num w:numId="4" w16cid:durableId="442919580">
-    <w:abstractNumId w:val="17"/>
+  <w:num w:numId="16" w16cid:durableId="1891571969">
+    <w:abstractNumId w:val="5"/>
   </w:num>
-  <w:num w:numId="5" w16cid:durableId="187761087">
+  <w:num w:numId="17" w16cid:durableId="752816482">
+    <w:abstractNumId w:val="8"/>
+  </w:num>
+  <w:num w:numId="18" w16cid:durableId="1697389397">
+    <w:abstractNumId w:val="19"/>
+  </w:num>
+  <w:num w:numId="19" w16cid:durableId="1567494766">
     <w:abstractNumId w:val="12"/>
   </w:num>
-  <w:num w:numId="6" w16cid:durableId="1896160778">
-    <w:abstractNumId w:val="11"/>
-  </w:num>
-  <w:num w:numId="7" w16cid:durableId="1116558030">
-    <w:abstractNumId w:val="15"/>
-  </w:num>
-  <w:num w:numId="8" w16cid:durableId="1967157430">
-    <w:abstractNumId w:val="5"/>
-  </w:num>
-  <w:num w:numId="9" w16cid:durableId="2124031931">
-    <w:abstractNumId w:val="9"/>
-  </w:num>
-  <w:num w:numId="10" w16cid:durableId="205407785">
-    <w:abstractNumId w:val="2"/>
-  </w:num>
-  <w:num w:numId="11" w16cid:durableId="917254555">
-    <w:abstractNumId w:val="22"/>
-  </w:num>
-  <w:num w:numId="12" w16cid:durableId="568421033">
-    <w:abstractNumId w:val="16"/>
-  </w:num>
-  <w:num w:numId="13" w16cid:durableId="1906641051">
-    <w:abstractNumId w:val="3"/>
-  </w:num>
-  <w:num w:numId="14" w16cid:durableId="1534225532">
-    <w:abstractNumId w:val="7"/>
-  </w:num>
-  <w:num w:numId="15" w16cid:durableId="2139372153">
-    <w:abstractNumId w:val="19"/>
-  </w:num>
-  <w:num w:numId="16" w16cid:durableId="1891571969">
-    <w:abstractNumId w:val="4"/>
-  </w:num>
-  <w:num w:numId="17" w16cid:durableId="752816482">
-    <w:abstractNumId w:val="6"/>
-  </w:num>
-  <w:num w:numId="18" w16cid:durableId="1697389397">
-    <w:abstractNumId w:val="14"/>
-  </w:num>
-  <w:num w:numId="19" w16cid:durableId="1567494766">
-    <w:abstractNumId w:val="8"/>
-  </w:num>
   <w:num w:numId="20" w16cid:durableId="1665821381">
-    <w:abstractNumId w:val="18"/>
+    <w:abstractNumId w:val="23"/>
   </w:num>
   <w:num w:numId="21" w16cid:durableId="278073783">
     <w:abstractNumId w:val="0"/>
   </w:num>
   <w:num w:numId="22" w16cid:durableId="2107774338">
-    <w:abstractNumId w:val="21"/>
+    <w:abstractNumId w:val="26"/>
   </w:num>
   <w:num w:numId="23" w16cid:durableId="583226048">
-    <w:abstractNumId w:val="13"/>
+    <w:abstractNumId w:val="18"/>
   </w:num>
   <w:num w:numId="24" w16cid:durableId="113060350">
-    <w:abstractNumId w:val="1"/>
+    <w:abstractNumId w:val="2"/>
   </w:num>
   <w:num w:numId="25" w16cid:durableId="10181310">
-    <w:abstractNumId w:val="23"/>
+    <w:abstractNumId w:val="28"/>
+  </w:num>
+  <w:num w:numId="26" w16cid:durableId="1135216702">
+    <w:abstractNumId w:val="9"/>
+  </w:num>
+  <w:num w:numId="27" w16cid:durableId="1308900458">
+    <w:abstractNumId w:val="16"/>
+  </w:num>
+  <w:num w:numId="28" w16cid:durableId="1090926457">
+    <w:abstractNumId w:val="10"/>
+  </w:num>
+  <w:num w:numId="29" w16cid:durableId="1329748722">
+    <w:abstractNumId w:val="6"/>
+  </w:num>
+  <w:num w:numId="30" w16cid:durableId="1365910735">
+    <w:abstractNumId w:val="1"/>
   </w:num>
 </w:numbering>
 </file>
@@ -11485,7 +15941,6 @@
   <w:style w:type="character" w:default="1" w:styleId="DefaultParagraphFont">
     <w:name w:val="Default Paragraph Font"/>
     <w:uiPriority w:val="1"/>
-    <w:semiHidden/>
     <w:unhideWhenUsed/>
   </w:style>
   <w:style w:type="table" w:default="1" w:styleId="TableNormal">
